--- a/docs/developpement/phases/word/PHASE_25_MARQUE_FLAIX_EXPERT_LIEUX_ET_DIRECTEURS_DEPUIS_LE_BACK_OFFICE_MOTS_DE_.docx
+++ b/docs/developpement/phases/word/PHASE_25_MARQUE_FLAIX_EXPERT_LIEUX_ET_DIRECTEURS_DEPUIS_LE_BACK_OFFICE_MOTS_DE_.docx
@@ -20,7 +20,7 @@
       <w:r>
         <w:t xml:space="preserve">FlaiX Expert · dossier de développement · généré le 2026-10-04 depuis le dépôt </w:t>
       </w:r>
-      <w:hyperlink w:history="1" r:id="rIdbdjk8pr4vfm9ijrz0_vuc">
+      <w:hyperlink w:history="1" r:id="rIdsoqreat4ox8lb3-fe7m_b">
         <w:r>
           <w:rPr>
             <w:rStyle w:val="Hyperlink"/>
@@ -597,7 +597,7 @@
           <w:numId w:val="2"/>
         </w:numPr>
       </w:pPr>
-      <w:hyperlink w:history="1" r:id="rIdpln_fq__sw4m3gvsgpk0n">
+      <w:hyperlink w:history="1" r:id="rIdqel0oj9olfpdhbwaaat5e">
         <w:r>
           <w:rPr>
             <w:rStyle w:val="Hyperlink"/>
@@ -617,7 +617,7 @@
           <w:numId w:val="2"/>
         </w:numPr>
       </w:pPr>
-      <w:hyperlink w:history="1" r:id="rIdizjrsgsxxx5htjbkyzelv">
+      <w:hyperlink w:history="1" r:id="rId3iyqc71f_89xfekj18kax">
         <w:r>
           <w:rPr>
             <w:rStyle w:val="Hyperlink"/>
@@ -637,7 +637,7 @@
           <w:numId w:val="2"/>
         </w:numPr>
       </w:pPr>
-      <w:hyperlink w:history="1" r:id="rIdy6sgj8enjapxgl5fcemca">
+      <w:hyperlink w:history="1" r:id="rIdoetisbkgi87xwyzfxewgm">
         <w:r>
           <w:rPr>
             <w:rStyle w:val="Hyperlink"/>
@@ -685,7 +685,7 @@
       <w:r>
         <w:t xml:space="preserve"> — créé — </w:t>
       </w:r>
-      <w:hyperlink w:history="1" r:id="rIdq71t2nmnju9bm6nki2o1k">
+      <w:hyperlink w:history="1" r:id="rIdk5_kconkdltlalgrxetbn">
         <w:r>
           <w:rPr>
             <w:rStyle w:val="Hyperlink"/>
@@ -722,7 +722,7 @@
       <w:r>
         <w:t xml:space="preserve"> — modifié — </w:t>
       </w:r>
-      <w:hyperlink w:history="1" r:id="rIdpk0mbz8dsjuqare3yhlvk">
+      <w:hyperlink w:history="1" r:id="rIdspmf3iv9plnxjq93ok5xm">
         <w:r>
           <w:rPr>
             <w:rStyle w:val="Hyperlink"/>
@@ -751,7 +751,7 @@
       <w:r>
         <w:t xml:space="preserve"> — créé — </w:t>
       </w:r>
-      <w:hyperlink w:history="1" r:id="rIdtbejykx3q8ztst4srtdq5">
+      <w:hyperlink w:history="1" r:id="rIdrqvoexdmzujw1hs5d7cjk">
         <w:r>
           <w:rPr>
             <w:rStyle w:val="Hyperlink"/>
@@ -780,7 +780,7 @@
       <w:r>
         <w:t xml:space="preserve"> — modifié — </w:t>
       </w:r>
-      <w:hyperlink w:history="1" r:id="rIdsz6idf7hn8dioxxfcixf8">
+      <w:hyperlink w:history="1" r:id="rIdrishjmw4zgnc4fyxj8n0k">
         <w:r>
           <w:rPr>
             <w:rStyle w:val="Hyperlink"/>
@@ -809,7 +809,7 @@
       <w:r>
         <w:t xml:space="preserve"> — créé — </w:t>
       </w:r>
-      <w:hyperlink w:history="1" r:id="rIdrxfon_7ntoz6xwlo8hpa7">
+      <w:hyperlink w:history="1" r:id="rIdoygj-toimsafs2hsoexb-">
         <w:r>
           <w:rPr>
             <w:rStyle w:val="Hyperlink"/>
@@ -846,7 +846,7 @@
       <w:r>
         <w:t xml:space="preserve"> — modifié — </w:t>
       </w:r>
-      <w:hyperlink w:history="1" r:id="rIdqsfmonkedxugegdvtju9e">
+      <w:hyperlink w:history="1" r:id="rIdajwghv6i4jxhwk2_crqa3">
         <w:r>
           <w:rPr>
             <w:rStyle w:val="Hyperlink"/>
@@ -875,7 +875,7 @@
       <w:r>
         <w:t xml:space="preserve"> — modifié — </w:t>
       </w:r>
-      <w:hyperlink w:history="1" r:id="rIdvux8wud6c0qmekru8z3t5">
+      <w:hyperlink w:history="1" r:id="rIdkvbbtonvqa9oz_m1kgkkb">
         <w:r>
           <w:rPr>
             <w:rStyle w:val="Hyperlink"/>
@@ -904,7 +904,7 @@
       <w:r>
         <w:t xml:space="preserve"> — modifié — </w:t>
       </w:r>
-      <w:hyperlink w:history="1" r:id="rIdcmg4n-ay8svnqsmrm0npv">
+      <w:hyperlink w:history="1" r:id="rIdz3rd09k0s_lz0qkoiw3jp">
         <w:r>
           <w:rPr>
             <w:rStyle w:val="Hyperlink"/>
@@ -933,7 +933,7 @@
       <w:r>
         <w:t xml:space="preserve"> — créé — </w:t>
       </w:r>
-      <w:hyperlink w:history="1" r:id="rIdjxhot1juh1ujmbu4tdkcd">
+      <w:hyperlink w:history="1" r:id="rIdk7pkm_aebuqh011iypxtk">
         <w:r>
           <w:rPr>
             <w:rStyle w:val="Hyperlink"/>
@@ -970,7 +970,7 @@
       <w:r>
         <w:t xml:space="preserve"> — modifié — </w:t>
       </w:r>
-      <w:hyperlink w:history="1" r:id="rIdmmsm9c5wb5bzhfr7ryx6h">
+      <w:hyperlink w:history="1" r:id="rIddgp5n1cff6yecdapu0m3k">
         <w:r>
           <w:rPr>
             <w:rStyle w:val="Hyperlink"/>
@@ -999,7 +999,7 @@
       <w:r>
         <w:t xml:space="preserve"> — modifié — </w:t>
       </w:r>
-      <w:hyperlink w:history="1" r:id="rId4a0kwtn4smiti0z7xiojw">
+      <w:hyperlink w:history="1" r:id="rIdkvgujsbtqoggz2ao5x_tl">
         <w:r>
           <w:rPr>
             <w:rStyle w:val="Hyperlink"/>
@@ -1028,7 +1028,7 @@
       <w:r>
         <w:t xml:space="preserve"> — modifié — </w:t>
       </w:r>
-      <w:hyperlink w:history="1" r:id="rIdeybhyreahmrnpuhmgsvva">
+      <w:hyperlink w:history="1" r:id="rIdc6penhseru9hhm_sne5ap">
         <w:r>
           <w:rPr>
             <w:rStyle w:val="Hyperlink"/>
@@ -1057,7 +1057,7 @@
       <w:r>
         <w:t xml:space="preserve"> — modifié — </w:t>
       </w:r>
-      <w:hyperlink w:history="1" r:id="rIdci-ihiymhwitao-vtrjcf">
+      <w:hyperlink w:history="1" r:id="rId4dbu2x2zalq7onassd4mq">
         <w:r>
           <w:rPr>
             <w:rStyle w:val="Hyperlink"/>
@@ -1086,7 +1086,7 @@
       <w:r>
         <w:t xml:space="preserve"> — modifié — </w:t>
       </w:r>
-      <w:hyperlink w:history="1" r:id="rIdewicaemrorg88mco8rhth">
+      <w:hyperlink w:history="1" r:id="rIdln7s-o08w4rk5jcbduch_">
         <w:r>
           <w:rPr>
             <w:rStyle w:val="Hyperlink"/>
@@ -1115,7 +1115,7 @@
       <w:r>
         <w:t xml:space="preserve"> — modifié — </w:t>
       </w:r>
-      <w:hyperlink w:history="1" r:id="rIdekzne_qkqfeqzzo8xa-he">
+      <w:hyperlink w:history="1" r:id="rIdn28vnm225iwoqgyqumng_">
         <w:r>
           <w:rPr>
             <w:rStyle w:val="Hyperlink"/>
@@ -1144,7 +1144,7 @@
       <w:r>
         <w:t xml:space="preserve"> — modifié — </w:t>
       </w:r>
-      <w:hyperlink w:history="1" r:id="rId0ymhi-5is_9eo5tcdvz5q">
+      <w:hyperlink w:history="1" r:id="rIdttngu-mlieqrm7mh_sqy2">
         <w:r>
           <w:rPr>
             <w:rStyle w:val="Hyperlink"/>
@@ -1173,7 +1173,7 @@
       <w:r>
         <w:t xml:space="preserve"> — modifié — </w:t>
       </w:r>
-      <w:hyperlink w:history="1" r:id="rIduir7taosb_6uly5r-owal">
+      <w:hyperlink w:history="1" r:id="rIdj9emvq_icplwsysde0nkc">
         <w:r>
           <w:rPr>
             <w:rStyle w:val="Hyperlink"/>
@@ -1210,7 +1210,7 @@
       <w:r>
         <w:t xml:space="preserve"> — modifié — </w:t>
       </w:r>
-      <w:hyperlink w:history="1" r:id="rIdclh3fd2kiuqzfuoyetcyl">
+      <w:hyperlink w:history="1" r:id="rIdj1wa3rckuwlzvtc87cu6c">
         <w:r>
           <w:rPr>
             <w:rStyle w:val="Hyperlink"/>
@@ -1239,7 +1239,7 @@
       <w:r>
         <w:t xml:space="preserve"> — modifié — </w:t>
       </w:r>
-      <w:hyperlink w:history="1" r:id="rIdljtvmek_h_v57p6px5nyy">
+      <w:hyperlink w:history="1" r:id="rIdeeik2sh1cukazj-axstfm">
         <w:r>
           <w:rPr>
             <w:rStyle w:val="Hyperlink"/>
@@ -1268,7 +1268,7 @@
       <w:r>
         <w:t xml:space="preserve"> — créé — </w:t>
       </w:r>
-      <w:hyperlink w:history="1" r:id="rIdk3_162renmzlkoc9nxdav">
+      <w:hyperlink w:history="1" r:id="rIdvffhap0y9bmyypmw9icie">
         <w:r>
           <w:rPr>
             <w:rStyle w:val="Hyperlink"/>
@@ -1297,7 +1297,7 @@
       <w:r>
         <w:t xml:space="preserve"> — modifié — </w:t>
       </w:r>
-      <w:hyperlink w:history="1" r:id="rIdy9fksiu0qmitbkjq13umn">
+      <w:hyperlink w:history="1" r:id="rIdyd-5cnrcs21afdyngb1ua">
         <w:r>
           <w:rPr>
             <w:rStyle w:val="Hyperlink"/>
@@ -1326,7 +1326,7 @@
       <w:r>
         <w:t xml:space="preserve"> — modifié — </w:t>
       </w:r>
-      <w:hyperlink w:history="1" r:id="rIdy2iqbmume975p4grxipkx">
+      <w:hyperlink w:history="1" r:id="rIdifu1kspwgqqam6sv6ymce">
         <w:r>
           <w:rPr>
             <w:rStyle w:val="Hyperlink"/>
@@ -1355,7 +1355,7 @@
       <w:r>
         <w:t xml:space="preserve"> — modifié — </w:t>
       </w:r>
-      <w:hyperlink w:history="1" r:id="rIdjmmbhhz5biddhhkaddrc5">
+      <w:hyperlink w:history="1" r:id="rIdf0u6aedsdhokggeg16vnr">
         <w:r>
           <w:rPr>
             <w:rStyle w:val="Hyperlink"/>
@@ -1384,7 +1384,7 @@
       <w:r>
         <w:t xml:space="preserve"> — modifié — </w:t>
       </w:r>
-      <w:hyperlink w:history="1" r:id="rIdkuqw-lugrl9he13vuidqf">
+      <w:hyperlink w:history="1" r:id="rIdo8dd-fcwjzes0tqse3qe3">
         <w:r>
           <w:rPr>
             <w:rStyle w:val="Hyperlink"/>
@@ -1413,7 +1413,7 @@
       <w:r>
         <w:t xml:space="preserve"> — modifié — </w:t>
       </w:r>
-      <w:hyperlink w:history="1" r:id="rId2ztdqivpdz_zouzeqspqd">
+      <w:hyperlink w:history="1" r:id="rIdvvnbu25nhz9muwv2dsggh">
         <w:r>
           <w:rPr>
             <w:rStyle w:val="Hyperlink"/>
@@ -1442,7 +1442,7 @@
       <w:r>
         <w:t xml:space="preserve"> — modifié — </w:t>
       </w:r>
-      <w:hyperlink w:history="1" r:id="rIdxwba8moxjqikfp70mnbra">
+      <w:hyperlink w:history="1" r:id="rIdw3zuih6db88kxr-5juh1a">
         <w:r>
           <w:rPr>
             <w:rStyle w:val="Hyperlink"/>
@@ -1471,7 +1471,7 @@
       <w:r>
         <w:t xml:space="preserve"> — modifié — </w:t>
       </w:r>
-      <w:hyperlink w:history="1" r:id="rIdm2wsh_yfec_0tjutlo0lp">
+      <w:hyperlink w:history="1" r:id="rIdjcyvkd0bfkojtslg2fisq">
         <w:r>
           <w:rPr>
             <w:rStyle w:val="Hyperlink"/>
@@ -1500,7 +1500,7 @@
       <w:r>
         <w:t xml:space="preserve"> — modifié — </w:t>
       </w:r>
-      <w:hyperlink w:history="1" r:id="rId-5dgyhlmfenzpm6m2e28g">
+      <w:hyperlink w:history="1" r:id="rIdkbqrv7vmanm86zwhs1ks6">
         <w:r>
           <w:rPr>
             <w:rStyle w:val="Hyperlink"/>
@@ -1537,7 +1537,7 @@
       <w:r>
         <w:t xml:space="preserve"> — modifié — </w:t>
       </w:r>
-      <w:hyperlink w:history="1" r:id="rIdhimgeg0gik90lkjnf673v">
+      <w:hyperlink w:history="1" r:id="rIdkrp8srda8wet89zc8kig1">
         <w:r>
           <w:rPr>
             <w:rStyle w:val="Hyperlink"/>
@@ -1566,7 +1566,7 @@
       <w:r>
         <w:t xml:space="preserve"> — modifié — </w:t>
       </w:r>
-      <w:hyperlink w:history="1" r:id="rIdgum3dqepfxyshfq3dx1uz">
+      <w:hyperlink w:history="1" r:id="rIdxxx4ci3o-jl7hyeslxvs0">
         <w:r>
           <w:rPr>
             <w:rStyle w:val="Hyperlink"/>
@@ -1603,7 +1603,7 @@
       <w:r>
         <w:t xml:space="preserve"> — modifié — </w:t>
       </w:r>
-      <w:hyperlink w:history="1" r:id="rIdqu3egg6prpe0hkbkzseeq">
+      <w:hyperlink w:history="1" r:id="rIdjtwua8k7_-q2qg6nemua2">
         <w:r>
           <w:rPr>
             <w:rStyle w:val="Hyperlink"/>
@@ -1632,7 +1632,7 @@
       <w:r>
         <w:t xml:space="preserve"> — modifié — </w:t>
       </w:r>
-      <w:hyperlink w:history="1" r:id="rIdn7xxoubnwzuc76cys64l5">
+      <w:hyperlink w:history="1" r:id="rIdc3tzewqyl2krr5_p-nqtr">
         <w:r>
           <w:rPr>
             <w:rStyle w:val="Hyperlink"/>
@@ -1661,7 +1661,7 @@
       <w:r>
         <w:t xml:space="preserve"> — modifié — </w:t>
       </w:r>
-      <w:hyperlink w:history="1" r:id="rIdo_1ocqzei8jzn0plkunl5">
+      <w:hyperlink w:history="1" r:id="rIdhx-_u82qrwxvnmkct5oa6">
         <w:r>
           <w:rPr>
             <w:rStyle w:val="Hyperlink"/>

--- a/docs/developpement/phases/word/PHASE_25_MARQUE_FLAIX_EXPERT_LIEUX_ET_DIRECTEURS_DEPUIS_LE_BACK_OFFICE_MOTS_DE_.docx
+++ b/docs/developpement/phases/word/PHASE_25_MARQUE_FLAIX_EXPERT_LIEUX_ET_DIRECTEURS_DEPUIS_LE_BACK_OFFICE_MOTS_DE_.docx
@@ -20,7 +20,7 @@
       <w:r>
         <w:t xml:space="preserve">FlaiX Expert · dossier de développement · généré le 2026-10-04 depuis le dépôt </w:t>
       </w:r>
-      <w:hyperlink w:history="1" r:id="rIdsoqreat4ox8lb3-fe7m_b">
+      <w:hyperlink w:history="1" r:id="rId_ql2tb-tzauugyqnmvx7f">
         <w:r>
           <w:rPr>
             <w:rStyle w:val="Hyperlink"/>
@@ -597,7 +597,7 @@
           <w:numId w:val="2"/>
         </w:numPr>
       </w:pPr>
-      <w:hyperlink w:history="1" r:id="rIdqel0oj9olfpdhbwaaat5e">
+      <w:hyperlink w:history="1" r:id="rIdzxahihwcxn7kgxrvhaz9m">
         <w:r>
           <w:rPr>
             <w:rStyle w:val="Hyperlink"/>
@@ -617,7 +617,7 @@
           <w:numId w:val="2"/>
         </w:numPr>
       </w:pPr>
-      <w:hyperlink w:history="1" r:id="rId3iyqc71f_89xfekj18kax">
+      <w:hyperlink w:history="1" r:id="rIdlijffb5jbmdtiwpwlvvxv">
         <w:r>
           <w:rPr>
             <w:rStyle w:val="Hyperlink"/>
@@ -637,7 +637,7 @@
           <w:numId w:val="2"/>
         </w:numPr>
       </w:pPr>
-      <w:hyperlink w:history="1" r:id="rIdoetisbkgi87xwyzfxewgm">
+      <w:hyperlink w:history="1" r:id="rIdmqntezv2ypksvhdbhgpkl">
         <w:r>
           <w:rPr>
             <w:rStyle w:val="Hyperlink"/>
@@ -685,7 +685,7 @@
       <w:r>
         <w:t xml:space="preserve"> — créé — </w:t>
       </w:r>
-      <w:hyperlink w:history="1" r:id="rIdk5_kconkdltlalgrxetbn">
+      <w:hyperlink w:history="1" r:id="rIdsclnbrjlux3swsbl8qlyy">
         <w:r>
           <w:rPr>
             <w:rStyle w:val="Hyperlink"/>
@@ -722,7 +722,7 @@
       <w:r>
         <w:t xml:space="preserve"> — modifié — </w:t>
       </w:r>
-      <w:hyperlink w:history="1" r:id="rIdspmf3iv9plnxjq93ok5xm">
+      <w:hyperlink w:history="1" r:id="rIdjmmai0kutpn2earav8xbk">
         <w:r>
           <w:rPr>
             <w:rStyle w:val="Hyperlink"/>
@@ -751,7 +751,7 @@
       <w:r>
         <w:t xml:space="preserve"> — créé — </w:t>
       </w:r>
-      <w:hyperlink w:history="1" r:id="rIdrqvoexdmzujw1hs5d7cjk">
+      <w:hyperlink w:history="1" r:id="rIdnlxyuep18yuorpaehzqxi">
         <w:r>
           <w:rPr>
             <w:rStyle w:val="Hyperlink"/>
@@ -780,7 +780,7 @@
       <w:r>
         <w:t xml:space="preserve"> — modifié — </w:t>
       </w:r>
-      <w:hyperlink w:history="1" r:id="rIdrishjmw4zgnc4fyxj8n0k">
+      <w:hyperlink w:history="1" r:id="rIdvkwydqaw4tpwslfewrkke">
         <w:r>
           <w:rPr>
             <w:rStyle w:val="Hyperlink"/>
@@ -809,7 +809,7 @@
       <w:r>
         <w:t xml:space="preserve"> — créé — </w:t>
       </w:r>
-      <w:hyperlink w:history="1" r:id="rIdoygj-toimsafs2hsoexb-">
+      <w:hyperlink w:history="1" r:id="rIdgricyyfj9qfqpznruu7cu">
         <w:r>
           <w:rPr>
             <w:rStyle w:val="Hyperlink"/>
@@ -846,7 +846,7 @@
       <w:r>
         <w:t xml:space="preserve"> — modifié — </w:t>
       </w:r>
-      <w:hyperlink w:history="1" r:id="rIdajwghv6i4jxhwk2_crqa3">
+      <w:hyperlink w:history="1" r:id="rIdrvohl-ob6i0dpovqwiayi">
         <w:r>
           <w:rPr>
             <w:rStyle w:val="Hyperlink"/>
@@ -875,7 +875,7 @@
       <w:r>
         <w:t xml:space="preserve"> — modifié — </w:t>
       </w:r>
-      <w:hyperlink w:history="1" r:id="rIdkvbbtonvqa9oz_m1kgkkb">
+      <w:hyperlink w:history="1" r:id="rId844pdblcrts-jooetwb67">
         <w:r>
           <w:rPr>
             <w:rStyle w:val="Hyperlink"/>
@@ -904,7 +904,7 @@
       <w:r>
         <w:t xml:space="preserve"> — modifié — </w:t>
       </w:r>
-      <w:hyperlink w:history="1" r:id="rIdz3rd09k0s_lz0qkoiw3jp">
+      <w:hyperlink w:history="1" r:id="rIdtblta8bev_0m61vv63mfm">
         <w:r>
           <w:rPr>
             <w:rStyle w:val="Hyperlink"/>
@@ -933,7 +933,7 @@
       <w:r>
         <w:t xml:space="preserve"> — créé — </w:t>
       </w:r>
-      <w:hyperlink w:history="1" r:id="rIdk7pkm_aebuqh011iypxtk">
+      <w:hyperlink w:history="1" r:id="rIdgfmx5apsjt7xgm4het5tw">
         <w:r>
           <w:rPr>
             <w:rStyle w:val="Hyperlink"/>
@@ -970,7 +970,7 @@
       <w:r>
         <w:t xml:space="preserve"> — modifié — </w:t>
       </w:r>
-      <w:hyperlink w:history="1" r:id="rIddgp5n1cff6yecdapu0m3k">
+      <w:hyperlink w:history="1" r:id="rId7kev58xiguexub-mvau2q">
         <w:r>
           <w:rPr>
             <w:rStyle w:val="Hyperlink"/>
@@ -999,7 +999,7 @@
       <w:r>
         <w:t xml:space="preserve"> — modifié — </w:t>
       </w:r>
-      <w:hyperlink w:history="1" r:id="rIdkvgujsbtqoggz2ao5x_tl">
+      <w:hyperlink w:history="1" r:id="rIdjogpn5zcayt5nhum_b3ye">
         <w:r>
           <w:rPr>
             <w:rStyle w:val="Hyperlink"/>
@@ -1028,7 +1028,7 @@
       <w:r>
         <w:t xml:space="preserve"> — modifié — </w:t>
       </w:r>
-      <w:hyperlink w:history="1" r:id="rIdc6penhseru9hhm_sne5ap">
+      <w:hyperlink w:history="1" r:id="rIdwfqiavt9ccwh9h66dwpir">
         <w:r>
           <w:rPr>
             <w:rStyle w:val="Hyperlink"/>
@@ -1057,7 +1057,7 @@
       <w:r>
         <w:t xml:space="preserve"> — modifié — </w:t>
       </w:r>
-      <w:hyperlink w:history="1" r:id="rId4dbu2x2zalq7onassd4mq">
+      <w:hyperlink w:history="1" r:id="rIdfnhzknxewg7c5didd3fpb">
         <w:r>
           <w:rPr>
             <w:rStyle w:val="Hyperlink"/>
@@ -1086,7 +1086,7 @@
       <w:r>
         <w:t xml:space="preserve"> — modifié — </w:t>
       </w:r>
-      <w:hyperlink w:history="1" r:id="rIdln7s-o08w4rk5jcbduch_">
+      <w:hyperlink w:history="1" r:id="rIdihwvvpdnyv2oazuas9vjf">
         <w:r>
           <w:rPr>
             <w:rStyle w:val="Hyperlink"/>
@@ -1115,7 +1115,7 @@
       <w:r>
         <w:t xml:space="preserve"> — modifié — </w:t>
       </w:r>
-      <w:hyperlink w:history="1" r:id="rIdn28vnm225iwoqgyqumng_">
+      <w:hyperlink w:history="1" r:id="rIdhjirialzxdpbbjocvzqm7">
         <w:r>
           <w:rPr>
             <w:rStyle w:val="Hyperlink"/>
@@ -1144,7 +1144,7 @@
       <w:r>
         <w:t xml:space="preserve"> — modifié — </w:t>
       </w:r>
-      <w:hyperlink w:history="1" r:id="rIdttngu-mlieqrm7mh_sqy2">
+      <w:hyperlink w:history="1" r:id="rIdhx97cvmohddfinlfznq-z">
         <w:r>
           <w:rPr>
             <w:rStyle w:val="Hyperlink"/>
@@ -1173,7 +1173,7 @@
       <w:r>
         <w:t xml:space="preserve"> — modifié — </w:t>
       </w:r>
-      <w:hyperlink w:history="1" r:id="rIdj9emvq_icplwsysde0nkc">
+      <w:hyperlink w:history="1" r:id="rIdk3u_03bwpwqvmwlyi5ncr">
         <w:r>
           <w:rPr>
             <w:rStyle w:val="Hyperlink"/>
@@ -1210,7 +1210,7 @@
       <w:r>
         <w:t xml:space="preserve"> — modifié — </w:t>
       </w:r>
-      <w:hyperlink w:history="1" r:id="rIdj1wa3rckuwlzvtc87cu6c">
+      <w:hyperlink w:history="1" r:id="rId3mmeahxwuyx0tku7zaipb">
         <w:r>
           <w:rPr>
             <w:rStyle w:val="Hyperlink"/>
@@ -1239,7 +1239,7 @@
       <w:r>
         <w:t xml:space="preserve"> — modifié — </w:t>
       </w:r>
-      <w:hyperlink w:history="1" r:id="rIdeeik2sh1cukazj-axstfm">
+      <w:hyperlink w:history="1" r:id="rIdg7q51yuo1p5imahh1lbxb">
         <w:r>
           <w:rPr>
             <w:rStyle w:val="Hyperlink"/>
@@ -1268,7 +1268,7 @@
       <w:r>
         <w:t xml:space="preserve"> — créé — </w:t>
       </w:r>
-      <w:hyperlink w:history="1" r:id="rIdvffhap0y9bmyypmw9icie">
+      <w:hyperlink w:history="1" r:id="rIdn0tmxfplvxhxo2naal8wd">
         <w:r>
           <w:rPr>
             <w:rStyle w:val="Hyperlink"/>
@@ -1297,7 +1297,7 @@
       <w:r>
         <w:t xml:space="preserve"> — modifié — </w:t>
       </w:r>
-      <w:hyperlink w:history="1" r:id="rIdyd-5cnrcs21afdyngb1ua">
+      <w:hyperlink w:history="1" r:id="rIdtrph5prcxtyrjoopktvm9">
         <w:r>
           <w:rPr>
             <w:rStyle w:val="Hyperlink"/>
@@ -1326,7 +1326,7 @@
       <w:r>
         <w:t xml:space="preserve"> — modifié — </w:t>
       </w:r>
-      <w:hyperlink w:history="1" r:id="rIdifu1kspwgqqam6sv6ymce">
+      <w:hyperlink w:history="1" r:id="rIdnkltvhw5cgbzahulpp5g9">
         <w:r>
           <w:rPr>
             <w:rStyle w:val="Hyperlink"/>
@@ -1355,7 +1355,7 @@
       <w:r>
         <w:t xml:space="preserve"> — modifié — </w:t>
       </w:r>
-      <w:hyperlink w:history="1" r:id="rIdf0u6aedsdhokggeg16vnr">
+      <w:hyperlink w:history="1" r:id="rId1ut4jvtqrxci-7wl9hkoj">
         <w:r>
           <w:rPr>
             <w:rStyle w:val="Hyperlink"/>
@@ -1384,7 +1384,7 @@
       <w:r>
         <w:t xml:space="preserve"> — modifié — </w:t>
       </w:r>
-      <w:hyperlink w:history="1" r:id="rIdo8dd-fcwjzes0tqse3qe3">
+      <w:hyperlink w:history="1" r:id="rId_mbj_kqul8qq0imqjkuq0">
         <w:r>
           <w:rPr>
             <w:rStyle w:val="Hyperlink"/>
@@ -1413,7 +1413,7 @@
       <w:r>
         <w:t xml:space="preserve"> — modifié — </w:t>
       </w:r>
-      <w:hyperlink w:history="1" r:id="rIdvvnbu25nhz9muwv2dsggh">
+      <w:hyperlink w:history="1" r:id="rIdh8er_4nhhuvwad1o0cza6">
         <w:r>
           <w:rPr>
             <w:rStyle w:val="Hyperlink"/>
@@ -1442,7 +1442,7 @@
       <w:r>
         <w:t xml:space="preserve"> — modifié — </w:t>
       </w:r>
-      <w:hyperlink w:history="1" r:id="rIdw3zuih6db88kxr-5juh1a">
+      <w:hyperlink w:history="1" r:id="rIdhxjqwjphwc8ko997styj_">
         <w:r>
           <w:rPr>
             <w:rStyle w:val="Hyperlink"/>
@@ -1471,7 +1471,7 @@
       <w:r>
         <w:t xml:space="preserve"> — modifié — </w:t>
       </w:r>
-      <w:hyperlink w:history="1" r:id="rIdjcyvkd0bfkojtslg2fisq">
+      <w:hyperlink w:history="1" r:id="rIdufccz4cwkisypnd74hefm">
         <w:r>
           <w:rPr>
             <w:rStyle w:val="Hyperlink"/>
@@ -1500,7 +1500,7 @@
       <w:r>
         <w:t xml:space="preserve"> — modifié — </w:t>
       </w:r>
-      <w:hyperlink w:history="1" r:id="rIdkbqrv7vmanm86zwhs1ks6">
+      <w:hyperlink w:history="1" r:id="rIdnyqxiv1cs5w_rwqdbbtjn">
         <w:r>
           <w:rPr>
             <w:rStyle w:val="Hyperlink"/>
@@ -1537,7 +1537,7 @@
       <w:r>
         <w:t xml:space="preserve"> — modifié — </w:t>
       </w:r>
-      <w:hyperlink w:history="1" r:id="rIdkrp8srda8wet89zc8kig1">
+      <w:hyperlink w:history="1" r:id="rId1rszjotkumowt0a5ryqcl">
         <w:r>
           <w:rPr>
             <w:rStyle w:val="Hyperlink"/>
@@ -1566,7 +1566,7 @@
       <w:r>
         <w:t xml:space="preserve"> — modifié — </w:t>
       </w:r>
-      <w:hyperlink w:history="1" r:id="rIdxxx4ci3o-jl7hyeslxvs0">
+      <w:hyperlink w:history="1" r:id="rIdam_c1zitga3l5htwpk4yj">
         <w:r>
           <w:rPr>
             <w:rStyle w:val="Hyperlink"/>
@@ -1603,7 +1603,7 @@
       <w:r>
         <w:t xml:space="preserve"> — modifié — </w:t>
       </w:r>
-      <w:hyperlink w:history="1" r:id="rIdjtwua8k7_-q2qg6nemua2">
+      <w:hyperlink w:history="1" r:id="rIduib5g4nrppwrd1p3tzzyg">
         <w:r>
           <w:rPr>
             <w:rStyle w:val="Hyperlink"/>
@@ -1632,7 +1632,7 @@
       <w:r>
         <w:t xml:space="preserve"> — modifié — </w:t>
       </w:r>
-      <w:hyperlink w:history="1" r:id="rIdc3tzewqyl2krr5_p-nqtr">
+      <w:hyperlink w:history="1" r:id="rIdcwptzuznesschku9yjtym">
         <w:r>
           <w:rPr>
             <w:rStyle w:val="Hyperlink"/>
@@ -1661,7 +1661,7 @@
       <w:r>
         <w:t xml:space="preserve"> — modifié — </w:t>
       </w:r>
-      <w:hyperlink w:history="1" r:id="rIdhx-_u82qrwxvnmkct5oa6">
+      <w:hyperlink w:history="1" r:id="rIdss0y4g9gtqewat1elseys">
         <w:r>
           <w:rPr>
             <w:rStyle w:val="Hyperlink"/>

--- a/docs/developpement/phases/word/PHASE_25_MARQUE_FLAIX_EXPERT_LIEUX_ET_DIRECTEURS_DEPUIS_LE_BACK_OFFICE_MOTS_DE_.docx
+++ b/docs/developpement/phases/word/PHASE_25_MARQUE_FLAIX_EXPERT_LIEUX_ET_DIRECTEURS_DEPUIS_LE_BACK_OFFICE_MOTS_DE_.docx
@@ -20,7 +20,7 @@
       <w:r>
         <w:t xml:space="preserve">FlaiX Expert · dossier de développement · généré le 2026-10-04 depuis le dépôt </w:t>
       </w:r>
-      <w:hyperlink w:history="1" r:id="rId_ql2tb-tzauugyqnmvx7f">
+      <w:hyperlink w:history="1" r:id="rIdavrj31ctwghtm6pm3r28k">
         <w:r>
           <w:rPr>
             <w:rStyle w:val="Hyperlink"/>
@@ -597,7 +597,7 @@
           <w:numId w:val="2"/>
         </w:numPr>
       </w:pPr>
-      <w:hyperlink w:history="1" r:id="rIdzxahihwcxn7kgxrvhaz9m">
+      <w:hyperlink w:history="1" r:id="rId9_w_jirl72qfpbgnqmbzu">
         <w:r>
           <w:rPr>
             <w:rStyle w:val="Hyperlink"/>
@@ -617,7 +617,7 @@
           <w:numId w:val="2"/>
         </w:numPr>
       </w:pPr>
-      <w:hyperlink w:history="1" r:id="rIdlijffb5jbmdtiwpwlvvxv">
+      <w:hyperlink w:history="1" r:id="rId10wqtab3kgl59bp_j1wwn">
         <w:r>
           <w:rPr>
             <w:rStyle w:val="Hyperlink"/>
@@ -637,7 +637,7 @@
           <w:numId w:val="2"/>
         </w:numPr>
       </w:pPr>
-      <w:hyperlink w:history="1" r:id="rIdmqntezv2ypksvhdbhgpkl">
+      <w:hyperlink w:history="1" r:id="rIdkgnkzshvxsha_uw1zrbtg">
         <w:r>
           <w:rPr>
             <w:rStyle w:val="Hyperlink"/>
@@ -685,7 +685,7 @@
       <w:r>
         <w:t xml:space="preserve"> — créé — </w:t>
       </w:r>
-      <w:hyperlink w:history="1" r:id="rIdsclnbrjlux3swsbl8qlyy">
+      <w:hyperlink w:history="1" r:id="rIdjatax7pl-06fryse9pfmt">
         <w:r>
           <w:rPr>
             <w:rStyle w:val="Hyperlink"/>
@@ -722,7 +722,7 @@
       <w:r>
         <w:t xml:space="preserve"> — modifié — </w:t>
       </w:r>
-      <w:hyperlink w:history="1" r:id="rIdjmmai0kutpn2earav8xbk">
+      <w:hyperlink w:history="1" r:id="rId_zcarl_rpvzrezfb01acy">
         <w:r>
           <w:rPr>
             <w:rStyle w:val="Hyperlink"/>
@@ -751,7 +751,7 @@
       <w:r>
         <w:t xml:space="preserve"> — créé — </w:t>
       </w:r>
-      <w:hyperlink w:history="1" r:id="rIdnlxyuep18yuorpaehzqxi">
+      <w:hyperlink w:history="1" r:id="rIdzja1ztpmo5ridml6_b7w7">
         <w:r>
           <w:rPr>
             <w:rStyle w:val="Hyperlink"/>
@@ -780,7 +780,7 @@
       <w:r>
         <w:t xml:space="preserve"> — modifié — </w:t>
       </w:r>
-      <w:hyperlink w:history="1" r:id="rIdvkwydqaw4tpwslfewrkke">
+      <w:hyperlink w:history="1" r:id="rIdg1zccdxoclpnkfz2o3vsb">
         <w:r>
           <w:rPr>
             <w:rStyle w:val="Hyperlink"/>
@@ -809,7 +809,7 @@
       <w:r>
         <w:t xml:space="preserve"> — créé — </w:t>
       </w:r>
-      <w:hyperlink w:history="1" r:id="rIdgricyyfj9qfqpznruu7cu">
+      <w:hyperlink w:history="1" r:id="rId9mzcbfs1jeozi6sp0foc8">
         <w:r>
           <w:rPr>
             <w:rStyle w:val="Hyperlink"/>
@@ -846,7 +846,7 @@
       <w:r>
         <w:t xml:space="preserve"> — modifié — </w:t>
       </w:r>
-      <w:hyperlink w:history="1" r:id="rIdrvohl-ob6i0dpovqwiayi">
+      <w:hyperlink w:history="1" r:id="rIdit-gktemi3vphvihjvkkh">
         <w:r>
           <w:rPr>
             <w:rStyle w:val="Hyperlink"/>
@@ -875,7 +875,7 @@
       <w:r>
         <w:t xml:space="preserve"> — modifié — </w:t>
       </w:r>
-      <w:hyperlink w:history="1" r:id="rId844pdblcrts-jooetwb67">
+      <w:hyperlink w:history="1" r:id="rIdqvjxxopiz1p8k9dw1z_ub">
         <w:r>
           <w:rPr>
             <w:rStyle w:val="Hyperlink"/>
@@ -904,7 +904,7 @@
       <w:r>
         <w:t xml:space="preserve"> — modifié — </w:t>
       </w:r>
-      <w:hyperlink w:history="1" r:id="rIdtblta8bev_0m61vv63mfm">
+      <w:hyperlink w:history="1" r:id="rId9wgp6ivmvd4cdbenexccw">
         <w:r>
           <w:rPr>
             <w:rStyle w:val="Hyperlink"/>
@@ -933,7 +933,7 @@
       <w:r>
         <w:t xml:space="preserve"> — créé — </w:t>
       </w:r>
-      <w:hyperlink w:history="1" r:id="rIdgfmx5apsjt7xgm4het5tw">
+      <w:hyperlink w:history="1" r:id="rIdaomiagehheodgiv2l6gf5">
         <w:r>
           <w:rPr>
             <w:rStyle w:val="Hyperlink"/>
@@ -970,7 +970,7 @@
       <w:r>
         <w:t xml:space="preserve"> — modifié — </w:t>
       </w:r>
-      <w:hyperlink w:history="1" r:id="rId7kev58xiguexub-mvau2q">
+      <w:hyperlink w:history="1" r:id="rIdo7htaefhxccj9di4jlzwn">
         <w:r>
           <w:rPr>
             <w:rStyle w:val="Hyperlink"/>
@@ -999,7 +999,7 @@
       <w:r>
         <w:t xml:space="preserve"> — modifié — </w:t>
       </w:r>
-      <w:hyperlink w:history="1" r:id="rIdjogpn5zcayt5nhum_b3ye">
+      <w:hyperlink w:history="1" r:id="rIdbfqwfudfmkxbhkbqel4t_">
         <w:r>
           <w:rPr>
             <w:rStyle w:val="Hyperlink"/>
@@ -1028,7 +1028,7 @@
       <w:r>
         <w:t xml:space="preserve"> — modifié — </w:t>
       </w:r>
-      <w:hyperlink w:history="1" r:id="rIdwfqiavt9ccwh9h66dwpir">
+      <w:hyperlink w:history="1" r:id="rIdlj7zaicehfee1vj_w-119">
         <w:r>
           <w:rPr>
             <w:rStyle w:val="Hyperlink"/>
@@ -1057,7 +1057,7 @@
       <w:r>
         <w:t xml:space="preserve"> — modifié — </w:t>
       </w:r>
-      <w:hyperlink w:history="1" r:id="rIdfnhzknxewg7c5didd3fpb">
+      <w:hyperlink w:history="1" r:id="rIde5o5xmaigeedg19dzzuf4">
         <w:r>
           <w:rPr>
             <w:rStyle w:val="Hyperlink"/>
@@ -1086,7 +1086,7 @@
       <w:r>
         <w:t xml:space="preserve"> — modifié — </w:t>
       </w:r>
-      <w:hyperlink w:history="1" r:id="rIdihwvvpdnyv2oazuas9vjf">
+      <w:hyperlink w:history="1" r:id="rIdae6kglyfbcfcr5886bz7m">
         <w:r>
           <w:rPr>
             <w:rStyle w:val="Hyperlink"/>
@@ -1115,7 +1115,7 @@
       <w:r>
         <w:t xml:space="preserve"> — modifié — </w:t>
       </w:r>
-      <w:hyperlink w:history="1" r:id="rIdhjirialzxdpbbjocvzqm7">
+      <w:hyperlink w:history="1" r:id="rId2xgmpasiqhmg2ycnipc0g">
         <w:r>
           <w:rPr>
             <w:rStyle w:val="Hyperlink"/>
@@ -1144,7 +1144,7 @@
       <w:r>
         <w:t xml:space="preserve"> — modifié — </w:t>
       </w:r>
-      <w:hyperlink w:history="1" r:id="rIdhx97cvmohddfinlfznq-z">
+      <w:hyperlink w:history="1" r:id="rIdpq9rc5ja4twzf3huf4svo">
         <w:r>
           <w:rPr>
             <w:rStyle w:val="Hyperlink"/>
@@ -1173,7 +1173,7 @@
       <w:r>
         <w:t xml:space="preserve"> — modifié — </w:t>
       </w:r>
-      <w:hyperlink w:history="1" r:id="rIdk3u_03bwpwqvmwlyi5ncr">
+      <w:hyperlink w:history="1" r:id="rIdw58k5rhqrbhngqhcdhcop">
         <w:r>
           <w:rPr>
             <w:rStyle w:val="Hyperlink"/>
@@ -1210,7 +1210,7 @@
       <w:r>
         <w:t xml:space="preserve"> — modifié — </w:t>
       </w:r>
-      <w:hyperlink w:history="1" r:id="rId3mmeahxwuyx0tku7zaipb">
+      <w:hyperlink w:history="1" r:id="rId2gxk7ymuw-4jetcyxqxeq">
         <w:r>
           <w:rPr>
             <w:rStyle w:val="Hyperlink"/>
@@ -1239,7 +1239,7 @@
       <w:r>
         <w:t xml:space="preserve"> — modifié — </w:t>
       </w:r>
-      <w:hyperlink w:history="1" r:id="rIdg7q51yuo1p5imahh1lbxb">
+      <w:hyperlink w:history="1" r:id="rIdcdswuasv2qwfb8fcb3262">
         <w:r>
           <w:rPr>
             <w:rStyle w:val="Hyperlink"/>
@@ -1268,7 +1268,7 @@
       <w:r>
         <w:t xml:space="preserve"> — créé — </w:t>
       </w:r>
-      <w:hyperlink w:history="1" r:id="rIdn0tmxfplvxhxo2naal8wd">
+      <w:hyperlink w:history="1" r:id="rIdn7thaohl8fwx5uywqiivu">
         <w:r>
           <w:rPr>
             <w:rStyle w:val="Hyperlink"/>
@@ -1297,7 +1297,7 @@
       <w:r>
         <w:t xml:space="preserve"> — modifié — </w:t>
       </w:r>
-      <w:hyperlink w:history="1" r:id="rIdtrph5prcxtyrjoopktvm9">
+      <w:hyperlink w:history="1" r:id="rIdhiulr7y1lyco3njgwalyx">
         <w:r>
           <w:rPr>
             <w:rStyle w:val="Hyperlink"/>
@@ -1326,7 +1326,7 @@
       <w:r>
         <w:t xml:space="preserve"> — modifié — </w:t>
       </w:r>
-      <w:hyperlink w:history="1" r:id="rIdnkltvhw5cgbzahulpp5g9">
+      <w:hyperlink w:history="1" r:id="rId4dub-ccagmnzj2zu2q0iz">
         <w:r>
           <w:rPr>
             <w:rStyle w:val="Hyperlink"/>
@@ -1355,7 +1355,7 @@
       <w:r>
         <w:t xml:space="preserve"> — modifié — </w:t>
       </w:r>
-      <w:hyperlink w:history="1" r:id="rId1ut4jvtqrxci-7wl9hkoj">
+      <w:hyperlink w:history="1" r:id="rIdqxljpjevyc3xk0q-gfamf">
         <w:r>
           <w:rPr>
             <w:rStyle w:val="Hyperlink"/>
@@ -1384,7 +1384,7 @@
       <w:r>
         <w:t xml:space="preserve"> — modifié — </w:t>
       </w:r>
-      <w:hyperlink w:history="1" r:id="rId_mbj_kqul8qq0imqjkuq0">
+      <w:hyperlink w:history="1" r:id="rId6k6qjdludk4nl73aycz1e">
         <w:r>
           <w:rPr>
             <w:rStyle w:val="Hyperlink"/>
@@ -1413,7 +1413,7 @@
       <w:r>
         <w:t xml:space="preserve"> — modifié — </w:t>
       </w:r>
-      <w:hyperlink w:history="1" r:id="rIdh8er_4nhhuvwad1o0cza6">
+      <w:hyperlink w:history="1" r:id="rIdd1sjye8udjdwk2n-e07aw">
         <w:r>
           <w:rPr>
             <w:rStyle w:val="Hyperlink"/>
@@ -1442,7 +1442,7 @@
       <w:r>
         <w:t xml:space="preserve"> — modifié — </w:t>
       </w:r>
-      <w:hyperlink w:history="1" r:id="rIdhxjqwjphwc8ko997styj_">
+      <w:hyperlink w:history="1" r:id="rIdroq6kikekaipej9ui0tyb">
         <w:r>
           <w:rPr>
             <w:rStyle w:val="Hyperlink"/>
@@ -1471,7 +1471,7 @@
       <w:r>
         <w:t xml:space="preserve"> — modifié — </w:t>
       </w:r>
-      <w:hyperlink w:history="1" r:id="rIdufccz4cwkisypnd74hefm">
+      <w:hyperlink w:history="1" r:id="rIdmdscbikrfo8djja4dma4i">
         <w:r>
           <w:rPr>
             <w:rStyle w:val="Hyperlink"/>
@@ -1500,7 +1500,7 @@
       <w:r>
         <w:t xml:space="preserve"> — modifié — </w:t>
       </w:r>
-      <w:hyperlink w:history="1" r:id="rIdnyqxiv1cs5w_rwqdbbtjn">
+      <w:hyperlink w:history="1" r:id="rId4z33s07xvnlwavbmu1gto">
         <w:r>
           <w:rPr>
             <w:rStyle w:val="Hyperlink"/>
@@ -1537,7 +1537,7 @@
       <w:r>
         <w:t xml:space="preserve"> — modifié — </w:t>
       </w:r>
-      <w:hyperlink w:history="1" r:id="rId1rszjotkumowt0a5ryqcl">
+      <w:hyperlink w:history="1" r:id="rId8u1b-czeetuocpmqovcv2">
         <w:r>
           <w:rPr>
             <w:rStyle w:val="Hyperlink"/>
@@ -1566,7 +1566,7 @@
       <w:r>
         <w:t xml:space="preserve"> — modifié — </w:t>
       </w:r>
-      <w:hyperlink w:history="1" r:id="rIdam_c1zitga3l5htwpk4yj">
+      <w:hyperlink w:history="1" r:id="rIdtstit5823yxcc72khiqke">
         <w:r>
           <w:rPr>
             <w:rStyle w:val="Hyperlink"/>
@@ -1603,7 +1603,7 @@
       <w:r>
         <w:t xml:space="preserve"> — modifié — </w:t>
       </w:r>
-      <w:hyperlink w:history="1" r:id="rIduib5g4nrppwrd1p3tzzyg">
+      <w:hyperlink w:history="1" r:id="rIdsuxbxn0b30a_dwaqzzkll">
         <w:r>
           <w:rPr>
             <w:rStyle w:val="Hyperlink"/>
@@ -1632,7 +1632,7 @@
       <w:r>
         <w:t xml:space="preserve"> — modifié — </w:t>
       </w:r>
-      <w:hyperlink w:history="1" r:id="rIdcwptzuznesschku9yjtym">
+      <w:hyperlink w:history="1" r:id="rId_mnq5ic5tdygywxogeq7s">
         <w:r>
           <w:rPr>
             <w:rStyle w:val="Hyperlink"/>
@@ -1661,7 +1661,7 @@
       <w:r>
         <w:t xml:space="preserve"> — modifié — </w:t>
       </w:r>
-      <w:hyperlink w:history="1" r:id="rIdss0y4g9gtqewat1elseys">
+      <w:hyperlink w:history="1" r:id="rId6sxrpjhamsuz4twyeagsf">
         <w:r>
           <w:rPr>
             <w:rStyle w:val="Hyperlink"/>

--- a/docs/developpement/phases/word/PHASE_25_MARQUE_FLAIX_EXPERT_LIEUX_ET_DIRECTEURS_DEPUIS_LE_BACK_OFFICE_MOTS_DE_.docx
+++ b/docs/developpement/phases/word/PHASE_25_MARQUE_FLAIX_EXPERT_LIEUX_ET_DIRECTEURS_DEPUIS_LE_BACK_OFFICE_MOTS_DE_.docx
@@ -20,7 +20,7 @@
       <w:r>
         <w:t xml:space="preserve">FlaiX Expert · dossier de développement · généré le 2026-10-04 depuis le dépôt </w:t>
       </w:r>
-      <w:hyperlink w:history="1" r:id="rIdavrj31ctwghtm6pm3r28k">
+      <w:hyperlink w:history="1" r:id="rIdaosj_gnl_xbe_buswgra1">
         <w:r>
           <w:rPr>
             <w:rStyle w:val="Hyperlink"/>
@@ -597,7 +597,7 @@
           <w:numId w:val="2"/>
         </w:numPr>
       </w:pPr>
-      <w:hyperlink w:history="1" r:id="rId9_w_jirl72qfpbgnqmbzu">
+      <w:hyperlink w:history="1" r:id="rIdotghksx4ydzktuazwgmxp">
         <w:r>
           <w:rPr>
             <w:rStyle w:val="Hyperlink"/>
@@ -617,7 +617,7 @@
           <w:numId w:val="2"/>
         </w:numPr>
       </w:pPr>
-      <w:hyperlink w:history="1" r:id="rId10wqtab3kgl59bp_j1wwn">
+      <w:hyperlink w:history="1" r:id="rIdsod9ztfw5uecpmahwm-l8">
         <w:r>
           <w:rPr>
             <w:rStyle w:val="Hyperlink"/>
@@ -637,7 +637,7 @@
           <w:numId w:val="2"/>
         </w:numPr>
       </w:pPr>
-      <w:hyperlink w:history="1" r:id="rIdkgnkzshvxsha_uw1zrbtg">
+      <w:hyperlink w:history="1" r:id="rId6lgsbjo9kkaoy0fkuopjx">
         <w:r>
           <w:rPr>
             <w:rStyle w:val="Hyperlink"/>
@@ -685,7 +685,7 @@
       <w:r>
         <w:t xml:space="preserve"> — créé — </w:t>
       </w:r>
-      <w:hyperlink w:history="1" r:id="rIdjatax7pl-06fryse9pfmt">
+      <w:hyperlink w:history="1" r:id="rIdms4oix0jaimqjwqdpqsmb">
         <w:r>
           <w:rPr>
             <w:rStyle w:val="Hyperlink"/>
@@ -722,7 +722,7 @@
       <w:r>
         <w:t xml:space="preserve"> — modifié — </w:t>
       </w:r>
-      <w:hyperlink w:history="1" r:id="rId_zcarl_rpvzrezfb01acy">
+      <w:hyperlink w:history="1" r:id="rId29d6x2wl2epzdagqm3nos">
         <w:r>
           <w:rPr>
             <w:rStyle w:val="Hyperlink"/>
@@ -751,7 +751,7 @@
       <w:r>
         <w:t xml:space="preserve"> — créé — </w:t>
       </w:r>
-      <w:hyperlink w:history="1" r:id="rIdzja1ztpmo5ridml6_b7w7">
+      <w:hyperlink w:history="1" r:id="rIdcq44pnbe-4eb5vfwfpgbj">
         <w:r>
           <w:rPr>
             <w:rStyle w:val="Hyperlink"/>
@@ -780,7 +780,7 @@
       <w:r>
         <w:t xml:space="preserve"> — modifié — </w:t>
       </w:r>
-      <w:hyperlink w:history="1" r:id="rIdg1zccdxoclpnkfz2o3vsb">
+      <w:hyperlink w:history="1" r:id="rId-dukr34zs0ffluwvergu8">
         <w:r>
           <w:rPr>
             <w:rStyle w:val="Hyperlink"/>
@@ -809,7 +809,7 @@
       <w:r>
         <w:t xml:space="preserve"> — créé — </w:t>
       </w:r>
-      <w:hyperlink w:history="1" r:id="rId9mzcbfs1jeozi6sp0foc8">
+      <w:hyperlink w:history="1" r:id="rIdibygpfhnly0heajz4-oql">
         <w:r>
           <w:rPr>
             <w:rStyle w:val="Hyperlink"/>
@@ -846,7 +846,7 @@
       <w:r>
         <w:t xml:space="preserve"> — modifié — </w:t>
       </w:r>
-      <w:hyperlink w:history="1" r:id="rIdit-gktemi3vphvihjvkkh">
+      <w:hyperlink w:history="1" r:id="rId3d-o3bycn9uwhabydzpmr">
         <w:r>
           <w:rPr>
             <w:rStyle w:val="Hyperlink"/>
@@ -875,7 +875,7 @@
       <w:r>
         <w:t xml:space="preserve"> — modifié — </w:t>
       </w:r>
-      <w:hyperlink w:history="1" r:id="rIdqvjxxopiz1p8k9dw1z_ub">
+      <w:hyperlink w:history="1" r:id="rIdou_c0xiev66zmqqql7_6m">
         <w:r>
           <w:rPr>
             <w:rStyle w:val="Hyperlink"/>
@@ -904,7 +904,7 @@
       <w:r>
         <w:t xml:space="preserve"> — modifié — </w:t>
       </w:r>
-      <w:hyperlink w:history="1" r:id="rId9wgp6ivmvd4cdbenexccw">
+      <w:hyperlink w:history="1" r:id="rId-6l83wd0qddtgh_ljjbcw">
         <w:r>
           <w:rPr>
             <w:rStyle w:val="Hyperlink"/>
@@ -933,7 +933,7 @@
       <w:r>
         <w:t xml:space="preserve"> — créé — </w:t>
       </w:r>
-      <w:hyperlink w:history="1" r:id="rIdaomiagehheodgiv2l6gf5">
+      <w:hyperlink w:history="1" r:id="rIdnkoriobqutavla7ctnebd">
         <w:r>
           <w:rPr>
             <w:rStyle w:val="Hyperlink"/>
@@ -970,7 +970,7 @@
       <w:r>
         <w:t xml:space="preserve"> — modifié — </w:t>
       </w:r>
-      <w:hyperlink w:history="1" r:id="rIdo7htaefhxccj9di4jlzwn">
+      <w:hyperlink w:history="1" r:id="rId7lq0g2kzd8arovbqhskv-">
         <w:r>
           <w:rPr>
             <w:rStyle w:val="Hyperlink"/>
@@ -999,7 +999,7 @@
       <w:r>
         <w:t xml:space="preserve"> — modifié — </w:t>
       </w:r>
-      <w:hyperlink w:history="1" r:id="rIdbfqwfudfmkxbhkbqel4t_">
+      <w:hyperlink w:history="1" r:id="rIdjot52z6d-og9maxdbye9l">
         <w:r>
           <w:rPr>
             <w:rStyle w:val="Hyperlink"/>
@@ -1028,7 +1028,7 @@
       <w:r>
         <w:t xml:space="preserve"> — modifié — </w:t>
       </w:r>
-      <w:hyperlink w:history="1" r:id="rIdlj7zaicehfee1vj_w-119">
+      <w:hyperlink w:history="1" r:id="rIddlncunznnnz9ho_ipy437">
         <w:r>
           <w:rPr>
             <w:rStyle w:val="Hyperlink"/>
@@ -1057,7 +1057,7 @@
       <w:r>
         <w:t xml:space="preserve"> — modifié — </w:t>
       </w:r>
-      <w:hyperlink w:history="1" r:id="rIde5o5xmaigeedg19dzzuf4">
+      <w:hyperlink w:history="1" r:id="rIdkpu-b9aaz9mc8cmxnil0i">
         <w:r>
           <w:rPr>
             <w:rStyle w:val="Hyperlink"/>
@@ -1086,7 +1086,7 @@
       <w:r>
         <w:t xml:space="preserve"> — modifié — </w:t>
       </w:r>
-      <w:hyperlink w:history="1" r:id="rIdae6kglyfbcfcr5886bz7m">
+      <w:hyperlink w:history="1" r:id="rIdvfbk9mgmptxyymxldg2zt">
         <w:r>
           <w:rPr>
             <w:rStyle w:val="Hyperlink"/>
@@ -1115,7 +1115,7 @@
       <w:r>
         <w:t xml:space="preserve"> — modifié — </w:t>
       </w:r>
-      <w:hyperlink w:history="1" r:id="rId2xgmpasiqhmg2ycnipc0g">
+      <w:hyperlink w:history="1" r:id="rIdxmdaxmt3cz1bpwe5yrnxf">
         <w:r>
           <w:rPr>
             <w:rStyle w:val="Hyperlink"/>
@@ -1144,7 +1144,7 @@
       <w:r>
         <w:t xml:space="preserve"> — modifié — </w:t>
       </w:r>
-      <w:hyperlink w:history="1" r:id="rIdpq9rc5ja4twzf3huf4svo">
+      <w:hyperlink w:history="1" r:id="rIdmpp76hmgthxzix_xcr2-w">
         <w:r>
           <w:rPr>
             <w:rStyle w:val="Hyperlink"/>
@@ -1173,7 +1173,7 @@
       <w:r>
         <w:t xml:space="preserve"> — modifié — </w:t>
       </w:r>
-      <w:hyperlink w:history="1" r:id="rIdw58k5rhqrbhngqhcdhcop">
+      <w:hyperlink w:history="1" r:id="rIddxgrztrraykfud189uxpj">
         <w:r>
           <w:rPr>
             <w:rStyle w:val="Hyperlink"/>
@@ -1210,7 +1210,7 @@
       <w:r>
         <w:t xml:space="preserve"> — modifié — </w:t>
       </w:r>
-      <w:hyperlink w:history="1" r:id="rId2gxk7ymuw-4jetcyxqxeq">
+      <w:hyperlink w:history="1" r:id="rIdq5ev7n6z7r2d-a8jdqjpj">
         <w:r>
           <w:rPr>
             <w:rStyle w:val="Hyperlink"/>
@@ -1239,7 +1239,7 @@
       <w:r>
         <w:t xml:space="preserve"> — modifié — </w:t>
       </w:r>
-      <w:hyperlink w:history="1" r:id="rIdcdswuasv2qwfb8fcb3262">
+      <w:hyperlink w:history="1" r:id="rIdq7nv35ay1uauyi9jaqkdu">
         <w:r>
           <w:rPr>
             <w:rStyle w:val="Hyperlink"/>
@@ -1268,7 +1268,7 @@
       <w:r>
         <w:t xml:space="preserve"> — créé — </w:t>
       </w:r>
-      <w:hyperlink w:history="1" r:id="rIdn7thaohl8fwx5uywqiivu">
+      <w:hyperlink w:history="1" r:id="rId_rybqug319kcqfqfnjcxc">
         <w:r>
           <w:rPr>
             <w:rStyle w:val="Hyperlink"/>
@@ -1297,7 +1297,7 @@
       <w:r>
         <w:t xml:space="preserve"> — modifié — </w:t>
       </w:r>
-      <w:hyperlink w:history="1" r:id="rIdhiulr7y1lyco3njgwalyx">
+      <w:hyperlink w:history="1" r:id="rId3ehlphv1q451qnuhljzan">
         <w:r>
           <w:rPr>
             <w:rStyle w:val="Hyperlink"/>
@@ -1326,7 +1326,7 @@
       <w:r>
         <w:t xml:space="preserve"> — modifié — </w:t>
       </w:r>
-      <w:hyperlink w:history="1" r:id="rId4dub-ccagmnzj2zu2q0iz">
+      <w:hyperlink w:history="1" r:id="rId41_nd80k0x4bp3ez-f08j">
         <w:r>
           <w:rPr>
             <w:rStyle w:val="Hyperlink"/>
@@ -1355,7 +1355,7 @@
       <w:r>
         <w:t xml:space="preserve"> — modifié — </w:t>
       </w:r>
-      <w:hyperlink w:history="1" r:id="rIdqxljpjevyc3xk0q-gfamf">
+      <w:hyperlink w:history="1" r:id="rId8vmy6tu6i8gq416mcckqz">
         <w:r>
           <w:rPr>
             <w:rStyle w:val="Hyperlink"/>
@@ -1384,7 +1384,7 @@
       <w:r>
         <w:t xml:space="preserve"> — modifié — </w:t>
       </w:r>
-      <w:hyperlink w:history="1" r:id="rId6k6qjdludk4nl73aycz1e">
+      <w:hyperlink w:history="1" r:id="rId6zgkilj1kby5vhge-ymot">
         <w:r>
           <w:rPr>
             <w:rStyle w:val="Hyperlink"/>
@@ -1413,7 +1413,7 @@
       <w:r>
         <w:t xml:space="preserve"> — modifié — </w:t>
       </w:r>
-      <w:hyperlink w:history="1" r:id="rIdd1sjye8udjdwk2n-e07aw">
+      <w:hyperlink w:history="1" r:id="rId1d0c8fydkyy2c2n__rx2t">
         <w:r>
           <w:rPr>
             <w:rStyle w:val="Hyperlink"/>
@@ -1442,7 +1442,7 @@
       <w:r>
         <w:t xml:space="preserve"> — modifié — </w:t>
       </w:r>
-      <w:hyperlink w:history="1" r:id="rIdroq6kikekaipej9ui0tyb">
+      <w:hyperlink w:history="1" r:id="rId5fmybajhwrnwdabcivwqh">
         <w:r>
           <w:rPr>
             <w:rStyle w:val="Hyperlink"/>
@@ -1471,7 +1471,7 @@
       <w:r>
         <w:t xml:space="preserve"> — modifié — </w:t>
       </w:r>
-      <w:hyperlink w:history="1" r:id="rIdmdscbikrfo8djja4dma4i">
+      <w:hyperlink w:history="1" r:id="rIdm0ltxbz_ooexjvbwa71lh">
         <w:r>
           <w:rPr>
             <w:rStyle w:val="Hyperlink"/>
@@ -1500,7 +1500,7 @@
       <w:r>
         <w:t xml:space="preserve"> — modifié — </w:t>
       </w:r>
-      <w:hyperlink w:history="1" r:id="rId4z33s07xvnlwavbmu1gto">
+      <w:hyperlink w:history="1" r:id="rIdmg3lcoy6ddwf_azovytx_">
         <w:r>
           <w:rPr>
             <w:rStyle w:val="Hyperlink"/>
@@ -1537,7 +1537,7 @@
       <w:r>
         <w:t xml:space="preserve"> — modifié — </w:t>
       </w:r>
-      <w:hyperlink w:history="1" r:id="rId8u1b-czeetuocpmqovcv2">
+      <w:hyperlink w:history="1" r:id="rIdgid1aeh-ojwkja7esdsis">
         <w:r>
           <w:rPr>
             <w:rStyle w:val="Hyperlink"/>
@@ -1566,7 +1566,7 @@
       <w:r>
         <w:t xml:space="preserve"> — modifié — </w:t>
       </w:r>
-      <w:hyperlink w:history="1" r:id="rIdtstit5823yxcc72khiqke">
+      <w:hyperlink w:history="1" r:id="rIdkdiwif6bxs6d_mdypvshr">
         <w:r>
           <w:rPr>
             <w:rStyle w:val="Hyperlink"/>
@@ -1603,7 +1603,7 @@
       <w:r>
         <w:t xml:space="preserve"> — modifié — </w:t>
       </w:r>
-      <w:hyperlink w:history="1" r:id="rIdsuxbxn0b30a_dwaqzzkll">
+      <w:hyperlink w:history="1" r:id="rId8m0rmhpdealmwg2s_gwj2">
         <w:r>
           <w:rPr>
             <w:rStyle w:val="Hyperlink"/>
@@ -1632,7 +1632,7 @@
       <w:r>
         <w:t xml:space="preserve"> — modifié — </w:t>
       </w:r>
-      <w:hyperlink w:history="1" r:id="rId_mnq5ic5tdygywxogeq7s">
+      <w:hyperlink w:history="1" r:id="rIdf27o_ryb2p_thsluowfc6">
         <w:r>
           <w:rPr>
             <w:rStyle w:val="Hyperlink"/>
@@ -1661,7 +1661,7 @@
       <w:r>
         <w:t xml:space="preserve"> — modifié — </w:t>
       </w:r>
-      <w:hyperlink w:history="1" r:id="rId6sxrpjhamsuz4twyeagsf">
+      <w:hyperlink w:history="1" r:id="rIdu3byj0oyqvntvujnlzhpq">
         <w:r>
           <w:rPr>
             <w:rStyle w:val="Hyperlink"/>

--- a/docs/developpement/phases/word/PHASE_25_MARQUE_FLAIX_EXPERT_LIEUX_ET_DIRECTEURS_DEPUIS_LE_BACK_OFFICE_MOTS_DE_.docx
+++ b/docs/developpement/phases/word/PHASE_25_MARQUE_FLAIX_EXPERT_LIEUX_ET_DIRECTEURS_DEPUIS_LE_BACK_OFFICE_MOTS_DE_.docx
@@ -20,7 +20,7 @@
       <w:r>
         <w:t xml:space="preserve">FlaiX Expert · dossier de développement · généré le 2026-10-04 depuis le dépôt </w:t>
       </w:r>
-      <w:hyperlink w:history="1" r:id="rIdaosj_gnl_xbe_buswgra1">
+      <w:hyperlink w:history="1" r:id="rIdtgo5tqskgy3vwevxn4hb7">
         <w:r>
           <w:rPr>
             <w:rStyle w:val="Hyperlink"/>
@@ -597,7 +597,7 @@
           <w:numId w:val="2"/>
         </w:numPr>
       </w:pPr>
-      <w:hyperlink w:history="1" r:id="rIdotghksx4ydzktuazwgmxp">
+      <w:hyperlink w:history="1" r:id="rId54htzf5w_dczhacilpyfy">
         <w:r>
           <w:rPr>
             <w:rStyle w:val="Hyperlink"/>
@@ -617,7 +617,7 @@
           <w:numId w:val="2"/>
         </w:numPr>
       </w:pPr>
-      <w:hyperlink w:history="1" r:id="rIdsod9ztfw5uecpmahwm-l8">
+      <w:hyperlink w:history="1" r:id="rIdxogd1ygtnvq5_u9uzm-gi">
         <w:r>
           <w:rPr>
             <w:rStyle w:val="Hyperlink"/>
@@ -637,7 +637,7 @@
           <w:numId w:val="2"/>
         </w:numPr>
       </w:pPr>
-      <w:hyperlink w:history="1" r:id="rId6lgsbjo9kkaoy0fkuopjx">
+      <w:hyperlink w:history="1" r:id="rIdwnjp-kmipz3o1vwrsrdhx">
         <w:r>
           <w:rPr>
             <w:rStyle w:val="Hyperlink"/>
@@ -685,7 +685,7 @@
       <w:r>
         <w:t xml:space="preserve"> — créé — </w:t>
       </w:r>
-      <w:hyperlink w:history="1" r:id="rIdms4oix0jaimqjwqdpqsmb">
+      <w:hyperlink w:history="1" r:id="rIdbw-achms8eoma6yf4gidm">
         <w:r>
           <w:rPr>
             <w:rStyle w:val="Hyperlink"/>
@@ -722,7 +722,7 @@
       <w:r>
         <w:t xml:space="preserve"> — modifié — </w:t>
       </w:r>
-      <w:hyperlink w:history="1" r:id="rId29d6x2wl2epzdagqm3nos">
+      <w:hyperlink w:history="1" r:id="rId2ki4uqj6xeshaf4fym6ld">
         <w:r>
           <w:rPr>
             <w:rStyle w:val="Hyperlink"/>
@@ -751,7 +751,7 @@
       <w:r>
         <w:t xml:space="preserve"> — créé — </w:t>
       </w:r>
-      <w:hyperlink w:history="1" r:id="rIdcq44pnbe-4eb5vfwfpgbj">
+      <w:hyperlink w:history="1" r:id="rIdqpesbtbxjowsogh8oxaw_">
         <w:r>
           <w:rPr>
             <w:rStyle w:val="Hyperlink"/>
@@ -780,7 +780,7 @@
       <w:r>
         <w:t xml:space="preserve"> — modifié — </w:t>
       </w:r>
-      <w:hyperlink w:history="1" r:id="rId-dukr34zs0ffluwvergu8">
+      <w:hyperlink w:history="1" r:id="rIduxkihknhygt-rvwqodiht">
         <w:r>
           <w:rPr>
             <w:rStyle w:val="Hyperlink"/>
@@ -809,7 +809,7 @@
       <w:r>
         <w:t xml:space="preserve"> — créé — </w:t>
       </w:r>
-      <w:hyperlink w:history="1" r:id="rIdibygpfhnly0heajz4-oql">
+      <w:hyperlink w:history="1" r:id="rIdgquy2s_kycbveglmokstu">
         <w:r>
           <w:rPr>
             <w:rStyle w:val="Hyperlink"/>
@@ -846,7 +846,7 @@
       <w:r>
         <w:t xml:space="preserve"> — modifié — </w:t>
       </w:r>
-      <w:hyperlink w:history="1" r:id="rId3d-o3bycn9uwhabydzpmr">
+      <w:hyperlink w:history="1" r:id="rIdn_vntf-6hdf7tqzb4fziw">
         <w:r>
           <w:rPr>
             <w:rStyle w:val="Hyperlink"/>
@@ -875,7 +875,7 @@
       <w:r>
         <w:t xml:space="preserve"> — modifié — </w:t>
       </w:r>
-      <w:hyperlink w:history="1" r:id="rIdou_c0xiev66zmqqql7_6m">
+      <w:hyperlink w:history="1" r:id="rIdtmu9k32rosuncvkhlw-tm">
         <w:r>
           <w:rPr>
             <w:rStyle w:val="Hyperlink"/>
@@ -904,7 +904,7 @@
       <w:r>
         <w:t xml:space="preserve"> — modifié — </w:t>
       </w:r>
-      <w:hyperlink w:history="1" r:id="rId-6l83wd0qddtgh_ljjbcw">
+      <w:hyperlink w:history="1" r:id="rIdtvjshotzrbpy_bujfa6wn">
         <w:r>
           <w:rPr>
             <w:rStyle w:val="Hyperlink"/>
@@ -933,7 +933,7 @@
       <w:r>
         <w:t xml:space="preserve"> — créé — </w:t>
       </w:r>
-      <w:hyperlink w:history="1" r:id="rIdnkoriobqutavla7ctnebd">
+      <w:hyperlink w:history="1" r:id="rIdys0xqsbhgi5idpasbuuic">
         <w:r>
           <w:rPr>
             <w:rStyle w:val="Hyperlink"/>
@@ -970,7 +970,7 @@
       <w:r>
         <w:t xml:space="preserve"> — modifié — </w:t>
       </w:r>
-      <w:hyperlink w:history="1" r:id="rId7lq0g2kzd8arovbqhskv-">
+      <w:hyperlink w:history="1" r:id="rIdt62oc2rnlvezwwsqswjjd">
         <w:r>
           <w:rPr>
             <w:rStyle w:val="Hyperlink"/>
@@ -999,7 +999,7 @@
       <w:r>
         <w:t xml:space="preserve"> — modifié — </w:t>
       </w:r>
-      <w:hyperlink w:history="1" r:id="rIdjot52z6d-og9maxdbye9l">
+      <w:hyperlink w:history="1" r:id="rIdi9oj8jbejai6bbxm3zp6z">
         <w:r>
           <w:rPr>
             <w:rStyle w:val="Hyperlink"/>
@@ -1028,7 +1028,7 @@
       <w:r>
         <w:t xml:space="preserve"> — modifié — </w:t>
       </w:r>
-      <w:hyperlink w:history="1" r:id="rIddlncunznnnz9ho_ipy437">
+      <w:hyperlink w:history="1" r:id="rIdpvp4xknbxvvlsg2qesz9o">
         <w:r>
           <w:rPr>
             <w:rStyle w:val="Hyperlink"/>
@@ -1057,7 +1057,7 @@
       <w:r>
         <w:t xml:space="preserve"> — modifié — </w:t>
       </w:r>
-      <w:hyperlink w:history="1" r:id="rIdkpu-b9aaz9mc8cmxnil0i">
+      <w:hyperlink w:history="1" r:id="rIdfdwtwhdwrlois1cjppm9g">
         <w:r>
           <w:rPr>
             <w:rStyle w:val="Hyperlink"/>
@@ -1086,7 +1086,7 @@
       <w:r>
         <w:t xml:space="preserve"> — modifié — </w:t>
       </w:r>
-      <w:hyperlink w:history="1" r:id="rIdvfbk9mgmptxyymxldg2zt">
+      <w:hyperlink w:history="1" r:id="rId-hakqxdxk_nbnpbbfhu95">
         <w:r>
           <w:rPr>
             <w:rStyle w:val="Hyperlink"/>
@@ -1115,7 +1115,7 @@
       <w:r>
         <w:t xml:space="preserve"> — modifié — </w:t>
       </w:r>
-      <w:hyperlink w:history="1" r:id="rIdxmdaxmt3cz1bpwe5yrnxf">
+      <w:hyperlink w:history="1" r:id="rIdzekrxwklv7da6zakavniw">
         <w:r>
           <w:rPr>
             <w:rStyle w:val="Hyperlink"/>
@@ -1144,7 +1144,7 @@
       <w:r>
         <w:t xml:space="preserve"> — modifié — </w:t>
       </w:r>
-      <w:hyperlink w:history="1" r:id="rIdmpp76hmgthxzix_xcr2-w">
+      <w:hyperlink w:history="1" r:id="rIdhvnlsj1w092qurkkjfhb0">
         <w:r>
           <w:rPr>
             <w:rStyle w:val="Hyperlink"/>
@@ -1173,7 +1173,7 @@
       <w:r>
         <w:t xml:space="preserve"> — modifié — </w:t>
       </w:r>
-      <w:hyperlink w:history="1" r:id="rIddxgrztrraykfud189uxpj">
+      <w:hyperlink w:history="1" r:id="rId9vksq2ldhnd2umfwkqpkp">
         <w:r>
           <w:rPr>
             <w:rStyle w:val="Hyperlink"/>
@@ -1210,7 +1210,7 @@
       <w:r>
         <w:t xml:space="preserve"> — modifié — </w:t>
       </w:r>
-      <w:hyperlink w:history="1" r:id="rIdq5ev7n6z7r2d-a8jdqjpj">
+      <w:hyperlink w:history="1" r:id="rIdwk8kwqksrjtrznqihb7ql">
         <w:r>
           <w:rPr>
             <w:rStyle w:val="Hyperlink"/>
@@ -1239,7 +1239,7 @@
       <w:r>
         <w:t xml:space="preserve"> — modifié — </w:t>
       </w:r>
-      <w:hyperlink w:history="1" r:id="rIdq7nv35ay1uauyi9jaqkdu">
+      <w:hyperlink w:history="1" r:id="rIdzjdf4sxf0hpacf7x6yike">
         <w:r>
           <w:rPr>
             <w:rStyle w:val="Hyperlink"/>
@@ -1268,7 +1268,7 @@
       <w:r>
         <w:t xml:space="preserve"> — créé — </w:t>
       </w:r>
-      <w:hyperlink w:history="1" r:id="rId_rybqug319kcqfqfnjcxc">
+      <w:hyperlink w:history="1" r:id="rIdnlkbvgz1uhxb20sfayzk1">
         <w:r>
           <w:rPr>
             <w:rStyle w:val="Hyperlink"/>
@@ -1297,7 +1297,7 @@
       <w:r>
         <w:t xml:space="preserve"> — modifié — </w:t>
       </w:r>
-      <w:hyperlink w:history="1" r:id="rId3ehlphv1q451qnuhljzan">
+      <w:hyperlink w:history="1" r:id="rIdza-mytmp6rpickd9a-gpt">
         <w:r>
           <w:rPr>
             <w:rStyle w:val="Hyperlink"/>
@@ -1326,7 +1326,7 @@
       <w:r>
         <w:t xml:space="preserve"> — modifié — </w:t>
       </w:r>
-      <w:hyperlink w:history="1" r:id="rId41_nd80k0x4bp3ez-f08j">
+      <w:hyperlink w:history="1" r:id="rIdo1gin17ewmpv_j8w2aoed">
         <w:r>
           <w:rPr>
             <w:rStyle w:val="Hyperlink"/>
@@ -1355,7 +1355,7 @@
       <w:r>
         <w:t xml:space="preserve"> — modifié — </w:t>
       </w:r>
-      <w:hyperlink w:history="1" r:id="rId8vmy6tu6i8gq416mcckqz">
+      <w:hyperlink w:history="1" r:id="rIdfqlsapp8rh3kayhrjrinx">
         <w:r>
           <w:rPr>
             <w:rStyle w:val="Hyperlink"/>
@@ -1384,7 +1384,7 @@
       <w:r>
         <w:t xml:space="preserve"> — modifié — </w:t>
       </w:r>
-      <w:hyperlink w:history="1" r:id="rId6zgkilj1kby5vhge-ymot">
+      <w:hyperlink w:history="1" r:id="rId1ljtiq4u5audbugnk8ajx">
         <w:r>
           <w:rPr>
             <w:rStyle w:val="Hyperlink"/>
@@ -1413,7 +1413,7 @@
       <w:r>
         <w:t xml:space="preserve"> — modifié — </w:t>
       </w:r>
-      <w:hyperlink w:history="1" r:id="rId1d0c8fydkyy2c2n__rx2t">
+      <w:hyperlink w:history="1" r:id="rIdwhr1qtv_yq7xdp9gk77uo">
         <w:r>
           <w:rPr>
             <w:rStyle w:val="Hyperlink"/>
@@ -1442,7 +1442,7 @@
       <w:r>
         <w:t xml:space="preserve"> — modifié — </w:t>
       </w:r>
-      <w:hyperlink w:history="1" r:id="rId5fmybajhwrnwdabcivwqh">
+      <w:hyperlink w:history="1" r:id="rIdywlocb6agzdgtbsjhwdez">
         <w:r>
           <w:rPr>
             <w:rStyle w:val="Hyperlink"/>
@@ -1471,7 +1471,7 @@
       <w:r>
         <w:t xml:space="preserve"> — modifié — </w:t>
       </w:r>
-      <w:hyperlink w:history="1" r:id="rIdm0ltxbz_ooexjvbwa71lh">
+      <w:hyperlink w:history="1" r:id="rIdeawlzsxjlsrwwa5-wiahp">
         <w:r>
           <w:rPr>
             <w:rStyle w:val="Hyperlink"/>
@@ -1500,7 +1500,7 @@
       <w:r>
         <w:t xml:space="preserve"> — modifié — </w:t>
       </w:r>
-      <w:hyperlink w:history="1" r:id="rIdmg3lcoy6ddwf_azovytx_">
+      <w:hyperlink w:history="1" r:id="rIde6by4j-fpshimqux0zx1p">
         <w:r>
           <w:rPr>
             <w:rStyle w:val="Hyperlink"/>
@@ -1537,7 +1537,7 @@
       <w:r>
         <w:t xml:space="preserve"> — modifié — </w:t>
       </w:r>
-      <w:hyperlink w:history="1" r:id="rIdgid1aeh-ojwkja7esdsis">
+      <w:hyperlink w:history="1" r:id="rIdghzszh51r9fyx_cq5hh5f">
         <w:r>
           <w:rPr>
             <w:rStyle w:val="Hyperlink"/>
@@ -1566,7 +1566,7 @@
       <w:r>
         <w:t xml:space="preserve"> — modifié — </w:t>
       </w:r>
-      <w:hyperlink w:history="1" r:id="rIdkdiwif6bxs6d_mdypvshr">
+      <w:hyperlink w:history="1" r:id="rIdj7ocjsdpulz5sc1svriwo">
         <w:r>
           <w:rPr>
             <w:rStyle w:val="Hyperlink"/>
@@ -1603,7 +1603,7 @@
       <w:r>
         <w:t xml:space="preserve"> — modifié — </w:t>
       </w:r>
-      <w:hyperlink w:history="1" r:id="rId8m0rmhpdealmwg2s_gwj2">
+      <w:hyperlink w:history="1" r:id="rIdkpxr5u8sxjqflhdhun3pb">
         <w:r>
           <w:rPr>
             <w:rStyle w:val="Hyperlink"/>
@@ -1632,7 +1632,7 @@
       <w:r>
         <w:t xml:space="preserve"> — modifié — </w:t>
       </w:r>
-      <w:hyperlink w:history="1" r:id="rIdf27o_ryb2p_thsluowfc6">
+      <w:hyperlink w:history="1" r:id="rIdogpd7hwnmpxxmblpi_zcu">
         <w:r>
           <w:rPr>
             <w:rStyle w:val="Hyperlink"/>
@@ -1661,7 +1661,7 @@
       <w:r>
         <w:t xml:space="preserve"> — modifié — </w:t>
       </w:r>
-      <w:hyperlink w:history="1" r:id="rIdu3byj0oyqvntvujnlzhpq">
+      <w:hyperlink w:history="1" r:id="rIdz_ldz7wagqgclwsz11lkz">
         <w:r>
           <w:rPr>
             <w:rStyle w:val="Hyperlink"/>

--- a/docs/developpement/phases/word/PHASE_25_MARQUE_FLAIX_EXPERT_LIEUX_ET_DIRECTEURS_DEPUIS_LE_BACK_OFFICE_MOTS_DE_.docx
+++ b/docs/developpement/phases/word/PHASE_25_MARQUE_FLAIX_EXPERT_LIEUX_ET_DIRECTEURS_DEPUIS_LE_BACK_OFFICE_MOTS_DE_.docx
@@ -20,7 +20,7 @@
       <w:r>
         <w:t xml:space="preserve">FlaiX Expert · dossier de développement · généré le 2026-10-04 depuis le dépôt </w:t>
       </w:r>
-      <w:hyperlink w:history="1" r:id="rIdtgo5tqskgy3vwevxn4hb7">
+      <w:hyperlink w:history="1" r:id="rIdj-7wm81v_x5ttegxsot2r">
         <w:r>
           <w:rPr>
             <w:rStyle w:val="Hyperlink"/>
@@ -597,7 +597,7 @@
           <w:numId w:val="2"/>
         </w:numPr>
       </w:pPr>
-      <w:hyperlink w:history="1" r:id="rId54htzf5w_dczhacilpyfy">
+      <w:hyperlink w:history="1" r:id="rIdqmpi_l8ntuz78xf6-g1mz">
         <w:r>
           <w:rPr>
             <w:rStyle w:val="Hyperlink"/>
@@ -617,7 +617,7 @@
           <w:numId w:val="2"/>
         </w:numPr>
       </w:pPr>
-      <w:hyperlink w:history="1" r:id="rIdxogd1ygtnvq5_u9uzm-gi">
+      <w:hyperlink w:history="1" r:id="rId0hq-wnlxhdklt_loa_v9e">
         <w:r>
           <w:rPr>
             <w:rStyle w:val="Hyperlink"/>
@@ -637,7 +637,7 @@
           <w:numId w:val="2"/>
         </w:numPr>
       </w:pPr>
-      <w:hyperlink w:history="1" r:id="rIdwnjp-kmipz3o1vwrsrdhx">
+      <w:hyperlink w:history="1" r:id="rIdy-u-pskhjohrox6kxd3ck">
         <w:r>
           <w:rPr>
             <w:rStyle w:val="Hyperlink"/>
@@ -685,7 +685,7 @@
       <w:r>
         <w:t xml:space="preserve"> — créé — </w:t>
       </w:r>
-      <w:hyperlink w:history="1" r:id="rIdbw-achms8eoma6yf4gidm">
+      <w:hyperlink w:history="1" r:id="rIdowznfyf_fvylnpkx6gab4">
         <w:r>
           <w:rPr>
             <w:rStyle w:val="Hyperlink"/>
@@ -722,7 +722,7 @@
       <w:r>
         <w:t xml:space="preserve"> — modifié — </w:t>
       </w:r>
-      <w:hyperlink w:history="1" r:id="rId2ki4uqj6xeshaf4fym6ld">
+      <w:hyperlink w:history="1" r:id="rId6z95zysfb3m3u7cdvwclx">
         <w:r>
           <w:rPr>
             <w:rStyle w:val="Hyperlink"/>
@@ -751,7 +751,7 @@
       <w:r>
         <w:t xml:space="preserve"> — créé — </w:t>
       </w:r>
-      <w:hyperlink w:history="1" r:id="rIdqpesbtbxjowsogh8oxaw_">
+      <w:hyperlink w:history="1" r:id="rId8m8inqsdwpzoh23oltksg">
         <w:r>
           <w:rPr>
             <w:rStyle w:val="Hyperlink"/>
@@ -780,7 +780,7 @@
       <w:r>
         <w:t xml:space="preserve"> — modifié — </w:t>
       </w:r>
-      <w:hyperlink w:history="1" r:id="rIduxkihknhygt-rvwqodiht">
+      <w:hyperlink w:history="1" r:id="rIdminandggfnizsgelc5ipb">
         <w:r>
           <w:rPr>
             <w:rStyle w:val="Hyperlink"/>
@@ -809,7 +809,7 @@
       <w:r>
         <w:t xml:space="preserve"> — créé — </w:t>
       </w:r>
-      <w:hyperlink w:history="1" r:id="rIdgquy2s_kycbveglmokstu">
+      <w:hyperlink w:history="1" r:id="rIdi7iz4-gwoueipvlr6nr-r">
         <w:r>
           <w:rPr>
             <w:rStyle w:val="Hyperlink"/>
@@ -846,7 +846,7 @@
       <w:r>
         <w:t xml:space="preserve"> — modifié — </w:t>
       </w:r>
-      <w:hyperlink w:history="1" r:id="rIdn_vntf-6hdf7tqzb4fziw">
+      <w:hyperlink w:history="1" r:id="rIdkj6dohs4iqo7ebfwrozx-">
         <w:r>
           <w:rPr>
             <w:rStyle w:val="Hyperlink"/>
@@ -875,7 +875,7 @@
       <w:r>
         <w:t xml:space="preserve"> — modifié — </w:t>
       </w:r>
-      <w:hyperlink w:history="1" r:id="rIdtmu9k32rosuncvkhlw-tm">
+      <w:hyperlink w:history="1" r:id="rIdt9ptcvb7r3sfzrvvze3iv">
         <w:r>
           <w:rPr>
             <w:rStyle w:val="Hyperlink"/>
@@ -904,7 +904,7 @@
       <w:r>
         <w:t xml:space="preserve"> — modifié — </w:t>
       </w:r>
-      <w:hyperlink w:history="1" r:id="rIdtvjshotzrbpy_bujfa6wn">
+      <w:hyperlink w:history="1" r:id="rId21y42-soyhdcr27f4rmjb">
         <w:r>
           <w:rPr>
             <w:rStyle w:val="Hyperlink"/>
@@ -933,7 +933,7 @@
       <w:r>
         <w:t xml:space="preserve"> — créé — </w:t>
       </w:r>
-      <w:hyperlink w:history="1" r:id="rIdys0xqsbhgi5idpasbuuic">
+      <w:hyperlink w:history="1" r:id="rIdvzot-rkqe5jwjdmuhxghp">
         <w:r>
           <w:rPr>
             <w:rStyle w:val="Hyperlink"/>
@@ -970,7 +970,7 @@
       <w:r>
         <w:t xml:space="preserve"> — modifié — </w:t>
       </w:r>
-      <w:hyperlink w:history="1" r:id="rIdt62oc2rnlvezwwsqswjjd">
+      <w:hyperlink w:history="1" r:id="rIdcamwzognfb3fbb1qqbppm">
         <w:r>
           <w:rPr>
             <w:rStyle w:val="Hyperlink"/>
@@ -999,7 +999,7 @@
       <w:r>
         <w:t xml:space="preserve"> — modifié — </w:t>
       </w:r>
-      <w:hyperlink w:history="1" r:id="rIdi9oj8jbejai6bbxm3zp6z">
+      <w:hyperlink w:history="1" r:id="rIdmnsznntvrj53verkwcoze">
         <w:r>
           <w:rPr>
             <w:rStyle w:val="Hyperlink"/>
@@ -1028,7 +1028,7 @@
       <w:r>
         <w:t xml:space="preserve"> — modifié — </w:t>
       </w:r>
-      <w:hyperlink w:history="1" r:id="rIdpvp4xknbxvvlsg2qesz9o">
+      <w:hyperlink w:history="1" r:id="rIdsjmgaetzv8ijla9vbc-xn">
         <w:r>
           <w:rPr>
             <w:rStyle w:val="Hyperlink"/>
@@ -1057,7 +1057,7 @@
       <w:r>
         <w:t xml:space="preserve"> — modifié — </w:t>
       </w:r>
-      <w:hyperlink w:history="1" r:id="rIdfdwtwhdwrlois1cjppm9g">
+      <w:hyperlink w:history="1" r:id="rIdkbj1yjo8nakfsfawjsbpl">
         <w:r>
           <w:rPr>
             <w:rStyle w:val="Hyperlink"/>
@@ -1086,7 +1086,7 @@
       <w:r>
         <w:t xml:space="preserve"> — modifié — </w:t>
       </w:r>
-      <w:hyperlink w:history="1" r:id="rId-hakqxdxk_nbnpbbfhu95">
+      <w:hyperlink w:history="1" r:id="rIdjgmd0pcdmk7oalyg1smyt">
         <w:r>
           <w:rPr>
             <w:rStyle w:val="Hyperlink"/>
@@ -1115,7 +1115,7 @@
       <w:r>
         <w:t xml:space="preserve"> — modifié — </w:t>
       </w:r>
-      <w:hyperlink w:history="1" r:id="rIdzekrxwklv7da6zakavniw">
+      <w:hyperlink w:history="1" r:id="rIdudaoqpt72lfkd_0wjzow3">
         <w:r>
           <w:rPr>
             <w:rStyle w:val="Hyperlink"/>
@@ -1144,7 +1144,7 @@
       <w:r>
         <w:t xml:space="preserve"> — modifié — </w:t>
       </w:r>
-      <w:hyperlink w:history="1" r:id="rIdhvnlsj1w092qurkkjfhb0">
+      <w:hyperlink w:history="1" r:id="rId72odpofgfr6wibsq_1pjk">
         <w:r>
           <w:rPr>
             <w:rStyle w:val="Hyperlink"/>
@@ -1173,7 +1173,7 @@
       <w:r>
         <w:t xml:space="preserve"> — modifié — </w:t>
       </w:r>
-      <w:hyperlink w:history="1" r:id="rId9vksq2ldhnd2umfwkqpkp">
+      <w:hyperlink w:history="1" r:id="rIduuxt5xkcxkl8dqhbuff03">
         <w:r>
           <w:rPr>
             <w:rStyle w:val="Hyperlink"/>
@@ -1210,7 +1210,7 @@
       <w:r>
         <w:t xml:space="preserve"> — modifié — </w:t>
       </w:r>
-      <w:hyperlink w:history="1" r:id="rIdwk8kwqksrjtrznqihb7ql">
+      <w:hyperlink w:history="1" r:id="rId8ddzvaqlkjj7zmrromsuj">
         <w:r>
           <w:rPr>
             <w:rStyle w:val="Hyperlink"/>
@@ -1239,7 +1239,7 @@
       <w:r>
         <w:t xml:space="preserve"> — modifié — </w:t>
       </w:r>
-      <w:hyperlink w:history="1" r:id="rIdzjdf4sxf0hpacf7x6yike">
+      <w:hyperlink w:history="1" r:id="rIdfp9tcvpdmdmj63jv_jj_k">
         <w:r>
           <w:rPr>
             <w:rStyle w:val="Hyperlink"/>
@@ -1268,7 +1268,7 @@
       <w:r>
         <w:t xml:space="preserve"> — créé — </w:t>
       </w:r>
-      <w:hyperlink w:history="1" r:id="rIdnlkbvgz1uhxb20sfayzk1">
+      <w:hyperlink w:history="1" r:id="rIdnjjcapof1scx9pb6io0qz">
         <w:r>
           <w:rPr>
             <w:rStyle w:val="Hyperlink"/>
@@ -1297,7 +1297,7 @@
       <w:r>
         <w:t xml:space="preserve"> — modifié — </w:t>
       </w:r>
-      <w:hyperlink w:history="1" r:id="rIdza-mytmp6rpickd9a-gpt">
+      <w:hyperlink w:history="1" r:id="rIdbjeqxhdmemtdoo-dtizfj">
         <w:r>
           <w:rPr>
             <w:rStyle w:val="Hyperlink"/>
@@ -1326,7 +1326,7 @@
       <w:r>
         <w:t xml:space="preserve"> — modifié — </w:t>
       </w:r>
-      <w:hyperlink w:history="1" r:id="rIdo1gin17ewmpv_j8w2aoed">
+      <w:hyperlink w:history="1" r:id="rIdd0wi2kcthd__ceejft0qa">
         <w:r>
           <w:rPr>
             <w:rStyle w:val="Hyperlink"/>
@@ -1355,7 +1355,7 @@
       <w:r>
         <w:t xml:space="preserve"> — modifié — </w:t>
       </w:r>
-      <w:hyperlink w:history="1" r:id="rIdfqlsapp8rh3kayhrjrinx">
+      <w:hyperlink w:history="1" r:id="rIdmsngelpqprgosq-g095x1">
         <w:r>
           <w:rPr>
             <w:rStyle w:val="Hyperlink"/>
@@ -1384,7 +1384,7 @@
       <w:r>
         <w:t xml:space="preserve"> — modifié — </w:t>
       </w:r>
-      <w:hyperlink w:history="1" r:id="rId1ljtiq4u5audbugnk8ajx">
+      <w:hyperlink w:history="1" r:id="rIdw2-to3qbslafmwdyoid_f">
         <w:r>
           <w:rPr>
             <w:rStyle w:val="Hyperlink"/>
@@ -1413,7 +1413,7 @@
       <w:r>
         <w:t xml:space="preserve"> — modifié — </w:t>
       </w:r>
-      <w:hyperlink w:history="1" r:id="rIdwhr1qtv_yq7xdp9gk77uo">
+      <w:hyperlink w:history="1" r:id="rIdaaaondcxmnk-taeskdgvd">
         <w:r>
           <w:rPr>
             <w:rStyle w:val="Hyperlink"/>
@@ -1442,7 +1442,7 @@
       <w:r>
         <w:t xml:space="preserve"> — modifié — </w:t>
       </w:r>
-      <w:hyperlink w:history="1" r:id="rIdywlocb6agzdgtbsjhwdez">
+      <w:hyperlink w:history="1" r:id="rIdcfmxlsx9i-mtjxri5pd58">
         <w:r>
           <w:rPr>
             <w:rStyle w:val="Hyperlink"/>
@@ -1471,7 +1471,7 @@
       <w:r>
         <w:t xml:space="preserve"> — modifié — </w:t>
       </w:r>
-      <w:hyperlink w:history="1" r:id="rIdeawlzsxjlsrwwa5-wiahp">
+      <w:hyperlink w:history="1" r:id="rIdpodcwt34i2yhoqyxc-kd7">
         <w:r>
           <w:rPr>
             <w:rStyle w:val="Hyperlink"/>
@@ -1500,7 +1500,7 @@
       <w:r>
         <w:t xml:space="preserve"> — modifié — </w:t>
       </w:r>
-      <w:hyperlink w:history="1" r:id="rIde6by4j-fpshimqux0zx1p">
+      <w:hyperlink w:history="1" r:id="rIddwshfqv1bvvhbkdesabiu">
         <w:r>
           <w:rPr>
             <w:rStyle w:val="Hyperlink"/>
@@ -1537,7 +1537,7 @@
       <w:r>
         <w:t xml:space="preserve"> — modifié — </w:t>
       </w:r>
-      <w:hyperlink w:history="1" r:id="rIdghzszh51r9fyx_cq5hh5f">
+      <w:hyperlink w:history="1" r:id="rIdw2-jp2aoq2p6fbn-jymzt">
         <w:r>
           <w:rPr>
             <w:rStyle w:val="Hyperlink"/>
@@ -1566,7 +1566,7 @@
       <w:r>
         <w:t xml:space="preserve"> — modifié — </w:t>
       </w:r>
-      <w:hyperlink w:history="1" r:id="rIdj7ocjsdpulz5sc1svriwo">
+      <w:hyperlink w:history="1" r:id="rIdd1xb_iebsr_8xphkllkjp">
         <w:r>
           <w:rPr>
             <w:rStyle w:val="Hyperlink"/>
@@ -1603,7 +1603,7 @@
       <w:r>
         <w:t xml:space="preserve"> — modifié — </w:t>
       </w:r>
-      <w:hyperlink w:history="1" r:id="rIdkpxr5u8sxjqflhdhun3pb">
+      <w:hyperlink w:history="1" r:id="rId2itjdr6_d3qf6_vuzefhf">
         <w:r>
           <w:rPr>
             <w:rStyle w:val="Hyperlink"/>
@@ -1632,7 +1632,7 @@
       <w:r>
         <w:t xml:space="preserve"> — modifié — </w:t>
       </w:r>
-      <w:hyperlink w:history="1" r:id="rIdogpd7hwnmpxxmblpi_zcu">
+      <w:hyperlink w:history="1" r:id="rId94sdjy_xidyp_wape0jz8">
         <w:r>
           <w:rPr>
             <w:rStyle w:val="Hyperlink"/>
@@ -1661,7 +1661,7 @@
       <w:r>
         <w:t xml:space="preserve"> — modifié — </w:t>
       </w:r>
-      <w:hyperlink w:history="1" r:id="rIdz_ldz7wagqgclwsz11lkz">
+      <w:hyperlink w:history="1" r:id="rIdcjk970q715rqnuk9_chxb">
         <w:r>
           <w:rPr>
             <w:rStyle w:val="Hyperlink"/>

--- a/docs/developpement/phases/word/PHASE_25_MARQUE_FLAIX_EXPERT_LIEUX_ET_DIRECTEURS_DEPUIS_LE_BACK_OFFICE_MOTS_DE_.docx
+++ b/docs/developpement/phases/word/PHASE_25_MARQUE_FLAIX_EXPERT_LIEUX_ET_DIRECTEURS_DEPUIS_LE_BACK_OFFICE_MOTS_DE_.docx
@@ -20,7 +20,7 @@
       <w:r>
         <w:t xml:space="preserve">FlaiX Expert · dossier de développement · généré le 2026-10-04 depuis le dépôt </w:t>
       </w:r>
-      <w:hyperlink w:history="1" r:id="rIdj-7wm81v_x5ttegxsot2r">
+      <w:hyperlink w:history="1" r:id="rIdwn2m5jotjz0joiqmo0riu">
         <w:r>
           <w:rPr>
             <w:rStyle w:val="Hyperlink"/>
@@ -597,7 +597,7 @@
           <w:numId w:val="2"/>
         </w:numPr>
       </w:pPr>
-      <w:hyperlink w:history="1" r:id="rIdqmpi_l8ntuz78xf6-g1mz">
+      <w:hyperlink w:history="1" r:id="rIdhgkvnqjrc74ijyfnivkyk">
         <w:r>
           <w:rPr>
             <w:rStyle w:val="Hyperlink"/>
@@ -617,7 +617,7 @@
           <w:numId w:val="2"/>
         </w:numPr>
       </w:pPr>
-      <w:hyperlink w:history="1" r:id="rId0hq-wnlxhdklt_loa_v9e">
+      <w:hyperlink w:history="1" r:id="rIdtabrkgvdg3qv1jnooh3ac">
         <w:r>
           <w:rPr>
             <w:rStyle w:val="Hyperlink"/>
@@ -637,7 +637,7 @@
           <w:numId w:val="2"/>
         </w:numPr>
       </w:pPr>
-      <w:hyperlink w:history="1" r:id="rIdy-u-pskhjohrox6kxd3ck">
+      <w:hyperlink w:history="1" r:id="rIdwtocsxc-ryzn51kjlfybw">
         <w:r>
           <w:rPr>
             <w:rStyle w:val="Hyperlink"/>
@@ -685,7 +685,7 @@
       <w:r>
         <w:t xml:space="preserve"> — créé — </w:t>
       </w:r>
-      <w:hyperlink w:history="1" r:id="rIdowznfyf_fvylnpkx6gab4">
+      <w:hyperlink w:history="1" r:id="rIdi56ht6c1zoc59rsbjuvlz">
         <w:r>
           <w:rPr>
             <w:rStyle w:val="Hyperlink"/>
@@ -722,7 +722,7 @@
       <w:r>
         <w:t xml:space="preserve"> — modifié — </w:t>
       </w:r>
-      <w:hyperlink w:history="1" r:id="rId6z95zysfb3m3u7cdvwclx">
+      <w:hyperlink w:history="1" r:id="rIdoeuceuvcbuzeno8xegbod">
         <w:r>
           <w:rPr>
             <w:rStyle w:val="Hyperlink"/>
@@ -751,7 +751,7 @@
       <w:r>
         <w:t xml:space="preserve"> — créé — </w:t>
       </w:r>
-      <w:hyperlink w:history="1" r:id="rId8m8inqsdwpzoh23oltksg">
+      <w:hyperlink w:history="1" r:id="rIdpsrwyjrzg13ywlv-daw9y">
         <w:r>
           <w:rPr>
             <w:rStyle w:val="Hyperlink"/>
@@ -780,7 +780,7 @@
       <w:r>
         <w:t xml:space="preserve"> — modifié — </w:t>
       </w:r>
-      <w:hyperlink w:history="1" r:id="rIdminandggfnizsgelc5ipb">
+      <w:hyperlink w:history="1" r:id="rIdo1b2lf9cw1izdma_jmahi">
         <w:r>
           <w:rPr>
             <w:rStyle w:val="Hyperlink"/>
@@ -809,7 +809,7 @@
       <w:r>
         <w:t xml:space="preserve"> — créé — </w:t>
       </w:r>
-      <w:hyperlink w:history="1" r:id="rIdi7iz4-gwoueipvlr6nr-r">
+      <w:hyperlink w:history="1" r:id="rIdfcwupi6gp8jqboydknyaf">
         <w:r>
           <w:rPr>
             <w:rStyle w:val="Hyperlink"/>
@@ -846,7 +846,7 @@
       <w:r>
         <w:t xml:space="preserve"> — modifié — </w:t>
       </w:r>
-      <w:hyperlink w:history="1" r:id="rIdkj6dohs4iqo7ebfwrozx-">
+      <w:hyperlink w:history="1" r:id="rIdmuu3cwd3rpc3ur-sx5pew">
         <w:r>
           <w:rPr>
             <w:rStyle w:val="Hyperlink"/>
@@ -875,7 +875,7 @@
       <w:r>
         <w:t xml:space="preserve"> — modifié — </w:t>
       </w:r>
-      <w:hyperlink w:history="1" r:id="rIdt9ptcvb7r3sfzrvvze3iv">
+      <w:hyperlink w:history="1" r:id="rIdcdz-qybjjqd6dndot9gph">
         <w:r>
           <w:rPr>
             <w:rStyle w:val="Hyperlink"/>
@@ -904,7 +904,7 @@
       <w:r>
         <w:t xml:space="preserve"> — modifié — </w:t>
       </w:r>
-      <w:hyperlink w:history="1" r:id="rId21y42-soyhdcr27f4rmjb">
+      <w:hyperlink w:history="1" r:id="rIdo0sq84jp1dzmgrryclrd_">
         <w:r>
           <w:rPr>
             <w:rStyle w:val="Hyperlink"/>
@@ -933,7 +933,7 @@
       <w:r>
         <w:t xml:space="preserve"> — créé — </w:t>
       </w:r>
-      <w:hyperlink w:history="1" r:id="rIdvzot-rkqe5jwjdmuhxghp">
+      <w:hyperlink w:history="1" r:id="rIdvlpnmw2y7xdd0hqgskizj">
         <w:r>
           <w:rPr>
             <w:rStyle w:val="Hyperlink"/>
@@ -970,7 +970,7 @@
       <w:r>
         <w:t xml:space="preserve"> — modifié — </w:t>
       </w:r>
-      <w:hyperlink w:history="1" r:id="rIdcamwzognfb3fbb1qqbppm">
+      <w:hyperlink w:history="1" r:id="rIdfh7wzc7jpgkaushz3dvjh">
         <w:r>
           <w:rPr>
             <w:rStyle w:val="Hyperlink"/>
@@ -999,7 +999,7 @@
       <w:r>
         <w:t xml:space="preserve"> — modifié — </w:t>
       </w:r>
-      <w:hyperlink w:history="1" r:id="rIdmnsznntvrj53verkwcoze">
+      <w:hyperlink w:history="1" r:id="rIdhetwbwjgrafg7wjb23ud-">
         <w:r>
           <w:rPr>
             <w:rStyle w:val="Hyperlink"/>
@@ -1028,7 +1028,7 @@
       <w:r>
         <w:t xml:space="preserve"> — modifié — </w:t>
       </w:r>
-      <w:hyperlink w:history="1" r:id="rIdsjmgaetzv8ijla9vbc-xn">
+      <w:hyperlink w:history="1" r:id="rIdpbz7iq0q8djbxrhrs-wyl">
         <w:r>
           <w:rPr>
             <w:rStyle w:val="Hyperlink"/>
@@ -1057,7 +1057,7 @@
       <w:r>
         <w:t xml:space="preserve"> — modifié — </w:t>
       </w:r>
-      <w:hyperlink w:history="1" r:id="rIdkbj1yjo8nakfsfawjsbpl">
+      <w:hyperlink w:history="1" r:id="rId9zcxzy7udw0dtiek-0om3">
         <w:r>
           <w:rPr>
             <w:rStyle w:val="Hyperlink"/>
@@ -1086,7 +1086,7 @@
       <w:r>
         <w:t xml:space="preserve"> — modifié — </w:t>
       </w:r>
-      <w:hyperlink w:history="1" r:id="rIdjgmd0pcdmk7oalyg1smyt">
+      <w:hyperlink w:history="1" r:id="rIdqzlojeygo8xhqwk3bdo8c">
         <w:r>
           <w:rPr>
             <w:rStyle w:val="Hyperlink"/>
@@ -1115,7 +1115,7 @@
       <w:r>
         <w:t xml:space="preserve"> — modifié — </w:t>
       </w:r>
-      <w:hyperlink w:history="1" r:id="rIdudaoqpt72lfkd_0wjzow3">
+      <w:hyperlink w:history="1" r:id="rIdnknssgiyoa8payd_ehmok">
         <w:r>
           <w:rPr>
             <w:rStyle w:val="Hyperlink"/>
@@ -1144,7 +1144,7 @@
       <w:r>
         <w:t xml:space="preserve"> — modifié — </w:t>
       </w:r>
-      <w:hyperlink w:history="1" r:id="rId72odpofgfr6wibsq_1pjk">
+      <w:hyperlink w:history="1" r:id="rIdql4qwfywz0eqyqtqrdrrn">
         <w:r>
           <w:rPr>
             <w:rStyle w:val="Hyperlink"/>
@@ -1173,7 +1173,7 @@
       <w:r>
         <w:t xml:space="preserve"> — modifié — </w:t>
       </w:r>
-      <w:hyperlink w:history="1" r:id="rIduuxt5xkcxkl8dqhbuff03">
+      <w:hyperlink w:history="1" r:id="rIdimgdk4tcbikfhtgtmi25x">
         <w:r>
           <w:rPr>
             <w:rStyle w:val="Hyperlink"/>
@@ -1210,7 +1210,7 @@
       <w:r>
         <w:t xml:space="preserve"> — modifié — </w:t>
       </w:r>
-      <w:hyperlink w:history="1" r:id="rId8ddzvaqlkjj7zmrromsuj">
+      <w:hyperlink w:history="1" r:id="rIdqmgryv4eogqbx8g9cgmjr">
         <w:r>
           <w:rPr>
             <w:rStyle w:val="Hyperlink"/>
@@ -1239,7 +1239,7 @@
       <w:r>
         <w:t xml:space="preserve"> — modifié — </w:t>
       </w:r>
-      <w:hyperlink w:history="1" r:id="rIdfp9tcvpdmdmj63jv_jj_k">
+      <w:hyperlink w:history="1" r:id="rId8xyjxewtte4wohp0ciyid">
         <w:r>
           <w:rPr>
             <w:rStyle w:val="Hyperlink"/>
@@ -1268,7 +1268,7 @@
       <w:r>
         <w:t xml:space="preserve"> — créé — </w:t>
       </w:r>
-      <w:hyperlink w:history="1" r:id="rIdnjjcapof1scx9pb6io0qz">
+      <w:hyperlink w:history="1" r:id="rIdxnawpen16qvo9yr7dzvjx">
         <w:r>
           <w:rPr>
             <w:rStyle w:val="Hyperlink"/>
@@ -1297,7 +1297,7 @@
       <w:r>
         <w:t xml:space="preserve"> — modifié — </w:t>
       </w:r>
-      <w:hyperlink w:history="1" r:id="rIdbjeqxhdmemtdoo-dtizfj">
+      <w:hyperlink w:history="1" r:id="rIdkcnbc26orv31iw1vrcmno">
         <w:r>
           <w:rPr>
             <w:rStyle w:val="Hyperlink"/>
@@ -1326,7 +1326,7 @@
       <w:r>
         <w:t xml:space="preserve"> — modifié — </w:t>
       </w:r>
-      <w:hyperlink w:history="1" r:id="rIdd0wi2kcthd__ceejft0qa">
+      <w:hyperlink w:history="1" r:id="rIdtytl5whgk7k2ohsvnrsmz">
         <w:r>
           <w:rPr>
             <w:rStyle w:val="Hyperlink"/>
@@ -1355,7 +1355,7 @@
       <w:r>
         <w:t xml:space="preserve"> — modifié — </w:t>
       </w:r>
-      <w:hyperlink w:history="1" r:id="rIdmsngelpqprgosq-g095x1">
+      <w:hyperlink w:history="1" r:id="rId5fu7px4jrxlkxukrkbcjf">
         <w:r>
           <w:rPr>
             <w:rStyle w:val="Hyperlink"/>
@@ -1384,7 +1384,7 @@
       <w:r>
         <w:t xml:space="preserve"> — modifié — </w:t>
       </w:r>
-      <w:hyperlink w:history="1" r:id="rIdw2-to3qbslafmwdyoid_f">
+      <w:hyperlink w:history="1" r:id="rIdfp_n00n01nndj4dctktmw">
         <w:r>
           <w:rPr>
             <w:rStyle w:val="Hyperlink"/>
@@ -1413,7 +1413,7 @@
       <w:r>
         <w:t xml:space="preserve"> — modifié — </w:t>
       </w:r>
-      <w:hyperlink w:history="1" r:id="rIdaaaondcxmnk-taeskdgvd">
+      <w:hyperlink w:history="1" r:id="rId_gsxp8tukakuj2xjdljr1">
         <w:r>
           <w:rPr>
             <w:rStyle w:val="Hyperlink"/>
@@ -1442,7 +1442,7 @@
       <w:r>
         <w:t xml:space="preserve"> — modifié — </w:t>
       </w:r>
-      <w:hyperlink w:history="1" r:id="rIdcfmxlsx9i-mtjxri5pd58">
+      <w:hyperlink w:history="1" r:id="rIddhmwsmaf0sn5hdm4mshmo">
         <w:r>
           <w:rPr>
             <w:rStyle w:val="Hyperlink"/>
@@ -1471,7 +1471,7 @@
       <w:r>
         <w:t xml:space="preserve"> — modifié — </w:t>
       </w:r>
-      <w:hyperlink w:history="1" r:id="rIdpodcwt34i2yhoqyxc-kd7">
+      <w:hyperlink w:history="1" r:id="rIdmcgdke0ntvwq3dz5f8rcm">
         <w:r>
           <w:rPr>
             <w:rStyle w:val="Hyperlink"/>
@@ -1500,7 +1500,7 @@
       <w:r>
         <w:t xml:space="preserve"> — modifié — </w:t>
       </w:r>
-      <w:hyperlink w:history="1" r:id="rIddwshfqv1bvvhbkdesabiu">
+      <w:hyperlink w:history="1" r:id="rIdata3kzskwnbfkjcnuldzp">
         <w:r>
           <w:rPr>
             <w:rStyle w:val="Hyperlink"/>
@@ -1537,7 +1537,7 @@
       <w:r>
         <w:t xml:space="preserve"> — modifié — </w:t>
       </w:r>
-      <w:hyperlink w:history="1" r:id="rIdw2-jp2aoq2p6fbn-jymzt">
+      <w:hyperlink w:history="1" r:id="rIddxtqskpkmxqhfishxb4md">
         <w:r>
           <w:rPr>
             <w:rStyle w:val="Hyperlink"/>
@@ -1566,7 +1566,7 @@
       <w:r>
         <w:t xml:space="preserve"> — modifié — </w:t>
       </w:r>
-      <w:hyperlink w:history="1" r:id="rIdd1xb_iebsr_8xphkllkjp">
+      <w:hyperlink w:history="1" r:id="rId3t1e3n0zuclggul3rdoky">
         <w:r>
           <w:rPr>
             <w:rStyle w:val="Hyperlink"/>
@@ -1603,7 +1603,7 @@
       <w:r>
         <w:t xml:space="preserve"> — modifié — </w:t>
       </w:r>
-      <w:hyperlink w:history="1" r:id="rId2itjdr6_d3qf6_vuzefhf">
+      <w:hyperlink w:history="1" r:id="rId9y7evbw1lds5up4bfztrc">
         <w:r>
           <w:rPr>
             <w:rStyle w:val="Hyperlink"/>
@@ -1632,7 +1632,7 @@
       <w:r>
         <w:t xml:space="preserve"> — modifié — </w:t>
       </w:r>
-      <w:hyperlink w:history="1" r:id="rId94sdjy_xidyp_wape0jz8">
+      <w:hyperlink w:history="1" r:id="rIdgenpqyqc8r-hsfqcbnyei">
         <w:r>
           <w:rPr>
             <w:rStyle w:val="Hyperlink"/>
@@ -1661,7 +1661,7 @@
       <w:r>
         <w:t xml:space="preserve"> — modifié — </w:t>
       </w:r>
-      <w:hyperlink w:history="1" r:id="rIdcjk970q715rqnuk9_chxb">
+      <w:hyperlink w:history="1" r:id="rIdzji4mtkrllncfifs1e7su">
         <w:r>
           <w:rPr>
             <w:rStyle w:val="Hyperlink"/>

--- a/docs/developpement/phases/word/PHASE_25_MARQUE_FLAIX_EXPERT_LIEUX_ET_DIRECTEURS_DEPUIS_LE_BACK_OFFICE_MOTS_DE_.docx
+++ b/docs/developpement/phases/word/PHASE_25_MARQUE_FLAIX_EXPERT_LIEUX_ET_DIRECTEURS_DEPUIS_LE_BACK_OFFICE_MOTS_DE_.docx
@@ -20,7 +20,7 @@
       <w:r>
         <w:t xml:space="preserve">FlaiX Expert · dossier de développement · généré le 2026-10-04 depuis le dépôt </w:t>
       </w:r>
-      <w:hyperlink w:history="1" r:id="rIdwn2m5jotjz0joiqmo0riu">
+      <w:hyperlink w:history="1" r:id="rIdpqmutgq-_3fbcjrzjthbn">
         <w:r>
           <w:rPr>
             <w:rStyle w:val="Hyperlink"/>
@@ -597,7 +597,7 @@
           <w:numId w:val="2"/>
         </w:numPr>
       </w:pPr>
-      <w:hyperlink w:history="1" r:id="rIdhgkvnqjrc74ijyfnivkyk">
+      <w:hyperlink w:history="1" r:id="rId3cfuu6acs2ulfu8_66anw">
         <w:r>
           <w:rPr>
             <w:rStyle w:val="Hyperlink"/>
@@ -617,7 +617,7 @@
           <w:numId w:val="2"/>
         </w:numPr>
       </w:pPr>
-      <w:hyperlink w:history="1" r:id="rIdtabrkgvdg3qv1jnooh3ac">
+      <w:hyperlink w:history="1" r:id="rIdfb-c_qekci1y0dnvxxmjn">
         <w:r>
           <w:rPr>
             <w:rStyle w:val="Hyperlink"/>
@@ -637,7 +637,7 @@
           <w:numId w:val="2"/>
         </w:numPr>
       </w:pPr>
-      <w:hyperlink w:history="1" r:id="rIdwtocsxc-ryzn51kjlfybw">
+      <w:hyperlink w:history="1" r:id="rId4ccgo__y4iwo5hhkjqhvp">
         <w:r>
           <w:rPr>
             <w:rStyle w:val="Hyperlink"/>
@@ -685,7 +685,7 @@
       <w:r>
         <w:t xml:space="preserve"> — créé — </w:t>
       </w:r>
-      <w:hyperlink w:history="1" r:id="rIdi56ht6c1zoc59rsbjuvlz">
+      <w:hyperlink w:history="1" r:id="rIdpwsxlwm1wovoz7djhfb_j">
         <w:r>
           <w:rPr>
             <w:rStyle w:val="Hyperlink"/>
@@ -722,7 +722,7 @@
       <w:r>
         <w:t xml:space="preserve"> — modifié — </w:t>
       </w:r>
-      <w:hyperlink w:history="1" r:id="rIdoeuceuvcbuzeno8xegbod">
+      <w:hyperlink w:history="1" r:id="rIdfy5os19-uve_y3rxp_qfi">
         <w:r>
           <w:rPr>
             <w:rStyle w:val="Hyperlink"/>
@@ -751,7 +751,7 @@
       <w:r>
         <w:t xml:space="preserve"> — créé — </w:t>
       </w:r>
-      <w:hyperlink w:history="1" r:id="rIdpsrwyjrzg13ywlv-daw9y">
+      <w:hyperlink w:history="1" r:id="rIdi73g75rzalag_bsrtyscf">
         <w:r>
           <w:rPr>
             <w:rStyle w:val="Hyperlink"/>
@@ -780,7 +780,7 @@
       <w:r>
         <w:t xml:space="preserve"> — modifié — </w:t>
       </w:r>
-      <w:hyperlink w:history="1" r:id="rIdo1b2lf9cw1izdma_jmahi">
+      <w:hyperlink w:history="1" r:id="rIdg4j5exlozttlu3yoh9bxa">
         <w:r>
           <w:rPr>
             <w:rStyle w:val="Hyperlink"/>
@@ -809,7 +809,7 @@
       <w:r>
         <w:t xml:space="preserve"> — créé — </w:t>
       </w:r>
-      <w:hyperlink w:history="1" r:id="rIdfcwupi6gp8jqboydknyaf">
+      <w:hyperlink w:history="1" r:id="rIdsmawowzhoek3ufqifz3ev">
         <w:r>
           <w:rPr>
             <w:rStyle w:val="Hyperlink"/>
@@ -846,7 +846,7 @@
       <w:r>
         <w:t xml:space="preserve"> — modifié — </w:t>
       </w:r>
-      <w:hyperlink w:history="1" r:id="rIdmuu3cwd3rpc3ur-sx5pew">
+      <w:hyperlink w:history="1" r:id="rIdgnwkhyxmejq8dij3fboew">
         <w:r>
           <w:rPr>
             <w:rStyle w:val="Hyperlink"/>
@@ -875,7 +875,7 @@
       <w:r>
         <w:t xml:space="preserve"> — modifié — </w:t>
       </w:r>
-      <w:hyperlink w:history="1" r:id="rIdcdz-qybjjqd6dndot9gph">
+      <w:hyperlink w:history="1" r:id="rId60pzq_-lgy_g7sqfw4z1e">
         <w:r>
           <w:rPr>
             <w:rStyle w:val="Hyperlink"/>
@@ -904,7 +904,7 @@
       <w:r>
         <w:t xml:space="preserve"> — modifié — </w:t>
       </w:r>
-      <w:hyperlink w:history="1" r:id="rIdo0sq84jp1dzmgrryclrd_">
+      <w:hyperlink w:history="1" r:id="rIdxc58y7_u6r32sktobjkui">
         <w:r>
           <w:rPr>
             <w:rStyle w:val="Hyperlink"/>
@@ -933,7 +933,7 @@
       <w:r>
         <w:t xml:space="preserve"> — créé — </w:t>
       </w:r>
-      <w:hyperlink w:history="1" r:id="rIdvlpnmw2y7xdd0hqgskizj">
+      <w:hyperlink w:history="1" r:id="rIdsfviqlfykume1m-odytgp">
         <w:r>
           <w:rPr>
             <w:rStyle w:val="Hyperlink"/>
@@ -970,7 +970,7 @@
       <w:r>
         <w:t xml:space="preserve"> — modifié — </w:t>
       </w:r>
-      <w:hyperlink w:history="1" r:id="rIdfh7wzc7jpgkaushz3dvjh">
+      <w:hyperlink w:history="1" r:id="rIdxzub__ej9gzundxmsqlf_">
         <w:r>
           <w:rPr>
             <w:rStyle w:val="Hyperlink"/>
@@ -999,7 +999,7 @@
       <w:r>
         <w:t xml:space="preserve"> — modifié — </w:t>
       </w:r>
-      <w:hyperlink w:history="1" r:id="rIdhetwbwjgrafg7wjb23ud-">
+      <w:hyperlink w:history="1" r:id="rIdm5uabh6y0pots2gzq4xic">
         <w:r>
           <w:rPr>
             <w:rStyle w:val="Hyperlink"/>
@@ -1028,7 +1028,7 @@
       <w:r>
         <w:t xml:space="preserve"> — modifié — </w:t>
       </w:r>
-      <w:hyperlink w:history="1" r:id="rIdpbz7iq0q8djbxrhrs-wyl">
+      <w:hyperlink w:history="1" r:id="rIdxzqqrmwx3pxyywqwcnclp">
         <w:r>
           <w:rPr>
             <w:rStyle w:val="Hyperlink"/>
@@ -1057,7 +1057,7 @@
       <w:r>
         <w:t xml:space="preserve"> — modifié — </w:t>
       </w:r>
-      <w:hyperlink w:history="1" r:id="rId9zcxzy7udw0dtiek-0om3">
+      <w:hyperlink w:history="1" r:id="rIdiyladgm4-vkxupmbffsvn">
         <w:r>
           <w:rPr>
             <w:rStyle w:val="Hyperlink"/>
@@ -1086,7 +1086,7 @@
       <w:r>
         <w:t xml:space="preserve"> — modifié — </w:t>
       </w:r>
-      <w:hyperlink w:history="1" r:id="rIdqzlojeygo8xhqwk3bdo8c">
+      <w:hyperlink w:history="1" r:id="rIdvvv8cklou4kk9f05qfcop">
         <w:r>
           <w:rPr>
             <w:rStyle w:val="Hyperlink"/>
@@ -1115,7 +1115,7 @@
       <w:r>
         <w:t xml:space="preserve"> — modifié — </w:t>
       </w:r>
-      <w:hyperlink w:history="1" r:id="rIdnknssgiyoa8payd_ehmok">
+      <w:hyperlink w:history="1" r:id="rIdkhjwzq3fcrlm8wz_zpi5w">
         <w:r>
           <w:rPr>
             <w:rStyle w:val="Hyperlink"/>
@@ -1144,7 +1144,7 @@
       <w:r>
         <w:t xml:space="preserve"> — modifié — </w:t>
       </w:r>
-      <w:hyperlink w:history="1" r:id="rIdql4qwfywz0eqyqtqrdrrn">
+      <w:hyperlink w:history="1" r:id="rIdm7up69h12uzp54xy1johe">
         <w:r>
           <w:rPr>
             <w:rStyle w:val="Hyperlink"/>
@@ -1173,7 +1173,7 @@
       <w:r>
         <w:t xml:space="preserve"> — modifié — </w:t>
       </w:r>
-      <w:hyperlink w:history="1" r:id="rIdimgdk4tcbikfhtgtmi25x">
+      <w:hyperlink w:history="1" r:id="rIdwttgntzh-zrnoc4krn7qw">
         <w:r>
           <w:rPr>
             <w:rStyle w:val="Hyperlink"/>
@@ -1210,7 +1210,7 @@
       <w:r>
         <w:t xml:space="preserve"> — modifié — </w:t>
       </w:r>
-      <w:hyperlink w:history="1" r:id="rIdqmgryv4eogqbx8g9cgmjr">
+      <w:hyperlink w:history="1" r:id="rIdspeegpsswxwwvxiqp2xwe">
         <w:r>
           <w:rPr>
             <w:rStyle w:val="Hyperlink"/>
@@ -1239,7 +1239,7 @@
       <w:r>
         <w:t xml:space="preserve"> — modifié — </w:t>
       </w:r>
-      <w:hyperlink w:history="1" r:id="rId8xyjxewtte4wohp0ciyid">
+      <w:hyperlink w:history="1" r:id="rIdoh9d24vgrluiclclixhx1">
         <w:r>
           <w:rPr>
             <w:rStyle w:val="Hyperlink"/>
@@ -1268,7 +1268,7 @@
       <w:r>
         <w:t xml:space="preserve"> — créé — </w:t>
       </w:r>
-      <w:hyperlink w:history="1" r:id="rIdxnawpen16qvo9yr7dzvjx">
+      <w:hyperlink w:history="1" r:id="rIdox_zmnp2pqesgn4hbff22">
         <w:r>
           <w:rPr>
             <w:rStyle w:val="Hyperlink"/>
@@ -1297,7 +1297,7 @@
       <w:r>
         <w:t xml:space="preserve"> — modifié — </w:t>
       </w:r>
-      <w:hyperlink w:history="1" r:id="rIdkcnbc26orv31iw1vrcmno">
+      <w:hyperlink w:history="1" r:id="rIdq5cuealmvhbso3x9oxcni">
         <w:r>
           <w:rPr>
             <w:rStyle w:val="Hyperlink"/>
@@ -1326,7 +1326,7 @@
       <w:r>
         <w:t xml:space="preserve"> — modifié — </w:t>
       </w:r>
-      <w:hyperlink w:history="1" r:id="rIdtytl5whgk7k2ohsvnrsmz">
+      <w:hyperlink w:history="1" r:id="rIdbbz991no9wz7jk-n_3wb3">
         <w:r>
           <w:rPr>
             <w:rStyle w:val="Hyperlink"/>
@@ -1355,7 +1355,7 @@
       <w:r>
         <w:t xml:space="preserve"> — modifié — </w:t>
       </w:r>
-      <w:hyperlink w:history="1" r:id="rId5fu7px4jrxlkxukrkbcjf">
+      <w:hyperlink w:history="1" r:id="rIddvewoy5bo6v8cv0ydc8qm">
         <w:r>
           <w:rPr>
             <w:rStyle w:val="Hyperlink"/>
@@ -1384,7 +1384,7 @@
       <w:r>
         <w:t xml:space="preserve"> — modifié — </w:t>
       </w:r>
-      <w:hyperlink w:history="1" r:id="rIdfp_n00n01nndj4dctktmw">
+      <w:hyperlink w:history="1" r:id="rIdwj3qovoqoaduwj073stis">
         <w:r>
           <w:rPr>
             <w:rStyle w:val="Hyperlink"/>
@@ -1413,7 +1413,7 @@
       <w:r>
         <w:t xml:space="preserve"> — modifié — </w:t>
       </w:r>
-      <w:hyperlink w:history="1" r:id="rId_gsxp8tukakuj2xjdljr1">
+      <w:hyperlink w:history="1" r:id="rIdwba5o4rmyhgzotkbsatmm">
         <w:r>
           <w:rPr>
             <w:rStyle w:val="Hyperlink"/>
@@ -1442,7 +1442,7 @@
       <w:r>
         <w:t xml:space="preserve"> — modifié — </w:t>
       </w:r>
-      <w:hyperlink w:history="1" r:id="rIddhmwsmaf0sn5hdm4mshmo">
+      <w:hyperlink w:history="1" r:id="rIdb-7fxsfs9o6pfyuycrpob">
         <w:r>
           <w:rPr>
             <w:rStyle w:val="Hyperlink"/>
@@ -1471,7 +1471,7 @@
       <w:r>
         <w:t xml:space="preserve"> — modifié — </w:t>
       </w:r>
-      <w:hyperlink w:history="1" r:id="rIdmcgdke0ntvwq3dz5f8rcm">
+      <w:hyperlink w:history="1" r:id="rIdixnwj7evcm6qzvmw4zku8">
         <w:r>
           <w:rPr>
             <w:rStyle w:val="Hyperlink"/>
@@ -1500,7 +1500,7 @@
       <w:r>
         <w:t xml:space="preserve"> — modifié — </w:t>
       </w:r>
-      <w:hyperlink w:history="1" r:id="rIdata3kzskwnbfkjcnuldzp">
+      <w:hyperlink w:history="1" r:id="rId0xgcpacf8bk-aftyja-5_">
         <w:r>
           <w:rPr>
             <w:rStyle w:val="Hyperlink"/>
@@ -1537,7 +1537,7 @@
       <w:r>
         <w:t xml:space="preserve"> — modifié — </w:t>
       </w:r>
-      <w:hyperlink w:history="1" r:id="rIddxtqskpkmxqhfishxb4md">
+      <w:hyperlink w:history="1" r:id="rIdd4v0anpviv0qhvntyuhmd">
         <w:r>
           <w:rPr>
             <w:rStyle w:val="Hyperlink"/>
@@ -1566,7 +1566,7 @@
       <w:r>
         <w:t xml:space="preserve"> — modifié — </w:t>
       </w:r>
-      <w:hyperlink w:history="1" r:id="rId3t1e3n0zuclggul3rdoky">
+      <w:hyperlink w:history="1" r:id="rIdqrwz2kdv8ydqcritk_xoe">
         <w:r>
           <w:rPr>
             <w:rStyle w:val="Hyperlink"/>
@@ -1603,7 +1603,7 @@
       <w:r>
         <w:t xml:space="preserve"> — modifié — </w:t>
       </w:r>
-      <w:hyperlink w:history="1" r:id="rId9y7evbw1lds5up4bfztrc">
+      <w:hyperlink w:history="1" r:id="rIdonhugfvhsfckljl6mmpm8">
         <w:r>
           <w:rPr>
             <w:rStyle w:val="Hyperlink"/>
@@ -1632,7 +1632,7 @@
       <w:r>
         <w:t xml:space="preserve"> — modifié — </w:t>
       </w:r>
-      <w:hyperlink w:history="1" r:id="rIdgenpqyqc8r-hsfqcbnyei">
+      <w:hyperlink w:history="1" r:id="rIdfmbtcbrcsxirf6kcb9mzt">
         <w:r>
           <w:rPr>
             <w:rStyle w:val="Hyperlink"/>
@@ -1661,7 +1661,7 @@
       <w:r>
         <w:t xml:space="preserve"> — modifié — </w:t>
       </w:r>
-      <w:hyperlink w:history="1" r:id="rIdzji4mtkrllncfifs1e7su">
+      <w:hyperlink w:history="1" r:id="rIdaneym_fn7e6wll1nwusse">
         <w:r>
           <w:rPr>
             <w:rStyle w:val="Hyperlink"/>

--- a/docs/developpement/phases/word/PHASE_25_MARQUE_FLAIX_EXPERT_LIEUX_ET_DIRECTEURS_DEPUIS_LE_BACK_OFFICE_MOTS_DE_.docx
+++ b/docs/developpement/phases/word/PHASE_25_MARQUE_FLAIX_EXPERT_LIEUX_ET_DIRECTEURS_DEPUIS_LE_BACK_OFFICE_MOTS_DE_.docx
@@ -20,7 +20,7 @@
       <w:r>
         <w:t xml:space="preserve">FlaiX Expert · dossier de développement · généré le 2026-10-04 depuis le dépôt </w:t>
       </w:r>
-      <w:hyperlink w:history="1" r:id="rIdpqmutgq-_3fbcjrzjthbn">
+      <w:hyperlink w:history="1" r:id="rId8hdq84bjjrozsvbn6kh3g">
         <w:r>
           <w:rPr>
             <w:rStyle w:val="Hyperlink"/>
@@ -597,7 +597,7 @@
           <w:numId w:val="2"/>
         </w:numPr>
       </w:pPr>
-      <w:hyperlink w:history="1" r:id="rId3cfuu6acs2ulfu8_66anw">
+      <w:hyperlink w:history="1" r:id="rIdpj2dgqu0zl-o4bcavml6f">
         <w:r>
           <w:rPr>
             <w:rStyle w:val="Hyperlink"/>
@@ -617,7 +617,7 @@
           <w:numId w:val="2"/>
         </w:numPr>
       </w:pPr>
-      <w:hyperlink w:history="1" r:id="rIdfb-c_qekci1y0dnvxxmjn">
+      <w:hyperlink w:history="1" r:id="rIdpjg14yz2glpjh_paqq6xr">
         <w:r>
           <w:rPr>
             <w:rStyle w:val="Hyperlink"/>
@@ -637,7 +637,7 @@
           <w:numId w:val="2"/>
         </w:numPr>
       </w:pPr>
-      <w:hyperlink w:history="1" r:id="rId4ccgo__y4iwo5hhkjqhvp">
+      <w:hyperlink w:history="1" r:id="rIdev1_pfrl0cy27bqjh1vvj">
         <w:r>
           <w:rPr>
             <w:rStyle w:val="Hyperlink"/>
@@ -685,7 +685,7 @@
       <w:r>
         <w:t xml:space="preserve"> — créé — </w:t>
       </w:r>
-      <w:hyperlink w:history="1" r:id="rIdpwsxlwm1wovoz7djhfb_j">
+      <w:hyperlink w:history="1" r:id="rIdznehmgqygzqkcvjsski0g">
         <w:r>
           <w:rPr>
             <w:rStyle w:val="Hyperlink"/>
@@ -722,7 +722,7 @@
       <w:r>
         <w:t xml:space="preserve"> — modifié — </w:t>
       </w:r>
-      <w:hyperlink w:history="1" r:id="rIdfy5os19-uve_y3rxp_qfi">
+      <w:hyperlink w:history="1" r:id="rIdgmymnift1r18zb8ihvzh1">
         <w:r>
           <w:rPr>
             <w:rStyle w:val="Hyperlink"/>
@@ -751,7 +751,7 @@
       <w:r>
         <w:t xml:space="preserve"> — créé — </w:t>
       </w:r>
-      <w:hyperlink w:history="1" r:id="rIdi73g75rzalag_bsrtyscf">
+      <w:hyperlink w:history="1" r:id="rIduithdpfhuvzs95wjqh-ag">
         <w:r>
           <w:rPr>
             <w:rStyle w:val="Hyperlink"/>
@@ -780,7 +780,7 @@
       <w:r>
         <w:t xml:space="preserve"> — modifié — </w:t>
       </w:r>
-      <w:hyperlink w:history="1" r:id="rIdg4j5exlozttlu3yoh9bxa">
+      <w:hyperlink w:history="1" r:id="rIdjwrikbvaugfhuufuoffbx">
         <w:r>
           <w:rPr>
             <w:rStyle w:val="Hyperlink"/>
@@ -809,7 +809,7 @@
       <w:r>
         <w:t xml:space="preserve"> — créé — </w:t>
       </w:r>
-      <w:hyperlink w:history="1" r:id="rIdsmawowzhoek3ufqifz3ev">
+      <w:hyperlink w:history="1" r:id="rIdbpr8nwi0ggcznmhvqaci-">
         <w:r>
           <w:rPr>
             <w:rStyle w:val="Hyperlink"/>
@@ -846,7 +846,7 @@
       <w:r>
         <w:t xml:space="preserve"> — modifié — </w:t>
       </w:r>
-      <w:hyperlink w:history="1" r:id="rIdgnwkhyxmejq8dij3fboew">
+      <w:hyperlink w:history="1" r:id="rIdh6k2m6vz0c-8vfdvqiewd">
         <w:r>
           <w:rPr>
             <w:rStyle w:val="Hyperlink"/>
@@ -875,7 +875,7 @@
       <w:r>
         <w:t xml:space="preserve"> — modifié — </w:t>
       </w:r>
-      <w:hyperlink w:history="1" r:id="rId60pzq_-lgy_g7sqfw4z1e">
+      <w:hyperlink w:history="1" r:id="rId6ddcrkeilu5nma0dkqvmr">
         <w:r>
           <w:rPr>
             <w:rStyle w:val="Hyperlink"/>
@@ -904,7 +904,7 @@
       <w:r>
         <w:t xml:space="preserve"> — modifié — </w:t>
       </w:r>
-      <w:hyperlink w:history="1" r:id="rIdxc58y7_u6r32sktobjkui">
+      <w:hyperlink w:history="1" r:id="rIdjlmckxf0ysuaxbq0usrkj">
         <w:r>
           <w:rPr>
             <w:rStyle w:val="Hyperlink"/>
@@ -933,7 +933,7 @@
       <w:r>
         <w:t xml:space="preserve"> — créé — </w:t>
       </w:r>
-      <w:hyperlink w:history="1" r:id="rIdsfviqlfykume1m-odytgp">
+      <w:hyperlink w:history="1" r:id="rId_sljdlshudfmbvf4bakmf">
         <w:r>
           <w:rPr>
             <w:rStyle w:val="Hyperlink"/>
@@ -970,7 +970,7 @@
       <w:r>
         <w:t xml:space="preserve"> — modifié — </w:t>
       </w:r>
-      <w:hyperlink w:history="1" r:id="rIdxzub__ej9gzundxmsqlf_">
+      <w:hyperlink w:history="1" r:id="rIdsmd8c0ajcy5eownfgdrxj">
         <w:r>
           <w:rPr>
             <w:rStyle w:val="Hyperlink"/>
@@ -999,7 +999,7 @@
       <w:r>
         <w:t xml:space="preserve"> — modifié — </w:t>
       </w:r>
-      <w:hyperlink w:history="1" r:id="rIdm5uabh6y0pots2gzq4xic">
+      <w:hyperlink w:history="1" r:id="rIdhxwpsprydiv193ucq1b4o">
         <w:r>
           <w:rPr>
             <w:rStyle w:val="Hyperlink"/>
@@ -1028,7 +1028,7 @@
       <w:r>
         <w:t xml:space="preserve"> — modifié — </w:t>
       </w:r>
-      <w:hyperlink w:history="1" r:id="rIdxzqqrmwx3pxyywqwcnclp">
+      <w:hyperlink w:history="1" r:id="rIdizjf3w8r5tid6xvxq8ops">
         <w:r>
           <w:rPr>
             <w:rStyle w:val="Hyperlink"/>
@@ -1057,7 +1057,7 @@
       <w:r>
         <w:t xml:space="preserve"> — modifié — </w:t>
       </w:r>
-      <w:hyperlink w:history="1" r:id="rIdiyladgm4-vkxupmbffsvn">
+      <w:hyperlink w:history="1" r:id="rIds6pt3l5xfryymuhpvtcx1">
         <w:r>
           <w:rPr>
             <w:rStyle w:val="Hyperlink"/>
@@ -1086,7 +1086,7 @@
       <w:r>
         <w:t xml:space="preserve"> — modifié — </w:t>
       </w:r>
-      <w:hyperlink w:history="1" r:id="rIdvvv8cklou4kk9f05qfcop">
+      <w:hyperlink w:history="1" r:id="rIduefkpofh5spgwg2bxhbyw">
         <w:r>
           <w:rPr>
             <w:rStyle w:val="Hyperlink"/>
@@ -1115,7 +1115,7 @@
       <w:r>
         <w:t xml:space="preserve"> — modifié — </w:t>
       </w:r>
-      <w:hyperlink w:history="1" r:id="rIdkhjwzq3fcrlm8wz_zpi5w">
+      <w:hyperlink w:history="1" r:id="rId6jmwkjohnjuttb_b0yppc">
         <w:r>
           <w:rPr>
             <w:rStyle w:val="Hyperlink"/>
@@ -1144,7 +1144,7 @@
       <w:r>
         <w:t xml:space="preserve"> — modifié — </w:t>
       </w:r>
-      <w:hyperlink w:history="1" r:id="rIdm7up69h12uzp54xy1johe">
+      <w:hyperlink w:history="1" r:id="rIdwyi6jj0l567c5zzr_pytn">
         <w:r>
           <w:rPr>
             <w:rStyle w:val="Hyperlink"/>
@@ -1173,7 +1173,7 @@
       <w:r>
         <w:t xml:space="preserve"> — modifié — </w:t>
       </w:r>
-      <w:hyperlink w:history="1" r:id="rIdwttgntzh-zrnoc4krn7qw">
+      <w:hyperlink w:history="1" r:id="rIduvbxlcarr4nhrlcicjft1">
         <w:r>
           <w:rPr>
             <w:rStyle w:val="Hyperlink"/>
@@ -1210,7 +1210,7 @@
       <w:r>
         <w:t xml:space="preserve"> — modifié — </w:t>
       </w:r>
-      <w:hyperlink w:history="1" r:id="rIdspeegpsswxwwvxiqp2xwe">
+      <w:hyperlink w:history="1" r:id="rId4twcwdackzuukiwrf6fqc">
         <w:r>
           <w:rPr>
             <w:rStyle w:val="Hyperlink"/>
@@ -1239,7 +1239,7 @@
       <w:r>
         <w:t xml:space="preserve"> — modifié — </w:t>
       </w:r>
-      <w:hyperlink w:history="1" r:id="rIdoh9d24vgrluiclclixhx1">
+      <w:hyperlink w:history="1" r:id="rIdvjdw6c4zrymxjiehwstgt">
         <w:r>
           <w:rPr>
             <w:rStyle w:val="Hyperlink"/>
@@ -1268,7 +1268,7 @@
       <w:r>
         <w:t xml:space="preserve"> — créé — </w:t>
       </w:r>
-      <w:hyperlink w:history="1" r:id="rIdox_zmnp2pqesgn4hbff22">
+      <w:hyperlink w:history="1" r:id="rIdyruaip-vztrbexybpv10c">
         <w:r>
           <w:rPr>
             <w:rStyle w:val="Hyperlink"/>
@@ -1297,7 +1297,7 @@
       <w:r>
         <w:t xml:space="preserve"> — modifié — </w:t>
       </w:r>
-      <w:hyperlink w:history="1" r:id="rIdq5cuealmvhbso3x9oxcni">
+      <w:hyperlink w:history="1" r:id="rId3p20uy8ltss_l6mghpveu">
         <w:r>
           <w:rPr>
             <w:rStyle w:val="Hyperlink"/>
@@ -1326,7 +1326,7 @@
       <w:r>
         <w:t xml:space="preserve"> — modifié — </w:t>
       </w:r>
-      <w:hyperlink w:history="1" r:id="rIdbbz991no9wz7jk-n_3wb3">
+      <w:hyperlink w:history="1" r:id="rIdwnd2vgyzai38fej8qsao4">
         <w:r>
           <w:rPr>
             <w:rStyle w:val="Hyperlink"/>
@@ -1355,7 +1355,7 @@
       <w:r>
         <w:t xml:space="preserve"> — modifié — </w:t>
       </w:r>
-      <w:hyperlink w:history="1" r:id="rIddvewoy5bo6v8cv0ydc8qm">
+      <w:hyperlink w:history="1" r:id="rId92wdak78bwfl-j98eezm5">
         <w:r>
           <w:rPr>
             <w:rStyle w:val="Hyperlink"/>
@@ -1384,7 +1384,7 @@
       <w:r>
         <w:t xml:space="preserve"> — modifié — </w:t>
       </w:r>
-      <w:hyperlink w:history="1" r:id="rIdwj3qovoqoaduwj073stis">
+      <w:hyperlink w:history="1" r:id="rIdaiefea3b_yyirylzzvzmy">
         <w:r>
           <w:rPr>
             <w:rStyle w:val="Hyperlink"/>
@@ -1413,7 +1413,7 @@
       <w:r>
         <w:t xml:space="preserve"> — modifié — </w:t>
       </w:r>
-      <w:hyperlink w:history="1" r:id="rIdwba5o4rmyhgzotkbsatmm">
+      <w:hyperlink w:history="1" r:id="rIdihmrz13bkjcjzbbntltko">
         <w:r>
           <w:rPr>
             <w:rStyle w:val="Hyperlink"/>
@@ -1442,7 +1442,7 @@
       <w:r>
         <w:t xml:space="preserve"> — modifié — </w:t>
       </w:r>
-      <w:hyperlink w:history="1" r:id="rIdb-7fxsfs9o6pfyuycrpob">
+      <w:hyperlink w:history="1" r:id="rIdfjzkag7cdqit9n696m0mt">
         <w:r>
           <w:rPr>
             <w:rStyle w:val="Hyperlink"/>
@@ -1471,7 +1471,7 @@
       <w:r>
         <w:t xml:space="preserve"> — modifié — </w:t>
       </w:r>
-      <w:hyperlink w:history="1" r:id="rIdixnwj7evcm6qzvmw4zku8">
+      <w:hyperlink w:history="1" r:id="rIddnb4ypl6cm_doqwiayp6w">
         <w:r>
           <w:rPr>
             <w:rStyle w:val="Hyperlink"/>
@@ -1500,7 +1500,7 @@
       <w:r>
         <w:t xml:space="preserve"> — modifié — </w:t>
       </w:r>
-      <w:hyperlink w:history="1" r:id="rId0xgcpacf8bk-aftyja-5_">
+      <w:hyperlink w:history="1" r:id="rId_aluihrjptysktujg-yuv">
         <w:r>
           <w:rPr>
             <w:rStyle w:val="Hyperlink"/>
@@ -1537,7 +1537,7 @@
       <w:r>
         <w:t xml:space="preserve"> — modifié — </w:t>
       </w:r>
-      <w:hyperlink w:history="1" r:id="rIdd4v0anpviv0qhvntyuhmd">
+      <w:hyperlink w:history="1" r:id="rIdigffg0xvaxhvimkalbm0m">
         <w:r>
           <w:rPr>
             <w:rStyle w:val="Hyperlink"/>
@@ -1566,7 +1566,7 @@
       <w:r>
         <w:t xml:space="preserve"> — modifié — </w:t>
       </w:r>
-      <w:hyperlink w:history="1" r:id="rIdqrwz2kdv8ydqcritk_xoe">
+      <w:hyperlink w:history="1" r:id="rIdrixon3-ydqnkrr-t01typ">
         <w:r>
           <w:rPr>
             <w:rStyle w:val="Hyperlink"/>
@@ -1603,7 +1603,7 @@
       <w:r>
         <w:t xml:space="preserve"> — modifié — </w:t>
       </w:r>
-      <w:hyperlink w:history="1" r:id="rIdonhugfvhsfckljl6mmpm8">
+      <w:hyperlink w:history="1" r:id="rIdqtury4zyybhsok1auzv5s">
         <w:r>
           <w:rPr>
             <w:rStyle w:val="Hyperlink"/>
@@ -1632,7 +1632,7 @@
       <w:r>
         <w:t xml:space="preserve"> — modifié — </w:t>
       </w:r>
-      <w:hyperlink w:history="1" r:id="rIdfmbtcbrcsxirf6kcb9mzt">
+      <w:hyperlink w:history="1" r:id="rIdousror0lus-v8fqpinxi1">
         <w:r>
           <w:rPr>
             <w:rStyle w:val="Hyperlink"/>
@@ -1661,7 +1661,7 @@
       <w:r>
         <w:t xml:space="preserve"> — modifié — </w:t>
       </w:r>
-      <w:hyperlink w:history="1" r:id="rIdaneym_fn7e6wll1nwusse">
+      <w:hyperlink w:history="1" r:id="rIdv2a_lcwdc5uqqnuhjljg9">
         <w:r>
           <w:rPr>
             <w:rStyle w:val="Hyperlink"/>

--- a/docs/developpement/phases/word/PHASE_25_MARQUE_FLAIX_EXPERT_LIEUX_ET_DIRECTEURS_DEPUIS_LE_BACK_OFFICE_MOTS_DE_.docx
+++ b/docs/developpement/phases/word/PHASE_25_MARQUE_FLAIX_EXPERT_LIEUX_ET_DIRECTEURS_DEPUIS_LE_BACK_OFFICE_MOTS_DE_.docx
@@ -20,7 +20,7 @@
       <w:r>
         <w:t xml:space="preserve">FlaiX Expert · dossier de développement · généré le 2026-10-04 depuis le dépôt </w:t>
       </w:r>
-      <w:hyperlink w:history="1" r:id="rId8hdq84bjjrozsvbn6kh3g">
+      <w:hyperlink w:history="1" r:id="rId_nmb0sdhiibcx9j0xdpw3">
         <w:r>
           <w:rPr>
             <w:rStyle w:val="Hyperlink"/>
@@ -597,7 +597,7 @@
           <w:numId w:val="2"/>
         </w:numPr>
       </w:pPr>
-      <w:hyperlink w:history="1" r:id="rIdpj2dgqu0zl-o4bcavml6f">
+      <w:hyperlink w:history="1" r:id="rIdv-6-lzevanekfuygbjwfc">
         <w:r>
           <w:rPr>
             <w:rStyle w:val="Hyperlink"/>
@@ -617,7 +617,7 @@
           <w:numId w:val="2"/>
         </w:numPr>
       </w:pPr>
-      <w:hyperlink w:history="1" r:id="rIdpjg14yz2glpjh_paqq6xr">
+      <w:hyperlink w:history="1" r:id="rIdwtxfnptz_-hwyiganvfsw">
         <w:r>
           <w:rPr>
             <w:rStyle w:val="Hyperlink"/>
@@ -637,7 +637,7 @@
           <w:numId w:val="2"/>
         </w:numPr>
       </w:pPr>
-      <w:hyperlink w:history="1" r:id="rIdev1_pfrl0cy27bqjh1vvj">
+      <w:hyperlink w:history="1" r:id="rIdnjp_ua30e8ecyhxmkp_sy">
         <w:r>
           <w:rPr>
             <w:rStyle w:val="Hyperlink"/>
@@ -685,7 +685,7 @@
       <w:r>
         <w:t xml:space="preserve"> — créé — </w:t>
       </w:r>
-      <w:hyperlink w:history="1" r:id="rIdznehmgqygzqkcvjsski0g">
+      <w:hyperlink w:history="1" r:id="rIdpiltsw4dvexromjvgoc3c">
         <w:r>
           <w:rPr>
             <w:rStyle w:val="Hyperlink"/>
@@ -722,7 +722,7 @@
       <w:r>
         <w:t xml:space="preserve"> — modifié — </w:t>
       </w:r>
-      <w:hyperlink w:history="1" r:id="rIdgmymnift1r18zb8ihvzh1">
+      <w:hyperlink w:history="1" r:id="rId7y2z81hvicdpzcycfs-pk">
         <w:r>
           <w:rPr>
             <w:rStyle w:val="Hyperlink"/>
@@ -751,7 +751,7 @@
       <w:r>
         <w:t xml:space="preserve"> — créé — </w:t>
       </w:r>
-      <w:hyperlink w:history="1" r:id="rIduithdpfhuvzs95wjqh-ag">
+      <w:hyperlink w:history="1" r:id="rIdko-idpylplcs-rp53h7ni">
         <w:r>
           <w:rPr>
             <w:rStyle w:val="Hyperlink"/>
@@ -780,7 +780,7 @@
       <w:r>
         <w:t xml:space="preserve"> — modifié — </w:t>
       </w:r>
-      <w:hyperlink w:history="1" r:id="rIdjwrikbvaugfhuufuoffbx">
+      <w:hyperlink w:history="1" r:id="rIdxlrfmvmb2cwxrkhdzrw1r">
         <w:r>
           <w:rPr>
             <w:rStyle w:val="Hyperlink"/>
@@ -809,7 +809,7 @@
       <w:r>
         <w:t xml:space="preserve"> — créé — </w:t>
       </w:r>
-      <w:hyperlink w:history="1" r:id="rIdbpr8nwi0ggcznmhvqaci-">
+      <w:hyperlink w:history="1" r:id="rIdmlaery_pf2rbgrieddzig">
         <w:r>
           <w:rPr>
             <w:rStyle w:val="Hyperlink"/>
@@ -846,7 +846,7 @@
       <w:r>
         <w:t xml:space="preserve"> — modifié — </w:t>
       </w:r>
-      <w:hyperlink w:history="1" r:id="rIdh6k2m6vz0c-8vfdvqiewd">
+      <w:hyperlink w:history="1" r:id="rId6lfl8weycz_idnzoxecb1">
         <w:r>
           <w:rPr>
             <w:rStyle w:val="Hyperlink"/>
@@ -875,7 +875,7 @@
       <w:r>
         <w:t xml:space="preserve"> — modifié — </w:t>
       </w:r>
-      <w:hyperlink w:history="1" r:id="rId6ddcrkeilu5nma0dkqvmr">
+      <w:hyperlink w:history="1" r:id="rIdrsxdfj7ive14w-ly0i7pf">
         <w:r>
           <w:rPr>
             <w:rStyle w:val="Hyperlink"/>
@@ -904,7 +904,7 @@
       <w:r>
         <w:t xml:space="preserve"> — modifié — </w:t>
       </w:r>
-      <w:hyperlink w:history="1" r:id="rIdjlmckxf0ysuaxbq0usrkj">
+      <w:hyperlink w:history="1" r:id="rIdrx5oeyhmrh6ykcyyfjo82">
         <w:r>
           <w:rPr>
             <w:rStyle w:val="Hyperlink"/>
@@ -933,7 +933,7 @@
       <w:r>
         <w:t xml:space="preserve"> — créé — </w:t>
       </w:r>
-      <w:hyperlink w:history="1" r:id="rId_sljdlshudfmbvf4bakmf">
+      <w:hyperlink w:history="1" r:id="rIdfqgvmchob1mlbzfl-p-qw">
         <w:r>
           <w:rPr>
             <w:rStyle w:val="Hyperlink"/>
@@ -970,7 +970,7 @@
       <w:r>
         <w:t xml:space="preserve"> — modifié — </w:t>
       </w:r>
-      <w:hyperlink w:history="1" r:id="rIdsmd8c0ajcy5eownfgdrxj">
+      <w:hyperlink w:history="1" r:id="rIdc3e-uog8mcsahr-28pp4w">
         <w:r>
           <w:rPr>
             <w:rStyle w:val="Hyperlink"/>
@@ -999,7 +999,7 @@
       <w:r>
         <w:t xml:space="preserve"> — modifié — </w:t>
       </w:r>
-      <w:hyperlink w:history="1" r:id="rIdhxwpsprydiv193ucq1b4o">
+      <w:hyperlink w:history="1" r:id="rIdiwy9a15wka2tfq2mihtum">
         <w:r>
           <w:rPr>
             <w:rStyle w:val="Hyperlink"/>
@@ -1028,7 +1028,7 @@
       <w:r>
         <w:t xml:space="preserve"> — modifié — </w:t>
       </w:r>
-      <w:hyperlink w:history="1" r:id="rIdizjf3w8r5tid6xvxq8ops">
+      <w:hyperlink w:history="1" r:id="rIdeaayrkpnhqcmhecqeyk5a">
         <w:r>
           <w:rPr>
             <w:rStyle w:val="Hyperlink"/>
@@ -1057,7 +1057,7 @@
       <w:r>
         <w:t xml:space="preserve"> — modifié — </w:t>
       </w:r>
-      <w:hyperlink w:history="1" r:id="rIds6pt3l5xfryymuhpvtcx1">
+      <w:hyperlink w:history="1" r:id="rIdobq1tndqfquafwuyazzsc">
         <w:r>
           <w:rPr>
             <w:rStyle w:val="Hyperlink"/>
@@ -1086,7 +1086,7 @@
       <w:r>
         <w:t xml:space="preserve"> — modifié — </w:t>
       </w:r>
-      <w:hyperlink w:history="1" r:id="rIduefkpofh5spgwg2bxhbyw">
+      <w:hyperlink w:history="1" r:id="rIdh4wh8s3wdsfjafnsmvham">
         <w:r>
           <w:rPr>
             <w:rStyle w:val="Hyperlink"/>
@@ -1115,7 +1115,7 @@
       <w:r>
         <w:t xml:space="preserve"> — modifié — </w:t>
       </w:r>
-      <w:hyperlink w:history="1" r:id="rId6jmwkjohnjuttb_b0yppc">
+      <w:hyperlink w:history="1" r:id="rIdzckjegqmkovh-yi-caoq_">
         <w:r>
           <w:rPr>
             <w:rStyle w:val="Hyperlink"/>
@@ -1144,7 +1144,7 @@
       <w:r>
         <w:t xml:space="preserve"> — modifié — </w:t>
       </w:r>
-      <w:hyperlink w:history="1" r:id="rIdwyi6jj0l567c5zzr_pytn">
+      <w:hyperlink w:history="1" r:id="rIdls58jjthq8nibtem_ufx0">
         <w:r>
           <w:rPr>
             <w:rStyle w:val="Hyperlink"/>
@@ -1173,7 +1173,7 @@
       <w:r>
         <w:t xml:space="preserve"> — modifié — </w:t>
       </w:r>
-      <w:hyperlink w:history="1" r:id="rIduvbxlcarr4nhrlcicjft1">
+      <w:hyperlink w:history="1" r:id="rIduapxyzhom7mqumrvxjkff">
         <w:r>
           <w:rPr>
             <w:rStyle w:val="Hyperlink"/>
@@ -1210,7 +1210,7 @@
       <w:r>
         <w:t xml:space="preserve"> — modifié — </w:t>
       </w:r>
-      <w:hyperlink w:history="1" r:id="rId4twcwdackzuukiwrf6fqc">
+      <w:hyperlink w:history="1" r:id="rIdq5ly0ydsykpacm7xdcwfn">
         <w:r>
           <w:rPr>
             <w:rStyle w:val="Hyperlink"/>
@@ -1239,7 +1239,7 @@
       <w:r>
         <w:t xml:space="preserve"> — modifié — </w:t>
       </w:r>
-      <w:hyperlink w:history="1" r:id="rIdvjdw6c4zrymxjiehwstgt">
+      <w:hyperlink w:history="1" r:id="rIdci9yrv4pvbcqlwqeobgkn">
         <w:r>
           <w:rPr>
             <w:rStyle w:val="Hyperlink"/>
@@ -1268,7 +1268,7 @@
       <w:r>
         <w:t xml:space="preserve"> — créé — </w:t>
       </w:r>
-      <w:hyperlink w:history="1" r:id="rIdyruaip-vztrbexybpv10c">
+      <w:hyperlink w:history="1" r:id="rId_mcig7vp6e3odejcuc2jy">
         <w:r>
           <w:rPr>
             <w:rStyle w:val="Hyperlink"/>
@@ -1297,7 +1297,7 @@
       <w:r>
         <w:t xml:space="preserve"> — modifié — </w:t>
       </w:r>
-      <w:hyperlink w:history="1" r:id="rId3p20uy8ltss_l6mghpveu">
+      <w:hyperlink w:history="1" r:id="rIdeevpkzizrhatkugumyht8">
         <w:r>
           <w:rPr>
             <w:rStyle w:val="Hyperlink"/>
@@ -1326,7 +1326,7 @@
       <w:r>
         <w:t xml:space="preserve"> — modifié — </w:t>
       </w:r>
-      <w:hyperlink w:history="1" r:id="rIdwnd2vgyzai38fej8qsao4">
+      <w:hyperlink w:history="1" r:id="rId48o5yutq0bfmh1xu-h_u7">
         <w:r>
           <w:rPr>
             <w:rStyle w:val="Hyperlink"/>
@@ -1355,7 +1355,7 @@
       <w:r>
         <w:t xml:space="preserve"> — modifié — </w:t>
       </w:r>
-      <w:hyperlink w:history="1" r:id="rId92wdak78bwfl-j98eezm5">
+      <w:hyperlink w:history="1" r:id="rIdc1nqxwpzr96ufywaxednw">
         <w:r>
           <w:rPr>
             <w:rStyle w:val="Hyperlink"/>
@@ -1384,7 +1384,7 @@
       <w:r>
         <w:t xml:space="preserve"> — modifié — </w:t>
       </w:r>
-      <w:hyperlink w:history="1" r:id="rIdaiefea3b_yyirylzzvzmy">
+      <w:hyperlink w:history="1" r:id="rIdvcpjf8zumzrmf95ieyyrj">
         <w:r>
           <w:rPr>
             <w:rStyle w:val="Hyperlink"/>
@@ -1413,7 +1413,7 @@
       <w:r>
         <w:t xml:space="preserve"> — modifié — </w:t>
       </w:r>
-      <w:hyperlink w:history="1" r:id="rIdihmrz13bkjcjzbbntltko">
+      <w:hyperlink w:history="1" r:id="rIdvphlvntdbvbmwtysamjdt">
         <w:r>
           <w:rPr>
             <w:rStyle w:val="Hyperlink"/>
@@ -1442,7 +1442,7 @@
       <w:r>
         <w:t xml:space="preserve"> — modifié — </w:t>
       </w:r>
-      <w:hyperlink w:history="1" r:id="rIdfjzkag7cdqit9n696m0mt">
+      <w:hyperlink w:history="1" r:id="rIdna4ubzesbho7jh57bdcz6">
         <w:r>
           <w:rPr>
             <w:rStyle w:val="Hyperlink"/>
@@ -1471,7 +1471,7 @@
       <w:r>
         <w:t xml:space="preserve"> — modifié — </w:t>
       </w:r>
-      <w:hyperlink w:history="1" r:id="rIddnb4ypl6cm_doqwiayp6w">
+      <w:hyperlink w:history="1" r:id="rIdy7spciwygysh_joj9u0c4">
         <w:r>
           <w:rPr>
             <w:rStyle w:val="Hyperlink"/>
@@ -1500,7 +1500,7 @@
       <w:r>
         <w:t xml:space="preserve"> — modifié — </w:t>
       </w:r>
-      <w:hyperlink w:history="1" r:id="rId_aluihrjptysktujg-yuv">
+      <w:hyperlink w:history="1" r:id="rIdvzfjyffolxsrtatb_h1xi">
         <w:r>
           <w:rPr>
             <w:rStyle w:val="Hyperlink"/>
@@ -1537,7 +1537,7 @@
       <w:r>
         <w:t xml:space="preserve"> — modifié — </w:t>
       </w:r>
-      <w:hyperlink w:history="1" r:id="rIdigffg0xvaxhvimkalbm0m">
+      <w:hyperlink w:history="1" r:id="rIdbvznji5e9dfgv4flrst0w">
         <w:r>
           <w:rPr>
             <w:rStyle w:val="Hyperlink"/>
@@ -1566,7 +1566,7 @@
       <w:r>
         <w:t xml:space="preserve"> — modifié — </w:t>
       </w:r>
-      <w:hyperlink w:history="1" r:id="rIdrixon3-ydqnkrr-t01typ">
+      <w:hyperlink w:history="1" r:id="rIdpr-ye7682tr1kujio-chr">
         <w:r>
           <w:rPr>
             <w:rStyle w:val="Hyperlink"/>
@@ -1603,7 +1603,7 @@
       <w:r>
         <w:t xml:space="preserve"> — modifié — </w:t>
       </w:r>
-      <w:hyperlink w:history="1" r:id="rIdqtury4zyybhsok1auzv5s">
+      <w:hyperlink w:history="1" r:id="rIdwptfhrd_nja_zbr4iri_h">
         <w:r>
           <w:rPr>
             <w:rStyle w:val="Hyperlink"/>
@@ -1632,7 +1632,7 @@
       <w:r>
         <w:t xml:space="preserve"> — modifié — </w:t>
       </w:r>
-      <w:hyperlink w:history="1" r:id="rIdousror0lus-v8fqpinxi1">
+      <w:hyperlink w:history="1" r:id="rIdlibxntgali9chiqzsdayx">
         <w:r>
           <w:rPr>
             <w:rStyle w:val="Hyperlink"/>
@@ -1661,7 +1661,7 @@
       <w:r>
         <w:t xml:space="preserve"> — modifié — </w:t>
       </w:r>
-      <w:hyperlink w:history="1" r:id="rIdv2a_lcwdc5uqqnuhjljg9">
+      <w:hyperlink w:history="1" r:id="rId9sdsws0lcrhdmk40wgf5c">
         <w:r>
           <w:rPr>
             <w:rStyle w:val="Hyperlink"/>

--- a/docs/developpement/phases/word/PHASE_25_MARQUE_FLAIX_EXPERT_LIEUX_ET_DIRECTEURS_DEPUIS_LE_BACK_OFFICE_MOTS_DE_.docx
+++ b/docs/developpement/phases/word/PHASE_25_MARQUE_FLAIX_EXPERT_LIEUX_ET_DIRECTEURS_DEPUIS_LE_BACK_OFFICE_MOTS_DE_.docx
@@ -18,9 +18,9 @@
         <w:shd w:fill="F6F3FF" w:color="auto" w:val="clear"/>
       </w:pPr>
       <w:r>
-        <w:t xml:space="preserve">FlaiX Expert · dossier de développement · généré le 2026-10-04 depuis le dépôt </w:t>
-      </w:r>
-      <w:hyperlink w:history="1" r:id="rId_nmb0sdhiibcx9j0xdpw3">
+        <w:t xml:space="preserve">FlaiX Expert · dossier de développement · généré le 2026-10-19 depuis le dépôt </w:t>
+      </w:r>
+      <w:hyperlink w:history="1" r:id="rIdk9uqs_6wawnqrefj_npyk">
         <w:r>
           <w:rPr>
             <w:rStyle w:val="Hyperlink"/>
@@ -597,7 +597,7 @@
           <w:numId w:val="2"/>
         </w:numPr>
       </w:pPr>
-      <w:hyperlink w:history="1" r:id="rIdv-6-lzevanekfuygbjwfc">
+      <w:hyperlink w:history="1" r:id="rIde0fdzbuhdcfkk-4vqejzx">
         <w:r>
           <w:rPr>
             <w:rStyle w:val="Hyperlink"/>
@@ -617,7 +617,7 @@
           <w:numId w:val="2"/>
         </w:numPr>
       </w:pPr>
-      <w:hyperlink w:history="1" r:id="rIdwtxfnptz_-hwyiganvfsw">
+      <w:hyperlink w:history="1" r:id="rIdza4yxa_xwsohjpxuezkj6">
         <w:r>
           <w:rPr>
             <w:rStyle w:val="Hyperlink"/>
@@ -637,7 +637,7 @@
           <w:numId w:val="2"/>
         </w:numPr>
       </w:pPr>
-      <w:hyperlink w:history="1" r:id="rIdnjp_ua30e8ecyhxmkp_sy">
+      <w:hyperlink w:history="1" r:id="rId02coxp6ljic7azmizgr9p">
         <w:r>
           <w:rPr>
             <w:rStyle w:val="Hyperlink"/>
@@ -685,7 +685,7 @@
       <w:r>
         <w:t xml:space="preserve"> — créé — </w:t>
       </w:r>
-      <w:hyperlink w:history="1" r:id="rIdpiltsw4dvexromjvgoc3c">
+      <w:hyperlink w:history="1" r:id="rIdfzp2zrvr5-5zbvstpy1de">
         <w:r>
           <w:rPr>
             <w:rStyle w:val="Hyperlink"/>
@@ -722,7 +722,7 @@
       <w:r>
         <w:t xml:space="preserve"> — modifié — </w:t>
       </w:r>
-      <w:hyperlink w:history="1" r:id="rId7y2z81hvicdpzcycfs-pk">
+      <w:hyperlink w:history="1" r:id="rIdkoiajavjkuwlxvcmisa0e">
         <w:r>
           <w:rPr>
             <w:rStyle w:val="Hyperlink"/>
@@ -751,7 +751,7 @@
       <w:r>
         <w:t xml:space="preserve"> — créé — </w:t>
       </w:r>
-      <w:hyperlink w:history="1" r:id="rIdko-idpylplcs-rp53h7ni">
+      <w:hyperlink w:history="1" r:id="rId_g1frx6eff6bzcothc0sy">
         <w:r>
           <w:rPr>
             <w:rStyle w:val="Hyperlink"/>
@@ -780,7 +780,7 @@
       <w:r>
         <w:t xml:space="preserve"> — modifié — </w:t>
       </w:r>
-      <w:hyperlink w:history="1" r:id="rIdxlrfmvmb2cwxrkhdzrw1r">
+      <w:hyperlink w:history="1" r:id="rIdyuhlz0ehjtasbqxy13v-f">
         <w:r>
           <w:rPr>
             <w:rStyle w:val="Hyperlink"/>
@@ -809,7 +809,7 @@
       <w:r>
         <w:t xml:space="preserve"> — créé — </w:t>
       </w:r>
-      <w:hyperlink w:history="1" r:id="rIdmlaery_pf2rbgrieddzig">
+      <w:hyperlink w:history="1" r:id="rIdmf9zvcfn5kqzbwmeszchw">
         <w:r>
           <w:rPr>
             <w:rStyle w:val="Hyperlink"/>
@@ -846,7 +846,7 @@
       <w:r>
         <w:t xml:space="preserve"> — modifié — </w:t>
       </w:r>
-      <w:hyperlink w:history="1" r:id="rId6lfl8weycz_idnzoxecb1">
+      <w:hyperlink w:history="1" r:id="rId1kejvbu0jdd9i38v47m0h">
         <w:r>
           <w:rPr>
             <w:rStyle w:val="Hyperlink"/>
@@ -875,7 +875,7 @@
       <w:r>
         <w:t xml:space="preserve"> — modifié — </w:t>
       </w:r>
-      <w:hyperlink w:history="1" r:id="rIdrsxdfj7ive14w-ly0i7pf">
+      <w:hyperlink w:history="1" r:id="rIdbegosbahqhveof-s76v4b">
         <w:r>
           <w:rPr>
             <w:rStyle w:val="Hyperlink"/>
@@ -904,7 +904,7 @@
       <w:r>
         <w:t xml:space="preserve"> — modifié — </w:t>
       </w:r>
-      <w:hyperlink w:history="1" r:id="rIdrx5oeyhmrh6ykcyyfjo82">
+      <w:hyperlink w:history="1" r:id="rId_1gtx3zqlwohu5yw2xhyr">
         <w:r>
           <w:rPr>
             <w:rStyle w:val="Hyperlink"/>
@@ -933,7 +933,7 @@
       <w:r>
         <w:t xml:space="preserve"> — créé — </w:t>
       </w:r>
-      <w:hyperlink w:history="1" r:id="rIdfqgvmchob1mlbzfl-p-qw">
+      <w:hyperlink w:history="1" r:id="rIdnailtcg952z2ujnqm_wbt">
         <w:r>
           <w:rPr>
             <w:rStyle w:val="Hyperlink"/>
@@ -970,7 +970,7 @@
       <w:r>
         <w:t xml:space="preserve"> — modifié — </w:t>
       </w:r>
-      <w:hyperlink w:history="1" r:id="rIdc3e-uog8mcsahr-28pp4w">
+      <w:hyperlink w:history="1" r:id="rIdzce1ownfmuebomef_yelm">
         <w:r>
           <w:rPr>
             <w:rStyle w:val="Hyperlink"/>
@@ -999,7 +999,7 @@
       <w:r>
         <w:t xml:space="preserve"> — modifié — </w:t>
       </w:r>
-      <w:hyperlink w:history="1" r:id="rIdiwy9a15wka2tfq2mihtum">
+      <w:hyperlink w:history="1" r:id="rId2xpnrp-d1cvll42pjwp3b">
         <w:r>
           <w:rPr>
             <w:rStyle w:val="Hyperlink"/>
@@ -1028,7 +1028,7 @@
       <w:r>
         <w:t xml:space="preserve"> — modifié — </w:t>
       </w:r>
-      <w:hyperlink w:history="1" r:id="rIdeaayrkpnhqcmhecqeyk5a">
+      <w:hyperlink w:history="1" r:id="rId5lzfvz1qoj6d8thtkcdex">
         <w:r>
           <w:rPr>
             <w:rStyle w:val="Hyperlink"/>
@@ -1057,7 +1057,7 @@
       <w:r>
         <w:t xml:space="preserve"> — modifié — </w:t>
       </w:r>
-      <w:hyperlink w:history="1" r:id="rIdobq1tndqfquafwuyazzsc">
+      <w:hyperlink w:history="1" r:id="rIdv-evu9zpeloz3v3353lkn">
         <w:r>
           <w:rPr>
             <w:rStyle w:val="Hyperlink"/>
@@ -1086,7 +1086,7 @@
       <w:r>
         <w:t xml:space="preserve"> — modifié — </w:t>
       </w:r>
-      <w:hyperlink w:history="1" r:id="rIdh4wh8s3wdsfjafnsmvham">
+      <w:hyperlink w:history="1" r:id="rIdunb9iwejq6ti-_mf8l2qx">
         <w:r>
           <w:rPr>
             <w:rStyle w:val="Hyperlink"/>
@@ -1115,7 +1115,7 @@
       <w:r>
         <w:t xml:space="preserve"> — modifié — </w:t>
       </w:r>
-      <w:hyperlink w:history="1" r:id="rIdzckjegqmkovh-yi-caoq_">
+      <w:hyperlink w:history="1" r:id="rIdzbhk1jfhwusigsht28132">
         <w:r>
           <w:rPr>
             <w:rStyle w:val="Hyperlink"/>
@@ -1144,7 +1144,7 @@
       <w:r>
         <w:t xml:space="preserve"> — modifié — </w:t>
       </w:r>
-      <w:hyperlink w:history="1" r:id="rIdls58jjthq8nibtem_ufx0">
+      <w:hyperlink w:history="1" r:id="rIdono5rebdevasltzo6wesv">
         <w:r>
           <w:rPr>
             <w:rStyle w:val="Hyperlink"/>
@@ -1173,7 +1173,7 @@
       <w:r>
         <w:t xml:space="preserve"> — modifié — </w:t>
       </w:r>
-      <w:hyperlink w:history="1" r:id="rIduapxyzhom7mqumrvxjkff">
+      <w:hyperlink w:history="1" r:id="rIdvu4yctfivs6pvjk00xj_v">
         <w:r>
           <w:rPr>
             <w:rStyle w:val="Hyperlink"/>
@@ -1210,7 +1210,7 @@
       <w:r>
         <w:t xml:space="preserve"> — modifié — </w:t>
       </w:r>
-      <w:hyperlink w:history="1" r:id="rIdq5ly0ydsykpacm7xdcwfn">
+      <w:hyperlink w:history="1" r:id="rId0sseyiqreofaahkhlpjxf">
         <w:r>
           <w:rPr>
             <w:rStyle w:val="Hyperlink"/>
@@ -1239,7 +1239,7 @@
       <w:r>
         <w:t xml:space="preserve"> — modifié — </w:t>
       </w:r>
-      <w:hyperlink w:history="1" r:id="rIdci9yrv4pvbcqlwqeobgkn">
+      <w:hyperlink w:history="1" r:id="rId8wbf9o7g5d93afmogabhg">
         <w:r>
           <w:rPr>
             <w:rStyle w:val="Hyperlink"/>
@@ -1268,7 +1268,7 @@
       <w:r>
         <w:t xml:space="preserve"> — créé — </w:t>
       </w:r>
-      <w:hyperlink w:history="1" r:id="rId_mcig7vp6e3odejcuc2jy">
+      <w:hyperlink w:history="1" r:id="rIdqkfie0rrifylrsqmfnqzo">
         <w:r>
           <w:rPr>
             <w:rStyle w:val="Hyperlink"/>
@@ -1297,7 +1297,7 @@
       <w:r>
         <w:t xml:space="preserve"> — modifié — </w:t>
       </w:r>
-      <w:hyperlink w:history="1" r:id="rIdeevpkzizrhatkugumyht8">
+      <w:hyperlink w:history="1" r:id="rIdf9lzeiizbfpolxwwecrl4">
         <w:r>
           <w:rPr>
             <w:rStyle w:val="Hyperlink"/>
@@ -1326,7 +1326,7 @@
       <w:r>
         <w:t xml:space="preserve"> — modifié — </w:t>
       </w:r>
-      <w:hyperlink w:history="1" r:id="rId48o5yutq0bfmh1xu-h_u7">
+      <w:hyperlink w:history="1" r:id="rId2xwroromm3nlkv17vf3_u">
         <w:r>
           <w:rPr>
             <w:rStyle w:val="Hyperlink"/>
@@ -1355,7 +1355,7 @@
       <w:r>
         <w:t xml:space="preserve"> — modifié — </w:t>
       </w:r>
-      <w:hyperlink w:history="1" r:id="rIdc1nqxwpzr96ufywaxednw">
+      <w:hyperlink w:history="1" r:id="rId8vchveqqnsm8eyuy_tw5b">
         <w:r>
           <w:rPr>
             <w:rStyle w:val="Hyperlink"/>
@@ -1384,7 +1384,7 @@
       <w:r>
         <w:t xml:space="preserve"> — modifié — </w:t>
       </w:r>
-      <w:hyperlink w:history="1" r:id="rIdvcpjf8zumzrmf95ieyyrj">
+      <w:hyperlink w:history="1" r:id="rIdffm5nucxvq1bxprhgzhyw">
         <w:r>
           <w:rPr>
             <w:rStyle w:val="Hyperlink"/>
@@ -1413,7 +1413,7 @@
       <w:r>
         <w:t xml:space="preserve"> — modifié — </w:t>
       </w:r>
-      <w:hyperlink w:history="1" r:id="rIdvphlvntdbvbmwtysamjdt">
+      <w:hyperlink w:history="1" r:id="rIdgwuswyyxpjff3xmyg7lfx">
         <w:r>
           <w:rPr>
             <w:rStyle w:val="Hyperlink"/>
@@ -1442,7 +1442,7 @@
       <w:r>
         <w:t xml:space="preserve"> — modifié — </w:t>
       </w:r>
-      <w:hyperlink w:history="1" r:id="rIdna4ubzesbho7jh57bdcz6">
+      <w:hyperlink w:history="1" r:id="rIdh5czgyycbzyr-zcr3bywb">
         <w:r>
           <w:rPr>
             <w:rStyle w:val="Hyperlink"/>
@@ -1471,7 +1471,7 @@
       <w:r>
         <w:t xml:space="preserve"> — modifié — </w:t>
       </w:r>
-      <w:hyperlink w:history="1" r:id="rIdy7spciwygysh_joj9u0c4">
+      <w:hyperlink w:history="1" r:id="rId0zwsoddjwhlgg0gzw9gaa">
         <w:r>
           <w:rPr>
             <w:rStyle w:val="Hyperlink"/>
@@ -1500,7 +1500,7 @@
       <w:r>
         <w:t xml:space="preserve"> — modifié — </w:t>
       </w:r>
-      <w:hyperlink w:history="1" r:id="rIdvzfjyffolxsrtatb_h1xi">
+      <w:hyperlink w:history="1" r:id="rIdsqj-qmliwnrryjaioxwjx">
         <w:r>
           <w:rPr>
             <w:rStyle w:val="Hyperlink"/>
@@ -1537,7 +1537,7 @@
       <w:r>
         <w:t xml:space="preserve"> — modifié — </w:t>
       </w:r>
-      <w:hyperlink w:history="1" r:id="rIdbvznji5e9dfgv4flrst0w">
+      <w:hyperlink w:history="1" r:id="rIdt47j6odjt3lsf_02ybrhl">
         <w:r>
           <w:rPr>
             <w:rStyle w:val="Hyperlink"/>
@@ -1566,7 +1566,7 @@
       <w:r>
         <w:t xml:space="preserve"> — modifié — </w:t>
       </w:r>
-      <w:hyperlink w:history="1" r:id="rIdpr-ye7682tr1kujio-chr">
+      <w:hyperlink w:history="1" r:id="rIdh7yl23jeeeexyk3o2nusj">
         <w:r>
           <w:rPr>
             <w:rStyle w:val="Hyperlink"/>
@@ -1603,7 +1603,7 @@
       <w:r>
         <w:t xml:space="preserve"> — modifié — </w:t>
       </w:r>
-      <w:hyperlink w:history="1" r:id="rIdwptfhrd_nja_zbr4iri_h">
+      <w:hyperlink w:history="1" r:id="rIdzmt_kdht29-fmnsqlsv7e">
         <w:r>
           <w:rPr>
             <w:rStyle w:val="Hyperlink"/>
@@ -1632,7 +1632,7 @@
       <w:r>
         <w:t xml:space="preserve"> — modifié — </w:t>
       </w:r>
-      <w:hyperlink w:history="1" r:id="rIdlibxntgali9chiqzsdayx">
+      <w:hyperlink w:history="1" r:id="rIdjqnrr20e1i6wqalf8qkwc">
         <w:r>
           <w:rPr>
             <w:rStyle w:val="Hyperlink"/>
@@ -1661,7 +1661,7 @@
       <w:r>
         <w:t xml:space="preserve"> — modifié — </w:t>
       </w:r>
-      <w:hyperlink w:history="1" r:id="rId9sdsws0lcrhdmk40wgf5c">
+      <w:hyperlink w:history="1" r:id="rIdb6qdaldw7kwch5qli8taa">
         <w:r>
           <w:rPr>
             <w:rStyle w:val="Hyperlink"/>

--- a/docs/developpement/phases/word/PHASE_25_MARQUE_FLAIX_EXPERT_LIEUX_ET_DIRECTEURS_DEPUIS_LE_BACK_OFFICE_MOTS_DE_.docx
+++ b/docs/developpement/phases/word/PHASE_25_MARQUE_FLAIX_EXPERT_LIEUX_ET_DIRECTEURS_DEPUIS_LE_BACK_OFFICE_MOTS_DE_.docx
@@ -20,7 +20,7 @@
       <w:r>
         <w:t xml:space="preserve">FlaiX Expert · dossier de développement · généré le 2026-10-19 depuis le dépôt </w:t>
       </w:r>
-      <w:hyperlink w:history="1" r:id="rIdk9uqs_6wawnqrefj_npyk">
+      <w:hyperlink w:history="1" r:id="rIdenydmldharzvo026hsxqc">
         <w:r>
           <w:rPr>
             <w:rStyle w:val="Hyperlink"/>
@@ -597,7 +597,7 @@
           <w:numId w:val="2"/>
         </w:numPr>
       </w:pPr>
-      <w:hyperlink w:history="1" r:id="rIde0fdzbuhdcfkk-4vqejzx">
+      <w:hyperlink w:history="1" r:id="rIdqk2sxhqegrz6mxbfupqig">
         <w:r>
           <w:rPr>
             <w:rStyle w:val="Hyperlink"/>
@@ -617,7 +617,7 @@
           <w:numId w:val="2"/>
         </w:numPr>
       </w:pPr>
-      <w:hyperlink w:history="1" r:id="rIdza4yxa_xwsohjpxuezkj6">
+      <w:hyperlink w:history="1" r:id="rIdtx-zegy9-yc9gmg2egx9p">
         <w:r>
           <w:rPr>
             <w:rStyle w:val="Hyperlink"/>
@@ -637,7 +637,7 @@
           <w:numId w:val="2"/>
         </w:numPr>
       </w:pPr>
-      <w:hyperlink w:history="1" r:id="rId02coxp6ljic7azmizgr9p">
+      <w:hyperlink w:history="1" r:id="rIdb2wgp2cdjlpz1vsqvl-zb">
         <w:r>
           <w:rPr>
             <w:rStyle w:val="Hyperlink"/>
@@ -685,7 +685,7 @@
       <w:r>
         <w:t xml:space="preserve"> — créé — </w:t>
       </w:r>
-      <w:hyperlink w:history="1" r:id="rIdfzp2zrvr5-5zbvstpy1de">
+      <w:hyperlink w:history="1" r:id="rIdiapreivfjtceiezn9ajwn">
         <w:r>
           <w:rPr>
             <w:rStyle w:val="Hyperlink"/>
@@ -722,7 +722,7 @@
       <w:r>
         <w:t xml:space="preserve"> — modifié — </w:t>
       </w:r>
-      <w:hyperlink w:history="1" r:id="rIdkoiajavjkuwlxvcmisa0e">
+      <w:hyperlink w:history="1" r:id="rIdatoelx8oiq1gwkgacrnn-">
         <w:r>
           <w:rPr>
             <w:rStyle w:val="Hyperlink"/>
@@ -751,7 +751,7 @@
       <w:r>
         <w:t xml:space="preserve"> — créé — </w:t>
       </w:r>
-      <w:hyperlink w:history="1" r:id="rId_g1frx6eff6bzcothc0sy">
+      <w:hyperlink w:history="1" r:id="rId_u4ckes8bzwrlb4xxavrk">
         <w:r>
           <w:rPr>
             <w:rStyle w:val="Hyperlink"/>
@@ -780,7 +780,7 @@
       <w:r>
         <w:t xml:space="preserve"> — modifié — </w:t>
       </w:r>
-      <w:hyperlink w:history="1" r:id="rIdyuhlz0ehjtasbqxy13v-f">
+      <w:hyperlink w:history="1" r:id="rIdvafeck43vhrq9o4kkmn3z">
         <w:r>
           <w:rPr>
             <w:rStyle w:val="Hyperlink"/>
@@ -809,7 +809,7 @@
       <w:r>
         <w:t xml:space="preserve"> — créé — </w:t>
       </w:r>
-      <w:hyperlink w:history="1" r:id="rIdmf9zvcfn5kqzbwmeszchw">
+      <w:hyperlink w:history="1" r:id="rIdve0yk7ffgy8hj-ypddgpi">
         <w:r>
           <w:rPr>
             <w:rStyle w:val="Hyperlink"/>
@@ -846,7 +846,7 @@
       <w:r>
         <w:t xml:space="preserve"> — modifié — </w:t>
       </w:r>
-      <w:hyperlink w:history="1" r:id="rId1kejvbu0jdd9i38v47m0h">
+      <w:hyperlink w:history="1" r:id="rIdudtkogev6zlv48sg8qw1b">
         <w:r>
           <w:rPr>
             <w:rStyle w:val="Hyperlink"/>
@@ -875,7 +875,7 @@
       <w:r>
         <w:t xml:space="preserve"> — modifié — </w:t>
       </w:r>
-      <w:hyperlink w:history="1" r:id="rIdbegosbahqhveof-s76v4b">
+      <w:hyperlink w:history="1" r:id="rId6ya5wrcjp7v4oqd9rinex">
         <w:r>
           <w:rPr>
             <w:rStyle w:val="Hyperlink"/>
@@ -904,7 +904,7 @@
       <w:r>
         <w:t xml:space="preserve"> — modifié — </w:t>
       </w:r>
-      <w:hyperlink w:history="1" r:id="rId_1gtx3zqlwohu5yw2xhyr">
+      <w:hyperlink w:history="1" r:id="rIdbnib7vcnrj2sz9u7aedhz">
         <w:r>
           <w:rPr>
             <w:rStyle w:val="Hyperlink"/>
@@ -933,7 +933,7 @@
       <w:r>
         <w:t xml:space="preserve"> — créé — </w:t>
       </w:r>
-      <w:hyperlink w:history="1" r:id="rIdnailtcg952z2ujnqm_wbt">
+      <w:hyperlink w:history="1" r:id="rIdhiju6zxelcekmn--6izpb">
         <w:r>
           <w:rPr>
             <w:rStyle w:val="Hyperlink"/>
@@ -970,7 +970,7 @@
       <w:r>
         <w:t xml:space="preserve"> — modifié — </w:t>
       </w:r>
-      <w:hyperlink w:history="1" r:id="rIdzce1ownfmuebomef_yelm">
+      <w:hyperlink w:history="1" r:id="rIdiurjgfl7b7j4maon0isgt">
         <w:r>
           <w:rPr>
             <w:rStyle w:val="Hyperlink"/>
@@ -999,7 +999,7 @@
       <w:r>
         <w:t xml:space="preserve"> — modifié — </w:t>
       </w:r>
-      <w:hyperlink w:history="1" r:id="rId2xpnrp-d1cvll42pjwp3b">
+      <w:hyperlink w:history="1" r:id="rId1jafto_trtnq2gc69fu1k">
         <w:r>
           <w:rPr>
             <w:rStyle w:val="Hyperlink"/>
@@ -1028,7 +1028,7 @@
       <w:r>
         <w:t xml:space="preserve"> — modifié — </w:t>
       </w:r>
-      <w:hyperlink w:history="1" r:id="rId5lzfvz1qoj6d8thtkcdex">
+      <w:hyperlink w:history="1" r:id="rIddwe0vutst7vmjic-gqrz_">
         <w:r>
           <w:rPr>
             <w:rStyle w:val="Hyperlink"/>
@@ -1057,7 +1057,7 @@
       <w:r>
         <w:t xml:space="preserve"> — modifié — </w:t>
       </w:r>
-      <w:hyperlink w:history="1" r:id="rIdv-evu9zpeloz3v3353lkn">
+      <w:hyperlink w:history="1" r:id="rId2leal8neupciguuyxeuqu">
         <w:r>
           <w:rPr>
             <w:rStyle w:val="Hyperlink"/>
@@ -1086,7 +1086,7 @@
       <w:r>
         <w:t xml:space="preserve"> — modifié — </w:t>
       </w:r>
-      <w:hyperlink w:history="1" r:id="rIdunb9iwejq6ti-_mf8l2qx">
+      <w:hyperlink w:history="1" r:id="rIdk3l00g71ja7qwrbvn0khh">
         <w:r>
           <w:rPr>
             <w:rStyle w:val="Hyperlink"/>
@@ -1115,7 +1115,7 @@
       <w:r>
         <w:t xml:space="preserve"> — modifié — </w:t>
       </w:r>
-      <w:hyperlink w:history="1" r:id="rIdzbhk1jfhwusigsht28132">
+      <w:hyperlink w:history="1" r:id="rId1slp1rn07fulzox9t4oh2">
         <w:r>
           <w:rPr>
             <w:rStyle w:val="Hyperlink"/>
@@ -1144,7 +1144,7 @@
       <w:r>
         <w:t xml:space="preserve"> — modifié — </w:t>
       </w:r>
-      <w:hyperlink w:history="1" r:id="rIdono5rebdevasltzo6wesv">
+      <w:hyperlink w:history="1" r:id="rIdrneiqa-ajutddes9meya1">
         <w:r>
           <w:rPr>
             <w:rStyle w:val="Hyperlink"/>
@@ -1173,7 +1173,7 @@
       <w:r>
         <w:t xml:space="preserve"> — modifié — </w:t>
       </w:r>
-      <w:hyperlink w:history="1" r:id="rIdvu4yctfivs6pvjk00xj_v">
+      <w:hyperlink w:history="1" r:id="rIdcsr1hcqfq7iksulgpcjzt">
         <w:r>
           <w:rPr>
             <w:rStyle w:val="Hyperlink"/>
@@ -1210,7 +1210,7 @@
       <w:r>
         <w:t xml:space="preserve"> — modifié — </w:t>
       </w:r>
-      <w:hyperlink w:history="1" r:id="rId0sseyiqreofaahkhlpjxf">
+      <w:hyperlink w:history="1" r:id="rId3vonbz792qbdb_mc039_n">
         <w:r>
           <w:rPr>
             <w:rStyle w:val="Hyperlink"/>
@@ -1239,7 +1239,7 @@
       <w:r>
         <w:t xml:space="preserve"> — modifié — </w:t>
       </w:r>
-      <w:hyperlink w:history="1" r:id="rId8wbf9o7g5d93afmogabhg">
+      <w:hyperlink w:history="1" r:id="rIdhu2uor_fnruro0u1otx66">
         <w:r>
           <w:rPr>
             <w:rStyle w:val="Hyperlink"/>
@@ -1268,7 +1268,7 @@
       <w:r>
         <w:t xml:space="preserve"> — créé — </w:t>
       </w:r>
-      <w:hyperlink w:history="1" r:id="rIdqkfie0rrifylrsqmfnqzo">
+      <w:hyperlink w:history="1" r:id="rIdzsts2ri07ya6vomgqv4wj">
         <w:r>
           <w:rPr>
             <w:rStyle w:val="Hyperlink"/>
@@ -1297,7 +1297,7 @@
       <w:r>
         <w:t xml:space="preserve"> — modifié — </w:t>
       </w:r>
-      <w:hyperlink w:history="1" r:id="rIdf9lzeiizbfpolxwwecrl4">
+      <w:hyperlink w:history="1" r:id="rIdvtcttqanzosmal7jvkj0b">
         <w:r>
           <w:rPr>
             <w:rStyle w:val="Hyperlink"/>
@@ -1326,7 +1326,7 @@
       <w:r>
         <w:t xml:space="preserve"> — modifié — </w:t>
       </w:r>
-      <w:hyperlink w:history="1" r:id="rId2xwroromm3nlkv17vf3_u">
+      <w:hyperlink w:history="1" r:id="rIdwb2pnagtsep0kvkdqznew">
         <w:r>
           <w:rPr>
             <w:rStyle w:val="Hyperlink"/>
@@ -1355,7 +1355,7 @@
       <w:r>
         <w:t xml:space="preserve"> — modifié — </w:t>
       </w:r>
-      <w:hyperlink w:history="1" r:id="rId8vchveqqnsm8eyuy_tw5b">
+      <w:hyperlink w:history="1" r:id="rIdz3jrm5eurojddqglbovyv">
         <w:r>
           <w:rPr>
             <w:rStyle w:val="Hyperlink"/>
@@ -1384,7 +1384,7 @@
       <w:r>
         <w:t xml:space="preserve"> — modifié — </w:t>
       </w:r>
-      <w:hyperlink w:history="1" r:id="rIdffm5nucxvq1bxprhgzhyw">
+      <w:hyperlink w:history="1" r:id="rIdx02njnaf08i7iywhyd28e">
         <w:r>
           <w:rPr>
             <w:rStyle w:val="Hyperlink"/>
@@ -1413,7 +1413,7 @@
       <w:r>
         <w:t xml:space="preserve"> — modifié — </w:t>
       </w:r>
-      <w:hyperlink w:history="1" r:id="rIdgwuswyyxpjff3xmyg7lfx">
+      <w:hyperlink w:history="1" r:id="rIdfl8r4xgkf5bmmkw5mkain">
         <w:r>
           <w:rPr>
             <w:rStyle w:val="Hyperlink"/>
@@ -1442,7 +1442,7 @@
       <w:r>
         <w:t xml:space="preserve"> — modifié — </w:t>
       </w:r>
-      <w:hyperlink w:history="1" r:id="rIdh5czgyycbzyr-zcr3bywb">
+      <w:hyperlink w:history="1" r:id="rIddli4wocpca92ih6n6g_gi">
         <w:r>
           <w:rPr>
             <w:rStyle w:val="Hyperlink"/>
@@ -1471,7 +1471,7 @@
       <w:r>
         <w:t xml:space="preserve"> — modifié — </w:t>
       </w:r>
-      <w:hyperlink w:history="1" r:id="rId0zwsoddjwhlgg0gzw9gaa">
+      <w:hyperlink w:history="1" r:id="rIdovgsa-yjej-nq_olseyju">
         <w:r>
           <w:rPr>
             <w:rStyle w:val="Hyperlink"/>
@@ -1500,7 +1500,7 @@
       <w:r>
         <w:t xml:space="preserve"> — modifié — </w:t>
       </w:r>
-      <w:hyperlink w:history="1" r:id="rIdsqj-qmliwnrryjaioxwjx">
+      <w:hyperlink w:history="1" r:id="rIdt_q7nfeglijiiyfaojc6i">
         <w:r>
           <w:rPr>
             <w:rStyle w:val="Hyperlink"/>
@@ -1537,7 +1537,7 @@
       <w:r>
         <w:t xml:space="preserve"> — modifié — </w:t>
       </w:r>
-      <w:hyperlink w:history="1" r:id="rIdt47j6odjt3lsf_02ybrhl">
+      <w:hyperlink w:history="1" r:id="rId5jo_yoxghbjby3icaib8v">
         <w:r>
           <w:rPr>
             <w:rStyle w:val="Hyperlink"/>
@@ -1566,7 +1566,7 @@
       <w:r>
         <w:t xml:space="preserve"> — modifié — </w:t>
       </w:r>
-      <w:hyperlink w:history="1" r:id="rIdh7yl23jeeeexyk3o2nusj">
+      <w:hyperlink w:history="1" r:id="rIdiqljrs6afty4my7czlvzb">
         <w:r>
           <w:rPr>
             <w:rStyle w:val="Hyperlink"/>
@@ -1603,7 +1603,7 @@
       <w:r>
         <w:t xml:space="preserve"> — modifié — </w:t>
       </w:r>
-      <w:hyperlink w:history="1" r:id="rIdzmt_kdht29-fmnsqlsv7e">
+      <w:hyperlink w:history="1" r:id="rIdt4ajawdvglojo4x5fmdjs">
         <w:r>
           <w:rPr>
             <w:rStyle w:val="Hyperlink"/>
@@ -1632,7 +1632,7 @@
       <w:r>
         <w:t xml:space="preserve"> — modifié — </w:t>
       </w:r>
-      <w:hyperlink w:history="1" r:id="rIdjqnrr20e1i6wqalf8qkwc">
+      <w:hyperlink w:history="1" r:id="rId7nvdcb-2y0d5z02ef52my">
         <w:r>
           <w:rPr>
             <w:rStyle w:val="Hyperlink"/>
@@ -1661,7 +1661,7 @@
       <w:r>
         <w:t xml:space="preserve"> — modifié — </w:t>
       </w:r>
-      <w:hyperlink w:history="1" r:id="rIdb6qdaldw7kwch5qli8taa">
+      <w:hyperlink w:history="1" r:id="rId8-wf4njlqwpsgdvnxmzzm">
         <w:r>
           <w:rPr>
             <w:rStyle w:val="Hyperlink"/>

--- a/docs/developpement/phases/word/PHASE_25_MARQUE_FLAIX_EXPERT_LIEUX_ET_DIRECTEURS_DEPUIS_LE_BACK_OFFICE_MOTS_DE_.docx
+++ b/docs/developpement/phases/word/PHASE_25_MARQUE_FLAIX_EXPERT_LIEUX_ET_DIRECTEURS_DEPUIS_LE_BACK_OFFICE_MOTS_DE_.docx
@@ -20,7 +20,7 @@
       <w:r>
         <w:t xml:space="preserve">FlaiX Expert · dossier de développement · généré le 2026-10-19 depuis le dépôt </w:t>
       </w:r>
-      <w:hyperlink w:history="1" r:id="rIdenydmldharzvo026hsxqc">
+      <w:hyperlink w:history="1" r:id="rIdzzink8eojh2tta3kp4hd0">
         <w:r>
           <w:rPr>
             <w:rStyle w:val="Hyperlink"/>
@@ -597,7 +597,7 @@
           <w:numId w:val="2"/>
         </w:numPr>
       </w:pPr>
-      <w:hyperlink w:history="1" r:id="rIdqk2sxhqegrz6mxbfupqig">
+      <w:hyperlink w:history="1" r:id="rId-qhj_vcs20vavahmmlqki">
         <w:r>
           <w:rPr>
             <w:rStyle w:val="Hyperlink"/>
@@ -617,7 +617,7 @@
           <w:numId w:val="2"/>
         </w:numPr>
       </w:pPr>
-      <w:hyperlink w:history="1" r:id="rIdtx-zegy9-yc9gmg2egx9p">
+      <w:hyperlink w:history="1" r:id="rIdwhik61h_9xd89cf1vvl7t">
         <w:r>
           <w:rPr>
             <w:rStyle w:val="Hyperlink"/>
@@ -637,7 +637,7 @@
           <w:numId w:val="2"/>
         </w:numPr>
       </w:pPr>
-      <w:hyperlink w:history="1" r:id="rIdb2wgp2cdjlpz1vsqvl-zb">
+      <w:hyperlink w:history="1" r:id="rIdyoaupt4bw7ujgg6kdarii">
         <w:r>
           <w:rPr>
             <w:rStyle w:val="Hyperlink"/>
@@ -685,7 +685,7 @@
       <w:r>
         <w:t xml:space="preserve"> — créé — </w:t>
       </w:r>
-      <w:hyperlink w:history="1" r:id="rIdiapreivfjtceiezn9ajwn">
+      <w:hyperlink w:history="1" r:id="rIdtkisfqe5ubw8qvahcqaqn">
         <w:r>
           <w:rPr>
             <w:rStyle w:val="Hyperlink"/>
@@ -722,7 +722,7 @@
       <w:r>
         <w:t xml:space="preserve"> — modifié — </w:t>
       </w:r>
-      <w:hyperlink w:history="1" r:id="rIdatoelx8oiq1gwkgacrnn-">
+      <w:hyperlink w:history="1" r:id="rIdsvmla_kfeloqqfkz46ldh">
         <w:r>
           <w:rPr>
             <w:rStyle w:val="Hyperlink"/>
@@ -751,7 +751,7 @@
       <w:r>
         <w:t xml:space="preserve"> — créé — </w:t>
       </w:r>
-      <w:hyperlink w:history="1" r:id="rId_u4ckes8bzwrlb4xxavrk">
+      <w:hyperlink w:history="1" r:id="rId_-lljotvru0quiegak4qw">
         <w:r>
           <w:rPr>
             <w:rStyle w:val="Hyperlink"/>
@@ -780,7 +780,7 @@
       <w:r>
         <w:t xml:space="preserve"> — modifié — </w:t>
       </w:r>
-      <w:hyperlink w:history="1" r:id="rIdvafeck43vhrq9o4kkmn3z">
+      <w:hyperlink w:history="1" r:id="rIdomubdufchzfo6gcch-tp_">
         <w:r>
           <w:rPr>
             <w:rStyle w:val="Hyperlink"/>
@@ -809,7 +809,7 @@
       <w:r>
         <w:t xml:space="preserve"> — créé — </w:t>
       </w:r>
-      <w:hyperlink w:history="1" r:id="rIdve0yk7ffgy8hj-ypddgpi">
+      <w:hyperlink w:history="1" r:id="rIdbxc1tptpobx8uyfujvbqy">
         <w:r>
           <w:rPr>
             <w:rStyle w:val="Hyperlink"/>
@@ -846,7 +846,7 @@
       <w:r>
         <w:t xml:space="preserve"> — modifié — </w:t>
       </w:r>
-      <w:hyperlink w:history="1" r:id="rIdudtkogev6zlv48sg8qw1b">
+      <w:hyperlink w:history="1" r:id="rIdcsozg91455yyyw1sndpyi">
         <w:r>
           <w:rPr>
             <w:rStyle w:val="Hyperlink"/>
@@ -875,7 +875,7 @@
       <w:r>
         <w:t xml:space="preserve"> — modifié — </w:t>
       </w:r>
-      <w:hyperlink w:history="1" r:id="rId6ya5wrcjp7v4oqd9rinex">
+      <w:hyperlink w:history="1" r:id="rIddkp0ahqc4uofg75xmoria">
         <w:r>
           <w:rPr>
             <w:rStyle w:val="Hyperlink"/>
@@ -904,7 +904,7 @@
       <w:r>
         <w:t xml:space="preserve"> — modifié — </w:t>
       </w:r>
-      <w:hyperlink w:history="1" r:id="rIdbnib7vcnrj2sz9u7aedhz">
+      <w:hyperlink w:history="1" r:id="rIdfro4cuf0pevww9kstidvd">
         <w:r>
           <w:rPr>
             <w:rStyle w:val="Hyperlink"/>
@@ -933,7 +933,7 @@
       <w:r>
         <w:t xml:space="preserve"> — créé — </w:t>
       </w:r>
-      <w:hyperlink w:history="1" r:id="rIdhiju6zxelcekmn--6izpb">
+      <w:hyperlink w:history="1" r:id="rIdgwbg46omnjgh8_acwskan">
         <w:r>
           <w:rPr>
             <w:rStyle w:val="Hyperlink"/>
@@ -970,7 +970,7 @@
       <w:r>
         <w:t xml:space="preserve"> — modifié — </w:t>
       </w:r>
-      <w:hyperlink w:history="1" r:id="rIdiurjgfl7b7j4maon0isgt">
+      <w:hyperlink w:history="1" r:id="rIdyh_n_jvfm4unuh6j3izde">
         <w:r>
           <w:rPr>
             <w:rStyle w:val="Hyperlink"/>
@@ -999,7 +999,7 @@
       <w:r>
         <w:t xml:space="preserve"> — modifié — </w:t>
       </w:r>
-      <w:hyperlink w:history="1" r:id="rId1jafto_trtnq2gc69fu1k">
+      <w:hyperlink w:history="1" r:id="rIdzymuahwbcbursj1hx1eao">
         <w:r>
           <w:rPr>
             <w:rStyle w:val="Hyperlink"/>
@@ -1028,7 +1028,7 @@
       <w:r>
         <w:t xml:space="preserve"> — modifié — </w:t>
       </w:r>
-      <w:hyperlink w:history="1" r:id="rIddwe0vutst7vmjic-gqrz_">
+      <w:hyperlink w:history="1" r:id="rIdp_5jjgbnxdk6msucogzcv">
         <w:r>
           <w:rPr>
             <w:rStyle w:val="Hyperlink"/>
@@ -1057,7 +1057,7 @@
       <w:r>
         <w:t xml:space="preserve"> — modifié — </w:t>
       </w:r>
-      <w:hyperlink w:history="1" r:id="rId2leal8neupciguuyxeuqu">
+      <w:hyperlink w:history="1" r:id="rIdkmzq8uhlxwye9ye1y_rci">
         <w:r>
           <w:rPr>
             <w:rStyle w:val="Hyperlink"/>
@@ -1086,7 +1086,7 @@
       <w:r>
         <w:t xml:space="preserve"> — modifié — </w:t>
       </w:r>
-      <w:hyperlink w:history="1" r:id="rIdk3l00g71ja7qwrbvn0khh">
+      <w:hyperlink w:history="1" r:id="rIdsxook6aw1w0ckr1s9ju8w">
         <w:r>
           <w:rPr>
             <w:rStyle w:val="Hyperlink"/>
@@ -1115,7 +1115,7 @@
       <w:r>
         <w:t xml:space="preserve"> — modifié — </w:t>
       </w:r>
-      <w:hyperlink w:history="1" r:id="rId1slp1rn07fulzox9t4oh2">
+      <w:hyperlink w:history="1" r:id="rId_amrwva6kvmsqajxcvuig">
         <w:r>
           <w:rPr>
             <w:rStyle w:val="Hyperlink"/>
@@ -1144,7 +1144,7 @@
       <w:r>
         <w:t xml:space="preserve"> — modifié — </w:t>
       </w:r>
-      <w:hyperlink w:history="1" r:id="rIdrneiqa-ajutddes9meya1">
+      <w:hyperlink w:history="1" r:id="rIdltehg8fzqfnbaho2xudxs">
         <w:r>
           <w:rPr>
             <w:rStyle w:val="Hyperlink"/>
@@ -1173,7 +1173,7 @@
       <w:r>
         <w:t xml:space="preserve"> — modifié — </w:t>
       </w:r>
-      <w:hyperlink w:history="1" r:id="rIdcsr1hcqfq7iksulgpcjzt">
+      <w:hyperlink w:history="1" r:id="rIdzgbggxxvdjmanzsvivggz">
         <w:r>
           <w:rPr>
             <w:rStyle w:val="Hyperlink"/>
@@ -1210,7 +1210,7 @@
       <w:r>
         <w:t xml:space="preserve"> — modifié — </w:t>
       </w:r>
-      <w:hyperlink w:history="1" r:id="rId3vonbz792qbdb_mc039_n">
+      <w:hyperlink w:history="1" r:id="rIdouklo1-cjjgfsrcvqwppv">
         <w:r>
           <w:rPr>
             <w:rStyle w:val="Hyperlink"/>
@@ -1239,7 +1239,7 @@
       <w:r>
         <w:t xml:space="preserve"> — modifié — </w:t>
       </w:r>
-      <w:hyperlink w:history="1" r:id="rIdhu2uor_fnruro0u1otx66">
+      <w:hyperlink w:history="1" r:id="rIdhsy9wqjshcl_k-fv7m2qk">
         <w:r>
           <w:rPr>
             <w:rStyle w:val="Hyperlink"/>
@@ -1268,7 +1268,7 @@
       <w:r>
         <w:t xml:space="preserve"> — créé — </w:t>
       </w:r>
-      <w:hyperlink w:history="1" r:id="rIdzsts2ri07ya6vomgqv4wj">
+      <w:hyperlink w:history="1" r:id="rId12avwpokeussnu6cyd-qn">
         <w:r>
           <w:rPr>
             <w:rStyle w:val="Hyperlink"/>
@@ -1297,7 +1297,7 @@
       <w:r>
         <w:t xml:space="preserve"> — modifié — </w:t>
       </w:r>
-      <w:hyperlink w:history="1" r:id="rIdvtcttqanzosmal7jvkj0b">
+      <w:hyperlink w:history="1" r:id="rIdlxhu4_sq-austdgbfgfl7">
         <w:r>
           <w:rPr>
             <w:rStyle w:val="Hyperlink"/>
@@ -1326,7 +1326,7 @@
       <w:r>
         <w:t xml:space="preserve"> — modifié — </w:t>
       </w:r>
-      <w:hyperlink w:history="1" r:id="rIdwb2pnagtsep0kvkdqznew">
+      <w:hyperlink w:history="1" r:id="rIdo6tn_yogtmgrgjpkulvzz">
         <w:r>
           <w:rPr>
             <w:rStyle w:val="Hyperlink"/>
@@ -1355,7 +1355,7 @@
       <w:r>
         <w:t xml:space="preserve"> — modifié — </w:t>
       </w:r>
-      <w:hyperlink w:history="1" r:id="rIdz3jrm5eurojddqglbovyv">
+      <w:hyperlink w:history="1" r:id="rIdfrgfqrqhd-f5iuizybhpq">
         <w:r>
           <w:rPr>
             <w:rStyle w:val="Hyperlink"/>
@@ -1384,7 +1384,7 @@
       <w:r>
         <w:t xml:space="preserve"> — modifié — </w:t>
       </w:r>
-      <w:hyperlink w:history="1" r:id="rIdx02njnaf08i7iywhyd28e">
+      <w:hyperlink w:history="1" r:id="rIdl4mvbvpob9xogy45qfvfn">
         <w:r>
           <w:rPr>
             <w:rStyle w:val="Hyperlink"/>
@@ -1413,7 +1413,7 @@
       <w:r>
         <w:t xml:space="preserve"> — modifié — </w:t>
       </w:r>
-      <w:hyperlink w:history="1" r:id="rIdfl8r4xgkf5bmmkw5mkain">
+      <w:hyperlink w:history="1" r:id="rIdjbsulu1fuoaaq_ev7unxx">
         <w:r>
           <w:rPr>
             <w:rStyle w:val="Hyperlink"/>
@@ -1442,7 +1442,7 @@
       <w:r>
         <w:t xml:space="preserve"> — modifié — </w:t>
       </w:r>
-      <w:hyperlink w:history="1" r:id="rIddli4wocpca92ih6n6g_gi">
+      <w:hyperlink w:history="1" r:id="rId_28lwf1ffykrns2ge_lgy">
         <w:r>
           <w:rPr>
             <w:rStyle w:val="Hyperlink"/>
@@ -1471,7 +1471,7 @@
       <w:r>
         <w:t xml:space="preserve"> — modifié — </w:t>
       </w:r>
-      <w:hyperlink w:history="1" r:id="rIdovgsa-yjej-nq_olseyju">
+      <w:hyperlink w:history="1" r:id="rIdpubc0umq8jultkv05zhw2">
         <w:r>
           <w:rPr>
             <w:rStyle w:val="Hyperlink"/>
@@ -1500,7 +1500,7 @@
       <w:r>
         <w:t xml:space="preserve"> — modifié — </w:t>
       </w:r>
-      <w:hyperlink w:history="1" r:id="rIdt_q7nfeglijiiyfaojc6i">
+      <w:hyperlink w:history="1" r:id="rIdrxqfq0kzvbdfh_xygc70e">
         <w:r>
           <w:rPr>
             <w:rStyle w:val="Hyperlink"/>
@@ -1537,7 +1537,7 @@
       <w:r>
         <w:t xml:space="preserve"> — modifié — </w:t>
       </w:r>
-      <w:hyperlink w:history="1" r:id="rId5jo_yoxghbjby3icaib8v">
+      <w:hyperlink w:history="1" r:id="rIds4kscu6ax7muagtmpmmxo">
         <w:r>
           <w:rPr>
             <w:rStyle w:val="Hyperlink"/>
@@ -1566,7 +1566,7 @@
       <w:r>
         <w:t xml:space="preserve"> — modifié — </w:t>
       </w:r>
-      <w:hyperlink w:history="1" r:id="rIdiqljrs6afty4my7czlvzb">
+      <w:hyperlink w:history="1" r:id="rIdbbidj3d5nfgxfofmavrhp">
         <w:r>
           <w:rPr>
             <w:rStyle w:val="Hyperlink"/>
@@ -1603,7 +1603,7 @@
       <w:r>
         <w:t xml:space="preserve"> — modifié — </w:t>
       </w:r>
-      <w:hyperlink w:history="1" r:id="rIdt4ajawdvglojo4x5fmdjs">
+      <w:hyperlink w:history="1" r:id="rIdwwj3y2trg0n5259s2wddb">
         <w:r>
           <w:rPr>
             <w:rStyle w:val="Hyperlink"/>
@@ -1632,7 +1632,7 @@
       <w:r>
         <w:t xml:space="preserve"> — modifié — </w:t>
       </w:r>
-      <w:hyperlink w:history="1" r:id="rId7nvdcb-2y0d5z02ef52my">
+      <w:hyperlink w:history="1" r:id="rIdurt0aeqs_eg4hzh-1x22p">
         <w:r>
           <w:rPr>
             <w:rStyle w:val="Hyperlink"/>
@@ -1661,7 +1661,7 @@
       <w:r>
         <w:t xml:space="preserve"> — modifié — </w:t>
       </w:r>
-      <w:hyperlink w:history="1" r:id="rId8-wf4njlqwpsgdvnxmzzm">
+      <w:hyperlink w:history="1" r:id="rIdvbnccxyhtxwkr5xhs4hmq">
         <w:r>
           <w:rPr>
             <w:rStyle w:val="Hyperlink"/>

--- a/docs/developpement/phases/word/PHASE_25_MARQUE_FLAIX_EXPERT_LIEUX_ET_DIRECTEURS_DEPUIS_LE_BACK_OFFICE_MOTS_DE_.docx
+++ b/docs/developpement/phases/word/PHASE_25_MARQUE_FLAIX_EXPERT_LIEUX_ET_DIRECTEURS_DEPUIS_LE_BACK_OFFICE_MOTS_DE_.docx
@@ -20,7 +20,7 @@
       <w:r>
         <w:t xml:space="preserve">FlaiX Expert · dossier de développement · généré le 2026-10-19 depuis le dépôt </w:t>
       </w:r>
-      <w:hyperlink w:history="1" r:id="rIdzzink8eojh2tta3kp4hd0">
+      <w:hyperlink w:history="1" r:id="rIdiftrfnxsjehypmxer6fjq">
         <w:r>
           <w:rPr>
             <w:rStyle w:val="Hyperlink"/>
@@ -597,7 +597,7 @@
           <w:numId w:val="2"/>
         </w:numPr>
       </w:pPr>
-      <w:hyperlink w:history="1" r:id="rId-qhj_vcs20vavahmmlqki">
+      <w:hyperlink w:history="1" r:id="rId360ngrkrj__uwq9zkkvzr">
         <w:r>
           <w:rPr>
             <w:rStyle w:val="Hyperlink"/>
@@ -617,7 +617,7 @@
           <w:numId w:val="2"/>
         </w:numPr>
       </w:pPr>
-      <w:hyperlink w:history="1" r:id="rIdwhik61h_9xd89cf1vvl7t">
+      <w:hyperlink w:history="1" r:id="rIdoqyj6k7euiulttoxd0dcw">
         <w:r>
           <w:rPr>
             <w:rStyle w:val="Hyperlink"/>
@@ -637,7 +637,7 @@
           <w:numId w:val="2"/>
         </w:numPr>
       </w:pPr>
-      <w:hyperlink w:history="1" r:id="rIdyoaupt4bw7ujgg6kdarii">
+      <w:hyperlink w:history="1" r:id="rId2xopswp9jlekghwo4_exy">
         <w:r>
           <w:rPr>
             <w:rStyle w:val="Hyperlink"/>
@@ -685,7 +685,7 @@
       <w:r>
         <w:t xml:space="preserve"> — créé — </w:t>
       </w:r>
-      <w:hyperlink w:history="1" r:id="rIdtkisfqe5ubw8qvahcqaqn">
+      <w:hyperlink w:history="1" r:id="rIdarqovb775i4sj1-ljv7xo">
         <w:r>
           <w:rPr>
             <w:rStyle w:val="Hyperlink"/>
@@ -722,7 +722,7 @@
       <w:r>
         <w:t xml:space="preserve"> — modifié — </w:t>
       </w:r>
-      <w:hyperlink w:history="1" r:id="rIdsvmla_kfeloqqfkz46ldh">
+      <w:hyperlink w:history="1" r:id="rIdpnqavlrqoixbyelbjtd7p">
         <w:r>
           <w:rPr>
             <w:rStyle w:val="Hyperlink"/>
@@ -751,7 +751,7 @@
       <w:r>
         <w:t xml:space="preserve"> — créé — </w:t>
       </w:r>
-      <w:hyperlink w:history="1" r:id="rId_-lljotvru0quiegak4qw">
+      <w:hyperlink w:history="1" r:id="rIdcvhuzlx46aps2knua1ott">
         <w:r>
           <w:rPr>
             <w:rStyle w:val="Hyperlink"/>
@@ -780,7 +780,7 @@
       <w:r>
         <w:t xml:space="preserve"> — modifié — </w:t>
       </w:r>
-      <w:hyperlink w:history="1" r:id="rIdomubdufchzfo6gcch-tp_">
+      <w:hyperlink w:history="1" r:id="rIdffsweg3wqlvk-mpom4fkb">
         <w:r>
           <w:rPr>
             <w:rStyle w:val="Hyperlink"/>
@@ -809,7 +809,7 @@
       <w:r>
         <w:t xml:space="preserve"> — créé — </w:t>
       </w:r>
-      <w:hyperlink w:history="1" r:id="rIdbxc1tptpobx8uyfujvbqy">
+      <w:hyperlink w:history="1" r:id="rIdnoos0txekj4yfzp0qqdk4">
         <w:r>
           <w:rPr>
             <w:rStyle w:val="Hyperlink"/>
@@ -846,7 +846,7 @@
       <w:r>
         <w:t xml:space="preserve"> — modifié — </w:t>
       </w:r>
-      <w:hyperlink w:history="1" r:id="rIdcsozg91455yyyw1sndpyi">
+      <w:hyperlink w:history="1" r:id="rIdcpoqsfzl-ydnmamyzzljb">
         <w:r>
           <w:rPr>
             <w:rStyle w:val="Hyperlink"/>
@@ -875,7 +875,7 @@
       <w:r>
         <w:t xml:space="preserve"> — modifié — </w:t>
       </w:r>
-      <w:hyperlink w:history="1" r:id="rIddkp0ahqc4uofg75xmoria">
+      <w:hyperlink w:history="1" r:id="rIdfinkfqoxj4mpf7lnqr__r">
         <w:r>
           <w:rPr>
             <w:rStyle w:val="Hyperlink"/>
@@ -904,7 +904,7 @@
       <w:r>
         <w:t xml:space="preserve"> — modifié — </w:t>
       </w:r>
-      <w:hyperlink w:history="1" r:id="rIdfro4cuf0pevww9kstidvd">
+      <w:hyperlink w:history="1" r:id="rIdcyrrpumts9ydzoa7z4ukj">
         <w:r>
           <w:rPr>
             <w:rStyle w:val="Hyperlink"/>
@@ -933,7 +933,7 @@
       <w:r>
         <w:t xml:space="preserve"> — créé — </w:t>
       </w:r>
-      <w:hyperlink w:history="1" r:id="rIdgwbg46omnjgh8_acwskan">
+      <w:hyperlink w:history="1" r:id="rIdpb3m5ew_p6b_v5lxzryah">
         <w:r>
           <w:rPr>
             <w:rStyle w:val="Hyperlink"/>
@@ -970,7 +970,7 @@
       <w:r>
         <w:t xml:space="preserve"> — modifié — </w:t>
       </w:r>
-      <w:hyperlink w:history="1" r:id="rIdyh_n_jvfm4unuh6j3izde">
+      <w:hyperlink w:history="1" r:id="rIdbad37e8vvkj8mvti-uvmy">
         <w:r>
           <w:rPr>
             <w:rStyle w:val="Hyperlink"/>
@@ -999,7 +999,7 @@
       <w:r>
         <w:t xml:space="preserve"> — modifié — </w:t>
       </w:r>
-      <w:hyperlink w:history="1" r:id="rIdzymuahwbcbursj1hx1eao">
+      <w:hyperlink w:history="1" r:id="rIdg-klln2nr5w-xaw5dlhbr">
         <w:r>
           <w:rPr>
             <w:rStyle w:val="Hyperlink"/>
@@ -1028,7 +1028,7 @@
       <w:r>
         <w:t xml:space="preserve"> — modifié — </w:t>
       </w:r>
-      <w:hyperlink w:history="1" r:id="rIdp_5jjgbnxdk6msucogzcv">
+      <w:hyperlink w:history="1" r:id="rIdlmekal4yyxxquirgmplpl">
         <w:r>
           <w:rPr>
             <w:rStyle w:val="Hyperlink"/>
@@ -1057,7 +1057,7 @@
       <w:r>
         <w:t xml:space="preserve"> — modifié — </w:t>
       </w:r>
-      <w:hyperlink w:history="1" r:id="rIdkmzq8uhlxwye9ye1y_rci">
+      <w:hyperlink w:history="1" r:id="rIdnxstogu_vrsqelvmog6lc">
         <w:r>
           <w:rPr>
             <w:rStyle w:val="Hyperlink"/>
@@ -1086,7 +1086,7 @@
       <w:r>
         <w:t xml:space="preserve"> — modifié — </w:t>
       </w:r>
-      <w:hyperlink w:history="1" r:id="rIdsxook6aw1w0ckr1s9ju8w">
+      <w:hyperlink w:history="1" r:id="rId6wf-muz9hvqzf15gw1ycl">
         <w:r>
           <w:rPr>
             <w:rStyle w:val="Hyperlink"/>
@@ -1115,7 +1115,7 @@
       <w:r>
         <w:t xml:space="preserve"> — modifié — </w:t>
       </w:r>
-      <w:hyperlink w:history="1" r:id="rId_amrwva6kvmsqajxcvuig">
+      <w:hyperlink w:history="1" r:id="rIdefuox-clevn9u_ovgrgmm">
         <w:r>
           <w:rPr>
             <w:rStyle w:val="Hyperlink"/>
@@ -1144,7 +1144,7 @@
       <w:r>
         <w:t xml:space="preserve"> — modifié — </w:t>
       </w:r>
-      <w:hyperlink w:history="1" r:id="rIdltehg8fzqfnbaho2xudxs">
+      <w:hyperlink w:history="1" r:id="rIdbalcow-7tnqy-eaka97dp">
         <w:r>
           <w:rPr>
             <w:rStyle w:val="Hyperlink"/>
@@ -1173,7 +1173,7 @@
       <w:r>
         <w:t xml:space="preserve"> — modifié — </w:t>
       </w:r>
-      <w:hyperlink w:history="1" r:id="rIdzgbggxxvdjmanzsvivggz">
+      <w:hyperlink w:history="1" r:id="rId97zqu-6jc0_k5dcghadd8">
         <w:r>
           <w:rPr>
             <w:rStyle w:val="Hyperlink"/>
@@ -1210,7 +1210,7 @@
       <w:r>
         <w:t xml:space="preserve"> — modifié — </w:t>
       </w:r>
-      <w:hyperlink w:history="1" r:id="rIdouklo1-cjjgfsrcvqwppv">
+      <w:hyperlink w:history="1" r:id="rId10ikp6vepmgqcj9c5jujo">
         <w:r>
           <w:rPr>
             <w:rStyle w:val="Hyperlink"/>
@@ -1239,7 +1239,7 @@
       <w:r>
         <w:t xml:space="preserve"> — modifié — </w:t>
       </w:r>
-      <w:hyperlink w:history="1" r:id="rIdhsy9wqjshcl_k-fv7m2qk">
+      <w:hyperlink w:history="1" r:id="rIdy-p4mzjm_btfe_d6c4dei">
         <w:r>
           <w:rPr>
             <w:rStyle w:val="Hyperlink"/>
@@ -1268,7 +1268,7 @@
       <w:r>
         <w:t xml:space="preserve"> — créé — </w:t>
       </w:r>
-      <w:hyperlink w:history="1" r:id="rId12avwpokeussnu6cyd-qn">
+      <w:hyperlink w:history="1" r:id="rIddrohvjdgaiwopcw7wkcee">
         <w:r>
           <w:rPr>
             <w:rStyle w:val="Hyperlink"/>
@@ -1297,7 +1297,7 @@
       <w:r>
         <w:t xml:space="preserve"> — modifié — </w:t>
       </w:r>
-      <w:hyperlink w:history="1" r:id="rIdlxhu4_sq-austdgbfgfl7">
+      <w:hyperlink w:history="1" r:id="rIdwfmse7chl-imz_kcntyol">
         <w:r>
           <w:rPr>
             <w:rStyle w:val="Hyperlink"/>
@@ -1326,7 +1326,7 @@
       <w:r>
         <w:t xml:space="preserve"> — modifié — </w:t>
       </w:r>
-      <w:hyperlink w:history="1" r:id="rIdo6tn_yogtmgrgjpkulvzz">
+      <w:hyperlink w:history="1" r:id="rIdypn8ikhqba3uvmzkhhcw0">
         <w:r>
           <w:rPr>
             <w:rStyle w:val="Hyperlink"/>
@@ -1355,7 +1355,7 @@
       <w:r>
         <w:t xml:space="preserve"> — modifié — </w:t>
       </w:r>
-      <w:hyperlink w:history="1" r:id="rIdfrgfqrqhd-f5iuizybhpq">
+      <w:hyperlink w:history="1" r:id="rIdcq1uqd5hpnyousauftaom">
         <w:r>
           <w:rPr>
             <w:rStyle w:val="Hyperlink"/>
@@ -1384,7 +1384,7 @@
       <w:r>
         <w:t xml:space="preserve"> — modifié — </w:t>
       </w:r>
-      <w:hyperlink w:history="1" r:id="rIdl4mvbvpob9xogy45qfvfn">
+      <w:hyperlink w:history="1" r:id="rIdwzqcp_mx9b5bawrgz4itk">
         <w:r>
           <w:rPr>
             <w:rStyle w:val="Hyperlink"/>
@@ -1413,7 +1413,7 @@
       <w:r>
         <w:t xml:space="preserve"> — modifié — </w:t>
       </w:r>
-      <w:hyperlink w:history="1" r:id="rIdjbsulu1fuoaaq_ev7unxx">
+      <w:hyperlink w:history="1" r:id="rIdizvfvzqfhz5byihfo-gva">
         <w:r>
           <w:rPr>
             <w:rStyle w:val="Hyperlink"/>
@@ -1442,7 +1442,7 @@
       <w:r>
         <w:t xml:space="preserve"> — modifié — </w:t>
       </w:r>
-      <w:hyperlink w:history="1" r:id="rId_28lwf1ffykrns2ge_lgy">
+      <w:hyperlink w:history="1" r:id="rIds47cooivavqgne_gin7e9">
         <w:r>
           <w:rPr>
             <w:rStyle w:val="Hyperlink"/>
@@ -1471,7 +1471,7 @@
       <w:r>
         <w:t xml:space="preserve"> — modifié — </w:t>
       </w:r>
-      <w:hyperlink w:history="1" r:id="rIdpubc0umq8jultkv05zhw2">
+      <w:hyperlink w:history="1" r:id="rIdncikqhb0brke54a-sowng">
         <w:r>
           <w:rPr>
             <w:rStyle w:val="Hyperlink"/>
@@ -1500,7 +1500,7 @@
       <w:r>
         <w:t xml:space="preserve"> — modifié — </w:t>
       </w:r>
-      <w:hyperlink w:history="1" r:id="rIdrxqfq0kzvbdfh_xygc70e">
+      <w:hyperlink w:history="1" r:id="rIden2yh-oisckjet_-yljaj">
         <w:r>
           <w:rPr>
             <w:rStyle w:val="Hyperlink"/>
@@ -1537,7 +1537,7 @@
       <w:r>
         <w:t xml:space="preserve"> — modifié — </w:t>
       </w:r>
-      <w:hyperlink w:history="1" r:id="rIds4kscu6ax7muagtmpmmxo">
+      <w:hyperlink w:history="1" r:id="rIdnfslnmw_v-3-odv1kvbwv">
         <w:r>
           <w:rPr>
             <w:rStyle w:val="Hyperlink"/>
@@ -1566,7 +1566,7 @@
       <w:r>
         <w:t xml:space="preserve"> — modifié — </w:t>
       </w:r>
-      <w:hyperlink w:history="1" r:id="rIdbbidj3d5nfgxfofmavrhp">
+      <w:hyperlink w:history="1" r:id="rIdru2u8xf8fpz1luixjihi1">
         <w:r>
           <w:rPr>
             <w:rStyle w:val="Hyperlink"/>
@@ -1603,7 +1603,7 @@
       <w:r>
         <w:t xml:space="preserve"> — modifié — </w:t>
       </w:r>
-      <w:hyperlink w:history="1" r:id="rIdwwj3y2trg0n5259s2wddb">
+      <w:hyperlink w:history="1" r:id="rIdhq4bjq60rixmupameytxn">
         <w:r>
           <w:rPr>
             <w:rStyle w:val="Hyperlink"/>
@@ -1632,7 +1632,7 @@
       <w:r>
         <w:t xml:space="preserve"> — modifié — </w:t>
       </w:r>
-      <w:hyperlink w:history="1" r:id="rIdurt0aeqs_eg4hzh-1x22p">
+      <w:hyperlink w:history="1" r:id="rIdccl6acvwpa1v9g1n4qzvh">
         <w:r>
           <w:rPr>
             <w:rStyle w:val="Hyperlink"/>
@@ -1661,7 +1661,7 @@
       <w:r>
         <w:t xml:space="preserve"> — modifié — </w:t>
       </w:r>
-      <w:hyperlink w:history="1" r:id="rIdvbnccxyhtxwkr5xhs4hmq">
+      <w:hyperlink w:history="1" r:id="rIdycmc3wz5z6yeatahnev2_">
         <w:r>
           <w:rPr>
             <w:rStyle w:val="Hyperlink"/>

--- a/docs/developpement/phases/word/PHASE_25_MARQUE_FLAIX_EXPERT_LIEUX_ET_DIRECTEURS_DEPUIS_LE_BACK_OFFICE_MOTS_DE_.docx
+++ b/docs/developpement/phases/word/PHASE_25_MARQUE_FLAIX_EXPERT_LIEUX_ET_DIRECTEURS_DEPUIS_LE_BACK_OFFICE_MOTS_DE_.docx
@@ -20,7 +20,7 @@
       <w:r>
         <w:t xml:space="preserve">FlaiX Expert · dossier de développement · généré le 2026-10-19 depuis le dépôt </w:t>
       </w:r>
-      <w:hyperlink w:history="1" r:id="rIdiftrfnxsjehypmxer6fjq">
+      <w:hyperlink w:history="1" r:id="rIdiz5fgp_giyiqs-mp9hblk">
         <w:r>
           <w:rPr>
             <w:rStyle w:val="Hyperlink"/>
@@ -597,7 +597,7 @@
           <w:numId w:val="2"/>
         </w:numPr>
       </w:pPr>
-      <w:hyperlink w:history="1" r:id="rId360ngrkrj__uwq9zkkvzr">
+      <w:hyperlink w:history="1" r:id="rIdcfu8wpxecwlgoikqhujve">
         <w:r>
           <w:rPr>
             <w:rStyle w:val="Hyperlink"/>
@@ -617,7 +617,7 @@
           <w:numId w:val="2"/>
         </w:numPr>
       </w:pPr>
-      <w:hyperlink w:history="1" r:id="rIdoqyj6k7euiulttoxd0dcw">
+      <w:hyperlink w:history="1" r:id="rIdqiwsapqfxo9y7fgafza2_">
         <w:r>
           <w:rPr>
             <w:rStyle w:val="Hyperlink"/>
@@ -637,7 +637,7 @@
           <w:numId w:val="2"/>
         </w:numPr>
       </w:pPr>
-      <w:hyperlink w:history="1" r:id="rId2xopswp9jlekghwo4_exy">
+      <w:hyperlink w:history="1" r:id="rIdwejkphfhpzq08oxpg2k0l">
         <w:r>
           <w:rPr>
             <w:rStyle w:val="Hyperlink"/>
@@ -685,7 +685,7 @@
       <w:r>
         <w:t xml:space="preserve"> — créé — </w:t>
       </w:r>
-      <w:hyperlink w:history="1" r:id="rIdarqovb775i4sj1-ljv7xo">
+      <w:hyperlink w:history="1" r:id="rId5np9udrdxb8ui7hprabqu">
         <w:r>
           <w:rPr>
             <w:rStyle w:val="Hyperlink"/>
@@ -722,7 +722,7 @@
       <w:r>
         <w:t xml:space="preserve"> — modifié — </w:t>
       </w:r>
-      <w:hyperlink w:history="1" r:id="rIdpnqavlrqoixbyelbjtd7p">
+      <w:hyperlink w:history="1" r:id="rIdhc7irinjwseyzrw_inyo3">
         <w:r>
           <w:rPr>
             <w:rStyle w:val="Hyperlink"/>
@@ -751,7 +751,7 @@
       <w:r>
         <w:t xml:space="preserve"> — créé — </w:t>
       </w:r>
-      <w:hyperlink w:history="1" r:id="rIdcvhuzlx46aps2knua1ott">
+      <w:hyperlink w:history="1" r:id="rIddi36gj8pik1wbgbj7ct7z">
         <w:r>
           <w:rPr>
             <w:rStyle w:val="Hyperlink"/>
@@ -780,7 +780,7 @@
       <w:r>
         <w:t xml:space="preserve"> — modifié — </w:t>
       </w:r>
-      <w:hyperlink w:history="1" r:id="rIdffsweg3wqlvk-mpom4fkb">
+      <w:hyperlink w:history="1" r:id="rIdi0003_2dbk5_4acz7xdyj">
         <w:r>
           <w:rPr>
             <w:rStyle w:val="Hyperlink"/>
@@ -809,7 +809,7 @@
       <w:r>
         <w:t xml:space="preserve"> — créé — </w:t>
       </w:r>
-      <w:hyperlink w:history="1" r:id="rIdnoos0txekj4yfzp0qqdk4">
+      <w:hyperlink w:history="1" r:id="rId-2wqska-adnoeftelycs4">
         <w:r>
           <w:rPr>
             <w:rStyle w:val="Hyperlink"/>
@@ -846,7 +846,7 @@
       <w:r>
         <w:t xml:space="preserve"> — modifié — </w:t>
       </w:r>
-      <w:hyperlink w:history="1" r:id="rIdcpoqsfzl-ydnmamyzzljb">
+      <w:hyperlink w:history="1" r:id="rIdp0dps5ol-5mmlbmhqqptz">
         <w:r>
           <w:rPr>
             <w:rStyle w:val="Hyperlink"/>
@@ -875,7 +875,7 @@
       <w:r>
         <w:t xml:space="preserve"> — modifié — </w:t>
       </w:r>
-      <w:hyperlink w:history="1" r:id="rIdfinkfqoxj4mpf7lnqr__r">
+      <w:hyperlink w:history="1" r:id="rIdrfvxbxlxlzkbcbd2xfzuf">
         <w:r>
           <w:rPr>
             <w:rStyle w:val="Hyperlink"/>
@@ -904,7 +904,7 @@
       <w:r>
         <w:t xml:space="preserve"> — modifié — </w:t>
       </w:r>
-      <w:hyperlink w:history="1" r:id="rIdcyrrpumts9ydzoa7z4ukj">
+      <w:hyperlink w:history="1" r:id="rIdmodrbud8hsoblmaq3ocoi">
         <w:r>
           <w:rPr>
             <w:rStyle w:val="Hyperlink"/>
@@ -933,7 +933,7 @@
       <w:r>
         <w:t xml:space="preserve"> — créé — </w:t>
       </w:r>
-      <w:hyperlink w:history="1" r:id="rIdpb3m5ew_p6b_v5lxzryah">
+      <w:hyperlink w:history="1" r:id="rId3_qxm3ekbu1spsveyxpnb">
         <w:r>
           <w:rPr>
             <w:rStyle w:val="Hyperlink"/>
@@ -970,7 +970,7 @@
       <w:r>
         <w:t xml:space="preserve"> — modifié — </w:t>
       </w:r>
-      <w:hyperlink w:history="1" r:id="rIdbad37e8vvkj8mvti-uvmy">
+      <w:hyperlink w:history="1" r:id="rId8ios7ljx1z6v3phpozjos">
         <w:r>
           <w:rPr>
             <w:rStyle w:val="Hyperlink"/>
@@ -999,7 +999,7 @@
       <w:r>
         <w:t xml:space="preserve"> — modifié — </w:t>
       </w:r>
-      <w:hyperlink w:history="1" r:id="rIdg-klln2nr5w-xaw5dlhbr">
+      <w:hyperlink w:history="1" r:id="rIdkm9igouzxofsrxwia1eiy">
         <w:r>
           <w:rPr>
             <w:rStyle w:val="Hyperlink"/>
@@ -1028,7 +1028,7 @@
       <w:r>
         <w:t xml:space="preserve"> — modifié — </w:t>
       </w:r>
-      <w:hyperlink w:history="1" r:id="rIdlmekal4yyxxquirgmplpl">
+      <w:hyperlink w:history="1" r:id="rIdo7-jcgmjy53vlbhpkmxiw">
         <w:r>
           <w:rPr>
             <w:rStyle w:val="Hyperlink"/>
@@ -1057,7 +1057,7 @@
       <w:r>
         <w:t xml:space="preserve"> — modifié — </w:t>
       </w:r>
-      <w:hyperlink w:history="1" r:id="rIdnxstogu_vrsqelvmog6lc">
+      <w:hyperlink w:history="1" r:id="rIdmlu1sn5kfjxab0nd97zxy">
         <w:r>
           <w:rPr>
             <w:rStyle w:val="Hyperlink"/>
@@ -1086,7 +1086,7 @@
       <w:r>
         <w:t xml:space="preserve"> — modifié — </w:t>
       </w:r>
-      <w:hyperlink w:history="1" r:id="rId6wf-muz9hvqzf15gw1ycl">
+      <w:hyperlink w:history="1" r:id="rIdurrk5tbobeq8t5-m3ymsw">
         <w:r>
           <w:rPr>
             <w:rStyle w:val="Hyperlink"/>
@@ -1115,7 +1115,7 @@
       <w:r>
         <w:t xml:space="preserve"> — modifié — </w:t>
       </w:r>
-      <w:hyperlink w:history="1" r:id="rIdefuox-clevn9u_ovgrgmm">
+      <w:hyperlink w:history="1" r:id="rIdaqew1nhk2dzy-daefl4zr">
         <w:r>
           <w:rPr>
             <w:rStyle w:val="Hyperlink"/>
@@ -1144,7 +1144,7 @@
       <w:r>
         <w:t xml:space="preserve"> — modifié — </w:t>
       </w:r>
-      <w:hyperlink w:history="1" r:id="rIdbalcow-7tnqy-eaka97dp">
+      <w:hyperlink w:history="1" r:id="rIdnvupbzcoh2b0-wmfai9km">
         <w:r>
           <w:rPr>
             <w:rStyle w:val="Hyperlink"/>
@@ -1173,7 +1173,7 @@
       <w:r>
         <w:t xml:space="preserve"> — modifié — </w:t>
       </w:r>
-      <w:hyperlink w:history="1" r:id="rId97zqu-6jc0_k5dcghadd8">
+      <w:hyperlink w:history="1" r:id="rIdu6i3ci1eikszzwarzrqzr">
         <w:r>
           <w:rPr>
             <w:rStyle w:val="Hyperlink"/>
@@ -1210,7 +1210,7 @@
       <w:r>
         <w:t xml:space="preserve"> — modifié — </w:t>
       </w:r>
-      <w:hyperlink w:history="1" r:id="rId10ikp6vepmgqcj9c5jujo">
+      <w:hyperlink w:history="1" r:id="rIdx8ranfyjpyqdnqzip1j7w">
         <w:r>
           <w:rPr>
             <w:rStyle w:val="Hyperlink"/>
@@ -1239,7 +1239,7 @@
       <w:r>
         <w:t xml:space="preserve"> — modifié — </w:t>
       </w:r>
-      <w:hyperlink w:history="1" r:id="rIdy-p4mzjm_btfe_d6c4dei">
+      <w:hyperlink w:history="1" r:id="rIdji-bi_73qe9huzv-ot5i3">
         <w:r>
           <w:rPr>
             <w:rStyle w:val="Hyperlink"/>
@@ -1268,7 +1268,7 @@
       <w:r>
         <w:t xml:space="preserve"> — créé — </w:t>
       </w:r>
-      <w:hyperlink w:history="1" r:id="rIddrohvjdgaiwopcw7wkcee">
+      <w:hyperlink w:history="1" r:id="rId4uaboqhhcdpbrn5koivvy">
         <w:r>
           <w:rPr>
             <w:rStyle w:val="Hyperlink"/>
@@ -1297,7 +1297,7 @@
       <w:r>
         <w:t xml:space="preserve"> — modifié — </w:t>
       </w:r>
-      <w:hyperlink w:history="1" r:id="rIdwfmse7chl-imz_kcntyol">
+      <w:hyperlink w:history="1" r:id="rId_oittrtsvukqludiet9tk">
         <w:r>
           <w:rPr>
             <w:rStyle w:val="Hyperlink"/>
@@ -1326,7 +1326,7 @@
       <w:r>
         <w:t xml:space="preserve"> — modifié — </w:t>
       </w:r>
-      <w:hyperlink w:history="1" r:id="rIdypn8ikhqba3uvmzkhhcw0">
+      <w:hyperlink w:history="1" r:id="rIdcjaan7gbtw7cf1kosdilz">
         <w:r>
           <w:rPr>
             <w:rStyle w:val="Hyperlink"/>
@@ -1355,7 +1355,7 @@
       <w:r>
         <w:t xml:space="preserve"> — modifié — </w:t>
       </w:r>
-      <w:hyperlink w:history="1" r:id="rIdcq1uqd5hpnyousauftaom">
+      <w:hyperlink w:history="1" r:id="rId1jlztclxwz53woyfo72tf">
         <w:r>
           <w:rPr>
             <w:rStyle w:val="Hyperlink"/>
@@ -1384,7 +1384,7 @@
       <w:r>
         <w:t xml:space="preserve"> — modifié — </w:t>
       </w:r>
-      <w:hyperlink w:history="1" r:id="rIdwzqcp_mx9b5bawrgz4itk">
+      <w:hyperlink w:history="1" r:id="rIdrr1ievqx_wwj6qpzwa-uh">
         <w:r>
           <w:rPr>
             <w:rStyle w:val="Hyperlink"/>
@@ -1413,7 +1413,7 @@
       <w:r>
         <w:t xml:space="preserve"> — modifié — </w:t>
       </w:r>
-      <w:hyperlink w:history="1" r:id="rIdizvfvzqfhz5byihfo-gva">
+      <w:hyperlink w:history="1" r:id="rIdna4ihhrkjkph_6ijg6xbb">
         <w:r>
           <w:rPr>
             <w:rStyle w:val="Hyperlink"/>
@@ -1442,7 +1442,7 @@
       <w:r>
         <w:t xml:space="preserve"> — modifié — </w:t>
       </w:r>
-      <w:hyperlink w:history="1" r:id="rIds47cooivavqgne_gin7e9">
+      <w:hyperlink w:history="1" r:id="rId95o57qnbxyult-ih7up_q">
         <w:r>
           <w:rPr>
             <w:rStyle w:val="Hyperlink"/>
@@ -1471,7 +1471,7 @@
       <w:r>
         <w:t xml:space="preserve"> — modifié — </w:t>
       </w:r>
-      <w:hyperlink w:history="1" r:id="rIdncikqhb0brke54a-sowng">
+      <w:hyperlink w:history="1" r:id="rId9-wsnsoyi3c5wy8tqwuf8">
         <w:r>
           <w:rPr>
             <w:rStyle w:val="Hyperlink"/>
@@ -1500,7 +1500,7 @@
       <w:r>
         <w:t xml:space="preserve"> — modifié — </w:t>
       </w:r>
-      <w:hyperlink w:history="1" r:id="rIden2yh-oisckjet_-yljaj">
+      <w:hyperlink w:history="1" r:id="rIdimafwl-r98qui0hhajvsi">
         <w:r>
           <w:rPr>
             <w:rStyle w:val="Hyperlink"/>
@@ -1537,7 +1537,7 @@
       <w:r>
         <w:t xml:space="preserve"> — modifié — </w:t>
       </w:r>
-      <w:hyperlink w:history="1" r:id="rIdnfslnmw_v-3-odv1kvbwv">
+      <w:hyperlink w:history="1" r:id="rIdgyq909dhgo5bycbnapxrs">
         <w:r>
           <w:rPr>
             <w:rStyle w:val="Hyperlink"/>
@@ -1566,7 +1566,7 @@
       <w:r>
         <w:t xml:space="preserve"> — modifié — </w:t>
       </w:r>
-      <w:hyperlink w:history="1" r:id="rIdru2u8xf8fpz1luixjihi1">
+      <w:hyperlink w:history="1" r:id="rIdwyb4rrczxmteywmp6hv3k">
         <w:r>
           <w:rPr>
             <w:rStyle w:val="Hyperlink"/>
@@ -1603,7 +1603,7 @@
       <w:r>
         <w:t xml:space="preserve"> — modifié — </w:t>
       </w:r>
-      <w:hyperlink w:history="1" r:id="rIdhq4bjq60rixmupameytxn">
+      <w:hyperlink w:history="1" r:id="rIdawpswvzot2cpbya3yrbhb">
         <w:r>
           <w:rPr>
             <w:rStyle w:val="Hyperlink"/>
@@ -1632,7 +1632,7 @@
       <w:r>
         <w:t xml:space="preserve"> — modifié — </w:t>
       </w:r>
-      <w:hyperlink w:history="1" r:id="rIdccl6acvwpa1v9g1n4qzvh">
+      <w:hyperlink w:history="1" r:id="rIdolqwqwoxdgq_gui_itwpi">
         <w:r>
           <w:rPr>
             <w:rStyle w:val="Hyperlink"/>
@@ -1661,7 +1661,7 @@
       <w:r>
         <w:t xml:space="preserve"> — modifié — </w:t>
       </w:r>
-      <w:hyperlink w:history="1" r:id="rIdycmc3wz5z6yeatahnev2_">
+      <w:hyperlink w:history="1" r:id="rIdrkamfrc-qejftc74_mman">
         <w:r>
           <w:rPr>
             <w:rStyle w:val="Hyperlink"/>

--- a/docs/developpement/phases/word/PHASE_25_MARQUE_FLAIX_EXPERT_LIEUX_ET_DIRECTEURS_DEPUIS_LE_BACK_OFFICE_MOTS_DE_.docx
+++ b/docs/developpement/phases/word/PHASE_25_MARQUE_FLAIX_EXPERT_LIEUX_ET_DIRECTEURS_DEPUIS_LE_BACK_OFFICE_MOTS_DE_.docx
@@ -18,9 +18,9 @@
         <w:shd w:fill="F6F3FF" w:color="auto" w:val="clear"/>
       </w:pPr>
       <w:r>
-        <w:t xml:space="preserve">FlaiX Expert · dossier de développement · généré le 2026-10-19 depuis le dépôt </w:t>
-      </w:r>
-      <w:hyperlink w:history="1" r:id="rIdiz5fgp_giyiqs-mp9hblk">
+        <w:t xml:space="preserve">FlaiX Expert · dossier de développement · généré le 2026-10-21 depuis le dépôt </w:t>
+      </w:r>
+      <w:hyperlink w:history="1" r:id="rIda9mxmqnn9hhn9_ry6mjbx">
         <w:r>
           <w:rPr>
             <w:rStyle w:val="Hyperlink"/>
@@ -597,7 +597,7 @@
           <w:numId w:val="2"/>
         </w:numPr>
       </w:pPr>
-      <w:hyperlink w:history="1" r:id="rIdcfu8wpxecwlgoikqhujve">
+      <w:hyperlink w:history="1" r:id="rIdnrabzsrcjsfzkyxartk1q">
         <w:r>
           <w:rPr>
             <w:rStyle w:val="Hyperlink"/>
@@ -617,7 +617,7 @@
           <w:numId w:val="2"/>
         </w:numPr>
       </w:pPr>
-      <w:hyperlink w:history="1" r:id="rIdqiwsapqfxo9y7fgafza2_">
+      <w:hyperlink w:history="1" r:id="rIdnnjyyj_cjrzgrz2zohvpm">
         <w:r>
           <w:rPr>
             <w:rStyle w:val="Hyperlink"/>
@@ -637,7 +637,7 @@
           <w:numId w:val="2"/>
         </w:numPr>
       </w:pPr>
-      <w:hyperlink w:history="1" r:id="rIdwejkphfhpzq08oxpg2k0l">
+      <w:hyperlink w:history="1" r:id="rIde8ftvlikuilfisdezped5">
         <w:r>
           <w:rPr>
             <w:rStyle w:val="Hyperlink"/>
@@ -685,7 +685,7 @@
       <w:r>
         <w:t xml:space="preserve"> — créé — </w:t>
       </w:r>
-      <w:hyperlink w:history="1" r:id="rId5np9udrdxb8ui7hprabqu">
+      <w:hyperlink w:history="1" r:id="rIdbdkowncjwpfbdfdo_lxag">
         <w:r>
           <w:rPr>
             <w:rStyle w:val="Hyperlink"/>
@@ -722,7 +722,7 @@
       <w:r>
         <w:t xml:space="preserve"> — modifié — </w:t>
       </w:r>
-      <w:hyperlink w:history="1" r:id="rIdhc7irinjwseyzrw_inyo3">
+      <w:hyperlink w:history="1" r:id="rIdithcxtche1b7kbg4kzoo5">
         <w:r>
           <w:rPr>
             <w:rStyle w:val="Hyperlink"/>
@@ -751,7 +751,7 @@
       <w:r>
         <w:t xml:space="preserve"> — créé — </w:t>
       </w:r>
-      <w:hyperlink w:history="1" r:id="rIddi36gj8pik1wbgbj7ct7z">
+      <w:hyperlink w:history="1" r:id="rIdayluada97qikwweqw68ra">
         <w:r>
           <w:rPr>
             <w:rStyle w:val="Hyperlink"/>
@@ -780,7 +780,7 @@
       <w:r>
         <w:t xml:space="preserve"> — modifié — </w:t>
       </w:r>
-      <w:hyperlink w:history="1" r:id="rIdi0003_2dbk5_4acz7xdyj">
+      <w:hyperlink w:history="1" r:id="rId_g0ro_9nscqbotkz5wxub">
         <w:r>
           <w:rPr>
             <w:rStyle w:val="Hyperlink"/>
@@ -809,7 +809,7 @@
       <w:r>
         <w:t xml:space="preserve"> — créé — </w:t>
       </w:r>
-      <w:hyperlink w:history="1" r:id="rId-2wqska-adnoeftelycs4">
+      <w:hyperlink w:history="1" r:id="rIdueh6az5-tbbosyq567mnu">
         <w:r>
           <w:rPr>
             <w:rStyle w:val="Hyperlink"/>
@@ -846,7 +846,7 @@
       <w:r>
         <w:t xml:space="preserve"> — modifié — </w:t>
       </w:r>
-      <w:hyperlink w:history="1" r:id="rIdp0dps5ol-5mmlbmhqqptz">
+      <w:hyperlink w:history="1" r:id="rIdtanpyoeyrfkh-b9dbeaay">
         <w:r>
           <w:rPr>
             <w:rStyle w:val="Hyperlink"/>
@@ -875,7 +875,7 @@
       <w:r>
         <w:t xml:space="preserve"> — modifié — </w:t>
       </w:r>
-      <w:hyperlink w:history="1" r:id="rIdrfvxbxlxlzkbcbd2xfzuf">
+      <w:hyperlink w:history="1" r:id="rIdibzy2n3heocjjyzv185yr">
         <w:r>
           <w:rPr>
             <w:rStyle w:val="Hyperlink"/>
@@ -904,7 +904,7 @@
       <w:r>
         <w:t xml:space="preserve"> — modifié — </w:t>
       </w:r>
-      <w:hyperlink w:history="1" r:id="rIdmodrbud8hsoblmaq3ocoi">
+      <w:hyperlink w:history="1" r:id="rIdongjnrw02w8oyyutrmizs">
         <w:r>
           <w:rPr>
             <w:rStyle w:val="Hyperlink"/>
@@ -933,7 +933,7 @@
       <w:r>
         <w:t xml:space="preserve"> — créé — </w:t>
       </w:r>
-      <w:hyperlink w:history="1" r:id="rId3_qxm3ekbu1spsveyxpnb">
+      <w:hyperlink w:history="1" r:id="rIdryg_7mt-a_tkk5k6djyoc">
         <w:r>
           <w:rPr>
             <w:rStyle w:val="Hyperlink"/>
@@ -970,7 +970,7 @@
       <w:r>
         <w:t xml:space="preserve"> — modifié — </w:t>
       </w:r>
-      <w:hyperlink w:history="1" r:id="rId8ios7ljx1z6v3phpozjos">
+      <w:hyperlink w:history="1" r:id="rIdd6fqod0-oel8vvv2k2tfa">
         <w:r>
           <w:rPr>
             <w:rStyle w:val="Hyperlink"/>
@@ -999,7 +999,7 @@
       <w:r>
         <w:t xml:space="preserve"> — modifié — </w:t>
       </w:r>
-      <w:hyperlink w:history="1" r:id="rIdkm9igouzxofsrxwia1eiy">
+      <w:hyperlink w:history="1" r:id="rIdzfh0rkfk8jtwk24ku3bw0">
         <w:r>
           <w:rPr>
             <w:rStyle w:val="Hyperlink"/>
@@ -1028,7 +1028,7 @@
       <w:r>
         <w:t xml:space="preserve"> — modifié — </w:t>
       </w:r>
-      <w:hyperlink w:history="1" r:id="rIdo7-jcgmjy53vlbhpkmxiw">
+      <w:hyperlink w:history="1" r:id="rId17gnor5d5xvjeub6olldy">
         <w:r>
           <w:rPr>
             <w:rStyle w:val="Hyperlink"/>
@@ -1057,7 +1057,7 @@
       <w:r>
         <w:t xml:space="preserve"> — modifié — </w:t>
       </w:r>
-      <w:hyperlink w:history="1" r:id="rIdmlu1sn5kfjxab0nd97zxy">
+      <w:hyperlink w:history="1" r:id="rIdpahpjf9usp-o1r0syuazn">
         <w:r>
           <w:rPr>
             <w:rStyle w:val="Hyperlink"/>
@@ -1086,7 +1086,7 @@
       <w:r>
         <w:t xml:space="preserve"> — modifié — </w:t>
       </w:r>
-      <w:hyperlink w:history="1" r:id="rIdurrk5tbobeq8t5-m3ymsw">
+      <w:hyperlink w:history="1" r:id="rIdmwa-xmguvww3mduniu-ik">
         <w:r>
           <w:rPr>
             <w:rStyle w:val="Hyperlink"/>
@@ -1115,7 +1115,7 @@
       <w:r>
         <w:t xml:space="preserve"> — modifié — </w:t>
       </w:r>
-      <w:hyperlink w:history="1" r:id="rIdaqew1nhk2dzy-daefl4zr">
+      <w:hyperlink w:history="1" r:id="rIdhguqc4y-szmhtfxplfvpc">
         <w:r>
           <w:rPr>
             <w:rStyle w:val="Hyperlink"/>
@@ -1144,7 +1144,7 @@
       <w:r>
         <w:t xml:space="preserve"> — modifié — </w:t>
       </w:r>
-      <w:hyperlink w:history="1" r:id="rIdnvupbzcoh2b0-wmfai9km">
+      <w:hyperlink w:history="1" r:id="rIdrve3xpspt5t_kubqsct5t">
         <w:r>
           <w:rPr>
             <w:rStyle w:val="Hyperlink"/>
@@ -1173,7 +1173,7 @@
       <w:r>
         <w:t xml:space="preserve"> — modifié — </w:t>
       </w:r>
-      <w:hyperlink w:history="1" r:id="rIdu6i3ci1eikszzwarzrqzr">
+      <w:hyperlink w:history="1" r:id="rIdsrewja5szuzbhq9if48xi">
         <w:r>
           <w:rPr>
             <w:rStyle w:val="Hyperlink"/>
@@ -1210,7 +1210,7 @@
       <w:r>
         <w:t xml:space="preserve"> — modifié — </w:t>
       </w:r>
-      <w:hyperlink w:history="1" r:id="rIdx8ranfyjpyqdnqzip1j7w">
+      <w:hyperlink w:history="1" r:id="rIdprk4wcebpqvmeuysndh5j">
         <w:r>
           <w:rPr>
             <w:rStyle w:val="Hyperlink"/>
@@ -1239,7 +1239,7 @@
       <w:r>
         <w:t xml:space="preserve"> — modifié — </w:t>
       </w:r>
-      <w:hyperlink w:history="1" r:id="rIdji-bi_73qe9huzv-ot5i3">
+      <w:hyperlink w:history="1" r:id="rId_ujuhp3xr4qmvyrl8wa-1">
         <w:r>
           <w:rPr>
             <w:rStyle w:val="Hyperlink"/>
@@ -1268,7 +1268,7 @@
       <w:r>
         <w:t xml:space="preserve"> — créé — </w:t>
       </w:r>
-      <w:hyperlink w:history="1" r:id="rId4uaboqhhcdpbrn5koivvy">
+      <w:hyperlink w:history="1" r:id="rId4bzyvzbej_0ru788qsoqi">
         <w:r>
           <w:rPr>
             <w:rStyle w:val="Hyperlink"/>
@@ -1297,7 +1297,7 @@
       <w:r>
         <w:t xml:space="preserve"> — modifié — </w:t>
       </w:r>
-      <w:hyperlink w:history="1" r:id="rId_oittrtsvukqludiet9tk">
+      <w:hyperlink w:history="1" r:id="rIdwhuvrz0cinn_jrnscp0pe">
         <w:r>
           <w:rPr>
             <w:rStyle w:val="Hyperlink"/>
@@ -1326,7 +1326,7 @@
       <w:r>
         <w:t xml:space="preserve"> — modifié — </w:t>
       </w:r>
-      <w:hyperlink w:history="1" r:id="rIdcjaan7gbtw7cf1kosdilz">
+      <w:hyperlink w:history="1" r:id="rId05bytksmo6q6lkng3k8jy">
         <w:r>
           <w:rPr>
             <w:rStyle w:val="Hyperlink"/>
@@ -1355,7 +1355,7 @@
       <w:r>
         <w:t xml:space="preserve"> — modifié — </w:t>
       </w:r>
-      <w:hyperlink w:history="1" r:id="rId1jlztclxwz53woyfo72tf">
+      <w:hyperlink w:history="1" r:id="rIdqye5zgt5b-vxehutbwviw">
         <w:r>
           <w:rPr>
             <w:rStyle w:val="Hyperlink"/>
@@ -1384,7 +1384,7 @@
       <w:r>
         <w:t xml:space="preserve"> — modifié — </w:t>
       </w:r>
-      <w:hyperlink w:history="1" r:id="rIdrr1ievqx_wwj6qpzwa-uh">
+      <w:hyperlink w:history="1" r:id="rIdlkivfp_fkhnevi_pbwntv">
         <w:r>
           <w:rPr>
             <w:rStyle w:val="Hyperlink"/>
@@ -1413,7 +1413,7 @@
       <w:r>
         <w:t xml:space="preserve"> — modifié — </w:t>
       </w:r>
-      <w:hyperlink w:history="1" r:id="rIdna4ihhrkjkph_6ijg6xbb">
+      <w:hyperlink w:history="1" r:id="rIdik09xrqtf3qnlejq5l5nu">
         <w:r>
           <w:rPr>
             <w:rStyle w:val="Hyperlink"/>
@@ -1442,7 +1442,7 @@
       <w:r>
         <w:t xml:space="preserve"> — modifié — </w:t>
       </w:r>
-      <w:hyperlink w:history="1" r:id="rId95o57qnbxyult-ih7up_q">
+      <w:hyperlink w:history="1" r:id="rId0k1wvm0kq0gtjmfisxlyn">
         <w:r>
           <w:rPr>
             <w:rStyle w:val="Hyperlink"/>
@@ -1471,7 +1471,7 @@
       <w:r>
         <w:t xml:space="preserve"> — modifié — </w:t>
       </w:r>
-      <w:hyperlink w:history="1" r:id="rId9-wsnsoyi3c5wy8tqwuf8">
+      <w:hyperlink w:history="1" r:id="rIdaeguzq2x7hz6mr399w86p">
         <w:r>
           <w:rPr>
             <w:rStyle w:val="Hyperlink"/>
@@ -1500,7 +1500,7 @@
       <w:r>
         <w:t xml:space="preserve"> — modifié — </w:t>
       </w:r>
-      <w:hyperlink w:history="1" r:id="rIdimafwl-r98qui0hhajvsi">
+      <w:hyperlink w:history="1" r:id="rIdydc2xtyfi7tc5k7cy18sa">
         <w:r>
           <w:rPr>
             <w:rStyle w:val="Hyperlink"/>
@@ -1537,7 +1537,7 @@
       <w:r>
         <w:t xml:space="preserve"> — modifié — </w:t>
       </w:r>
-      <w:hyperlink w:history="1" r:id="rIdgyq909dhgo5bycbnapxrs">
+      <w:hyperlink w:history="1" r:id="rId3hj8x4ju6kuhfsmkl3awo">
         <w:r>
           <w:rPr>
             <w:rStyle w:val="Hyperlink"/>
@@ -1566,7 +1566,7 @@
       <w:r>
         <w:t xml:space="preserve"> — modifié — </w:t>
       </w:r>
-      <w:hyperlink w:history="1" r:id="rIdwyb4rrczxmteywmp6hv3k">
+      <w:hyperlink w:history="1" r:id="rIdakedqc4semkj76_y6ypr0">
         <w:r>
           <w:rPr>
             <w:rStyle w:val="Hyperlink"/>
@@ -1603,7 +1603,7 @@
       <w:r>
         <w:t xml:space="preserve"> — modifié — </w:t>
       </w:r>
-      <w:hyperlink w:history="1" r:id="rIdawpswvzot2cpbya3yrbhb">
+      <w:hyperlink w:history="1" r:id="rIdee2-xag08wjjejjqq6pf3">
         <w:r>
           <w:rPr>
             <w:rStyle w:val="Hyperlink"/>
@@ -1632,7 +1632,7 @@
       <w:r>
         <w:t xml:space="preserve"> — modifié — </w:t>
       </w:r>
-      <w:hyperlink w:history="1" r:id="rIdolqwqwoxdgq_gui_itwpi">
+      <w:hyperlink w:history="1" r:id="rIdiln9xjs7whvdppuhmvwjj">
         <w:r>
           <w:rPr>
             <w:rStyle w:val="Hyperlink"/>
@@ -1661,7 +1661,7 @@
       <w:r>
         <w:t xml:space="preserve"> — modifié — </w:t>
       </w:r>
-      <w:hyperlink w:history="1" r:id="rIdrkamfrc-qejftc74_mman">
+      <w:hyperlink w:history="1" r:id="rIdvuhkbzk2lusoijeu_ohxd">
         <w:r>
           <w:rPr>
             <w:rStyle w:val="Hyperlink"/>

--- a/docs/developpement/phases/word/PHASE_25_MARQUE_FLAIX_EXPERT_LIEUX_ET_DIRECTEURS_DEPUIS_LE_BACK_OFFICE_MOTS_DE_.docx
+++ b/docs/developpement/phases/word/PHASE_25_MARQUE_FLAIX_EXPERT_LIEUX_ET_DIRECTEURS_DEPUIS_LE_BACK_OFFICE_MOTS_DE_.docx
@@ -20,7 +20,7 @@
       <w:r>
         <w:t xml:space="preserve">FlaiX Expert · dossier de développement · généré le 2026-10-21 depuis le dépôt </w:t>
       </w:r>
-      <w:hyperlink w:history="1" r:id="rIda9mxmqnn9hhn9_ry6mjbx">
+      <w:hyperlink w:history="1" r:id="rIddfqchtsfctkb96sxklwi1">
         <w:r>
           <w:rPr>
             <w:rStyle w:val="Hyperlink"/>
@@ -597,7 +597,7 @@
           <w:numId w:val="2"/>
         </w:numPr>
       </w:pPr>
-      <w:hyperlink w:history="1" r:id="rIdnrabzsrcjsfzkyxartk1q">
+      <w:hyperlink w:history="1" r:id="rIdydwuov_mi6vmejygnffkf">
         <w:r>
           <w:rPr>
             <w:rStyle w:val="Hyperlink"/>
@@ -617,7 +617,7 @@
           <w:numId w:val="2"/>
         </w:numPr>
       </w:pPr>
-      <w:hyperlink w:history="1" r:id="rIdnnjyyj_cjrzgrz2zohvpm">
+      <w:hyperlink w:history="1" r:id="rIdxcfu0vlyacathu40o9lio">
         <w:r>
           <w:rPr>
             <w:rStyle w:val="Hyperlink"/>
@@ -637,7 +637,7 @@
           <w:numId w:val="2"/>
         </w:numPr>
       </w:pPr>
-      <w:hyperlink w:history="1" r:id="rIde8ftvlikuilfisdezped5">
+      <w:hyperlink w:history="1" r:id="rIdqrq8oa_0qokbcw4a23nkk">
         <w:r>
           <w:rPr>
             <w:rStyle w:val="Hyperlink"/>
@@ -685,7 +685,7 @@
       <w:r>
         <w:t xml:space="preserve"> — créé — </w:t>
       </w:r>
-      <w:hyperlink w:history="1" r:id="rIdbdkowncjwpfbdfdo_lxag">
+      <w:hyperlink w:history="1" r:id="rId3gpd14fenva8ubp9winty">
         <w:r>
           <w:rPr>
             <w:rStyle w:val="Hyperlink"/>
@@ -722,7 +722,7 @@
       <w:r>
         <w:t xml:space="preserve"> — modifié — </w:t>
       </w:r>
-      <w:hyperlink w:history="1" r:id="rIdithcxtche1b7kbg4kzoo5">
+      <w:hyperlink w:history="1" r:id="rIdfxaxggepl8ytmggstdzap">
         <w:r>
           <w:rPr>
             <w:rStyle w:val="Hyperlink"/>
@@ -751,7 +751,7 @@
       <w:r>
         <w:t xml:space="preserve"> — créé — </w:t>
       </w:r>
-      <w:hyperlink w:history="1" r:id="rIdayluada97qikwweqw68ra">
+      <w:hyperlink w:history="1" r:id="rIdtsx6ahjhly0ww3iaotm7m">
         <w:r>
           <w:rPr>
             <w:rStyle w:val="Hyperlink"/>
@@ -780,7 +780,7 @@
       <w:r>
         <w:t xml:space="preserve"> — modifié — </w:t>
       </w:r>
-      <w:hyperlink w:history="1" r:id="rId_g0ro_9nscqbotkz5wxub">
+      <w:hyperlink w:history="1" r:id="rId7_ossu7quok2c1suihjiy">
         <w:r>
           <w:rPr>
             <w:rStyle w:val="Hyperlink"/>
@@ -809,7 +809,7 @@
       <w:r>
         <w:t xml:space="preserve"> — créé — </w:t>
       </w:r>
-      <w:hyperlink w:history="1" r:id="rIdueh6az5-tbbosyq567mnu">
+      <w:hyperlink w:history="1" r:id="rIdzavnpo56sjeh8mkjzl1eb">
         <w:r>
           <w:rPr>
             <w:rStyle w:val="Hyperlink"/>
@@ -846,7 +846,7 @@
       <w:r>
         <w:t xml:space="preserve"> — modifié — </w:t>
       </w:r>
-      <w:hyperlink w:history="1" r:id="rIdtanpyoeyrfkh-b9dbeaay">
+      <w:hyperlink w:history="1" r:id="rIdr_lug-jef8peznjoqdovg">
         <w:r>
           <w:rPr>
             <w:rStyle w:val="Hyperlink"/>
@@ -875,7 +875,7 @@
       <w:r>
         <w:t xml:space="preserve"> — modifié — </w:t>
       </w:r>
-      <w:hyperlink w:history="1" r:id="rIdibzy2n3heocjjyzv185yr">
+      <w:hyperlink w:history="1" r:id="rIdoe4g6iyaej4cihsxpv8_s">
         <w:r>
           <w:rPr>
             <w:rStyle w:val="Hyperlink"/>
@@ -904,7 +904,7 @@
       <w:r>
         <w:t xml:space="preserve"> — modifié — </w:t>
       </w:r>
-      <w:hyperlink w:history="1" r:id="rIdongjnrw02w8oyyutrmizs">
+      <w:hyperlink w:history="1" r:id="rIdamnde4gdhvqrurfwjvtb8">
         <w:r>
           <w:rPr>
             <w:rStyle w:val="Hyperlink"/>
@@ -933,7 +933,7 @@
       <w:r>
         <w:t xml:space="preserve"> — créé — </w:t>
       </w:r>
-      <w:hyperlink w:history="1" r:id="rIdryg_7mt-a_tkk5k6djyoc">
+      <w:hyperlink w:history="1" r:id="rIdg_kignyxzxeftqze5npyq">
         <w:r>
           <w:rPr>
             <w:rStyle w:val="Hyperlink"/>
@@ -970,7 +970,7 @@
       <w:r>
         <w:t xml:space="preserve"> — modifié — </w:t>
       </w:r>
-      <w:hyperlink w:history="1" r:id="rIdd6fqod0-oel8vvv2k2tfa">
+      <w:hyperlink w:history="1" r:id="rIdznxmmtetyo-xabaomnvkj">
         <w:r>
           <w:rPr>
             <w:rStyle w:val="Hyperlink"/>
@@ -999,7 +999,7 @@
       <w:r>
         <w:t xml:space="preserve"> — modifié — </w:t>
       </w:r>
-      <w:hyperlink w:history="1" r:id="rIdzfh0rkfk8jtwk24ku3bw0">
+      <w:hyperlink w:history="1" r:id="rIdkwmf-ibicnzcmvfrosg-v">
         <w:r>
           <w:rPr>
             <w:rStyle w:val="Hyperlink"/>
@@ -1028,7 +1028,7 @@
       <w:r>
         <w:t xml:space="preserve"> — modifié — </w:t>
       </w:r>
-      <w:hyperlink w:history="1" r:id="rId17gnor5d5xvjeub6olldy">
+      <w:hyperlink w:history="1" r:id="rId7wj7bzxeh8qmnkqx92qfc">
         <w:r>
           <w:rPr>
             <w:rStyle w:val="Hyperlink"/>
@@ -1057,7 +1057,7 @@
       <w:r>
         <w:t xml:space="preserve"> — modifié — </w:t>
       </w:r>
-      <w:hyperlink w:history="1" r:id="rIdpahpjf9usp-o1r0syuazn">
+      <w:hyperlink w:history="1" r:id="rId4b2sdhxserwwitee0cj6f">
         <w:r>
           <w:rPr>
             <w:rStyle w:val="Hyperlink"/>
@@ -1086,7 +1086,7 @@
       <w:r>
         <w:t xml:space="preserve"> — modifié — </w:t>
       </w:r>
-      <w:hyperlink w:history="1" r:id="rIdmwa-xmguvww3mduniu-ik">
+      <w:hyperlink w:history="1" r:id="rIdorprecvcfcvzxlh8k56mj">
         <w:r>
           <w:rPr>
             <w:rStyle w:val="Hyperlink"/>
@@ -1115,7 +1115,7 @@
       <w:r>
         <w:t xml:space="preserve"> — modifié — </w:t>
       </w:r>
-      <w:hyperlink w:history="1" r:id="rIdhguqc4y-szmhtfxplfvpc">
+      <w:hyperlink w:history="1" r:id="rId66q5owkz0df-r_takcd4-">
         <w:r>
           <w:rPr>
             <w:rStyle w:val="Hyperlink"/>
@@ -1144,7 +1144,7 @@
       <w:r>
         <w:t xml:space="preserve"> — modifié — </w:t>
       </w:r>
-      <w:hyperlink w:history="1" r:id="rIdrve3xpspt5t_kubqsct5t">
+      <w:hyperlink w:history="1" r:id="rIdu7vddfzkhe1nim4kkjgrd">
         <w:r>
           <w:rPr>
             <w:rStyle w:val="Hyperlink"/>
@@ -1173,7 +1173,7 @@
       <w:r>
         <w:t xml:space="preserve"> — modifié — </w:t>
       </w:r>
-      <w:hyperlink w:history="1" r:id="rIdsrewja5szuzbhq9if48xi">
+      <w:hyperlink w:history="1" r:id="rIdb491ipibns77cdfbvsszl">
         <w:r>
           <w:rPr>
             <w:rStyle w:val="Hyperlink"/>
@@ -1210,7 +1210,7 @@
       <w:r>
         <w:t xml:space="preserve"> — modifié — </w:t>
       </w:r>
-      <w:hyperlink w:history="1" r:id="rIdprk4wcebpqvmeuysndh5j">
+      <w:hyperlink w:history="1" r:id="rIdocu1jww2s9oqks3jgsys9">
         <w:r>
           <w:rPr>
             <w:rStyle w:val="Hyperlink"/>
@@ -1239,7 +1239,7 @@
       <w:r>
         <w:t xml:space="preserve"> — modifié — </w:t>
       </w:r>
-      <w:hyperlink w:history="1" r:id="rId_ujuhp3xr4qmvyrl8wa-1">
+      <w:hyperlink w:history="1" r:id="rIdxse5c6spp23fn9x3zqepl">
         <w:r>
           <w:rPr>
             <w:rStyle w:val="Hyperlink"/>
@@ -1268,7 +1268,7 @@
       <w:r>
         <w:t xml:space="preserve"> — créé — </w:t>
       </w:r>
-      <w:hyperlink w:history="1" r:id="rId4bzyvzbej_0ru788qsoqi">
+      <w:hyperlink w:history="1" r:id="rIde1x8my8txhytbqulbja3y">
         <w:r>
           <w:rPr>
             <w:rStyle w:val="Hyperlink"/>
@@ -1297,7 +1297,7 @@
       <w:r>
         <w:t xml:space="preserve"> — modifié — </w:t>
       </w:r>
-      <w:hyperlink w:history="1" r:id="rIdwhuvrz0cinn_jrnscp0pe">
+      <w:hyperlink w:history="1" r:id="rIdttibqanujw2d8ptp70dho">
         <w:r>
           <w:rPr>
             <w:rStyle w:val="Hyperlink"/>
@@ -1326,7 +1326,7 @@
       <w:r>
         <w:t xml:space="preserve"> — modifié — </w:t>
       </w:r>
-      <w:hyperlink w:history="1" r:id="rId05bytksmo6q6lkng3k8jy">
+      <w:hyperlink w:history="1" r:id="rIdqvw4pmrg16ovgicjnyax8">
         <w:r>
           <w:rPr>
             <w:rStyle w:val="Hyperlink"/>
@@ -1355,7 +1355,7 @@
       <w:r>
         <w:t xml:space="preserve"> — modifié — </w:t>
       </w:r>
-      <w:hyperlink w:history="1" r:id="rIdqye5zgt5b-vxehutbwviw">
+      <w:hyperlink w:history="1" r:id="rIdyqjmzbez6a8hpexbittru">
         <w:r>
           <w:rPr>
             <w:rStyle w:val="Hyperlink"/>
@@ -1384,7 +1384,7 @@
       <w:r>
         <w:t xml:space="preserve"> — modifié — </w:t>
       </w:r>
-      <w:hyperlink w:history="1" r:id="rIdlkivfp_fkhnevi_pbwntv">
+      <w:hyperlink w:history="1" r:id="rIdii6vjmm0oo54az9ebn1jq">
         <w:r>
           <w:rPr>
             <w:rStyle w:val="Hyperlink"/>
@@ -1413,7 +1413,7 @@
       <w:r>
         <w:t xml:space="preserve"> — modifié — </w:t>
       </w:r>
-      <w:hyperlink w:history="1" r:id="rIdik09xrqtf3qnlejq5l5nu">
+      <w:hyperlink w:history="1" r:id="rIdqubk1ky4uvauuhgvfvxvp">
         <w:r>
           <w:rPr>
             <w:rStyle w:val="Hyperlink"/>
@@ -1442,7 +1442,7 @@
       <w:r>
         <w:t xml:space="preserve"> — modifié — </w:t>
       </w:r>
-      <w:hyperlink w:history="1" r:id="rId0k1wvm0kq0gtjmfisxlyn">
+      <w:hyperlink w:history="1" r:id="rIddfibl2yjigdpkdcmafman">
         <w:r>
           <w:rPr>
             <w:rStyle w:val="Hyperlink"/>
@@ -1471,7 +1471,7 @@
       <w:r>
         <w:t xml:space="preserve"> — modifié — </w:t>
       </w:r>
-      <w:hyperlink w:history="1" r:id="rIdaeguzq2x7hz6mr399w86p">
+      <w:hyperlink w:history="1" r:id="rIdymgw7rlhorcuxpfvh3cmc">
         <w:r>
           <w:rPr>
             <w:rStyle w:val="Hyperlink"/>
@@ -1500,7 +1500,7 @@
       <w:r>
         <w:t xml:space="preserve"> — modifié — </w:t>
       </w:r>
-      <w:hyperlink w:history="1" r:id="rIdydc2xtyfi7tc5k7cy18sa">
+      <w:hyperlink w:history="1" r:id="rIdngiszpcvhjivotk9w_qxa">
         <w:r>
           <w:rPr>
             <w:rStyle w:val="Hyperlink"/>
@@ -1537,7 +1537,7 @@
       <w:r>
         <w:t xml:space="preserve"> — modifié — </w:t>
       </w:r>
-      <w:hyperlink w:history="1" r:id="rId3hj8x4ju6kuhfsmkl3awo">
+      <w:hyperlink w:history="1" r:id="rId2l2tnqqkcqdu5qwegk83g">
         <w:r>
           <w:rPr>
             <w:rStyle w:val="Hyperlink"/>
@@ -1566,7 +1566,7 @@
       <w:r>
         <w:t xml:space="preserve"> — modifié — </w:t>
       </w:r>
-      <w:hyperlink w:history="1" r:id="rIdakedqc4semkj76_y6ypr0">
+      <w:hyperlink w:history="1" r:id="rIdcoy9scpcpe5lboavahsey">
         <w:r>
           <w:rPr>
             <w:rStyle w:val="Hyperlink"/>
@@ -1603,7 +1603,7 @@
       <w:r>
         <w:t xml:space="preserve"> — modifié — </w:t>
       </w:r>
-      <w:hyperlink w:history="1" r:id="rIdee2-xag08wjjejjqq6pf3">
+      <w:hyperlink w:history="1" r:id="rIdjfjnl2pt7z4n3poxpguj8">
         <w:r>
           <w:rPr>
             <w:rStyle w:val="Hyperlink"/>
@@ -1632,7 +1632,7 @@
       <w:r>
         <w:t xml:space="preserve"> — modifié — </w:t>
       </w:r>
-      <w:hyperlink w:history="1" r:id="rIdiln9xjs7whvdppuhmvwjj">
+      <w:hyperlink w:history="1" r:id="rId3wdpxcfcimdwhjimu3sqw">
         <w:r>
           <w:rPr>
             <w:rStyle w:val="Hyperlink"/>
@@ -1661,7 +1661,7 @@
       <w:r>
         <w:t xml:space="preserve"> — modifié — </w:t>
       </w:r>
-      <w:hyperlink w:history="1" r:id="rIdvuhkbzk2lusoijeu_ohxd">
+      <w:hyperlink w:history="1" r:id="rIduf6ebxw9xcf5h6cahptc6">
         <w:r>
           <w:rPr>
             <w:rStyle w:val="Hyperlink"/>

--- a/docs/developpement/phases/word/PHASE_25_MARQUE_FLAIX_EXPERT_LIEUX_ET_DIRECTEURS_DEPUIS_LE_BACK_OFFICE_MOTS_DE_.docx
+++ b/docs/developpement/phases/word/PHASE_25_MARQUE_FLAIX_EXPERT_LIEUX_ET_DIRECTEURS_DEPUIS_LE_BACK_OFFICE_MOTS_DE_.docx
@@ -18,9 +18,9 @@
         <w:shd w:fill="F6F3FF" w:color="auto" w:val="clear"/>
       </w:pPr>
       <w:r>
-        <w:t xml:space="preserve">FlaiX Expert · dossier de développement · généré le 2026-10-21 depuis le dépôt </w:t>
-      </w:r>
-      <w:hyperlink w:history="1" r:id="rIddfqchtsfctkb96sxklwi1">
+        <w:t xml:space="preserve">FlaiX Expert · dossier de développement · généré le 2026-10-23 depuis le dépôt </w:t>
+      </w:r>
+      <w:hyperlink w:history="1" r:id="rIdsxugz3g0mrvovlalqhpbo">
         <w:r>
           <w:rPr>
             <w:rStyle w:val="Hyperlink"/>
@@ -597,7 +597,7 @@
           <w:numId w:val="2"/>
         </w:numPr>
       </w:pPr>
-      <w:hyperlink w:history="1" r:id="rIdydwuov_mi6vmejygnffkf">
+      <w:hyperlink w:history="1" r:id="rIdomrhlqolm8808sdby59on">
         <w:r>
           <w:rPr>
             <w:rStyle w:val="Hyperlink"/>
@@ -617,7 +617,7 @@
           <w:numId w:val="2"/>
         </w:numPr>
       </w:pPr>
-      <w:hyperlink w:history="1" r:id="rIdxcfu0vlyacathu40o9lio">
+      <w:hyperlink w:history="1" r:id="rIdx6gdyq2h78c54v37c4r32">
         <w:r>
           <w:rPr>
             <w:rStyle w:val="Hyperlink"/>
@@ -637,7 +637,7 @@
           <w:numId w:val="2"/>
         </w:numPr>
       </w:pPr>
-      <w:hyperlink w:history="1" r:id="rIdqrq8oa_0qokbcw4a23nkk">
+      <w:hyperlink w:history="1" r:id="rIdv11zua80tiudwetitptig">
         <w:r>
           <w:rPr>
             <w:rStyle w:val="Hyperlink"/>
@@ -685,7 +685,7 @@
       <w:r>
         <w:t xml:space="preserve"> — créé — </w:t>
       </w:r>
-      <w:hyperlink w:history="1" r:id="rId3gpd14fenva8ubp9winty">
+      <w:hyperlink w:history="1" r:id="rIdymhy2pxsqbe9qkaq7julh">
         <w:r>
           <w:rPr>
             <w:rStyle w:val="Hyperlink"/>
@@ -722,7 +722,7 @@
       <w:r>
         <w:t xml:space="preserve"> — modifié — </w:t>
       </w:r>
-      <w:hyperlink w:history="1" r:id="rIdfxaxggepl8ytmggstdzap">
+      <w:hyperlink w:history="1" r:id="rIdt9y4cc8honmxrgbaajcqx">
         <w:r>
           <w:rPr>
             <w:rStyle w:val="Hyperlink"/>
@@ -751,7 +751,7 @@
       <w:r>
         <w:t xml:space="preserve"> — créé — </w:t>
       </w:r>
-      <w:hyperlink w:history="1" r:id="rIdtsx6ahjhly0ww3iaotm7m">
+      <w:hyperlink w:history="1" r:id="rId3yyxp-w7gteurhp1lf7jq">
         <w:r>
           <w:rPr>
             <w:rStyle w:val="Hyperlink"/>
@@ -780,7 +780,7 @@
       <w:r>
         <w:t xml:space="preserve"> — modifié — </w:t>
       </w:r>
-      <w:hyperlink w:history="1" r:id="rId7_ossu7quok2c1suihjiy">
+      <w:hyperlink w:history="1" r:id="rIdrmp029wf-yymy-omtzgfx">
         <w:r>
           <w:rPr>
             <w:rStyle w:val="Hyperlink"/>
@@ -809,7 +809,7 @@
       <w:r>
         <w:t xml:space="preserve"> — créé — </w:t>
       </w:r>
-      <w:hyperlink w:history="1" r:id="rIdzavnpo56sjeh8mkjzl1eb">
+      <w:hyperlink w:history="1" r:id="rIdtcwwmiqzjuwo83o3hvvyc">
         <w:r>
           <w:rPr>
             <w:rStyle w:val="Hyperlink"/>
@@ -846,7 +846,7 @@
       <w:r>
         <w:t xml:space="preserve"> — modifié — </w:t>
       </w:r>
-      <w:hyperlink w:history="1" r:id="rIdr_lug-jef8peznjoqdovg">
+      <w:hyperlink w:history="1" r:id="rIdpqq9tlm70t27jkhxg9pii">
         <w:r>
           <w:rPr>
             <w:rStyle w:val="Hyperlink"/>
@@ -875,7 +875,7 @@
       <w:r>
         <w:t xml:space="preserve"> — modifié — </w:t>
       </w:r>
-      <w:hyperlink w:history="1" r:id="rIdoe4g6iyaej4cihsxpv8_s">
+      <w:hyperlink w:history="1" r:id="rIdaimofosx2memt1jiakkxb">
         <w:r>
           <w:rPr>
             <w:rStyle w:val="Hyperlink"/>
@@ -904,7 +904,7 @@
       <w:r>
         <w:t xml:space="preserve"> — modifié — </w:t>
       </w:r>
-      <w:hyperlink w:history="1" r:id="rIdamnde4gdhvqrurfwjvtb8">
+      <w:hyperlink w:history="1" r:id="rIdynze6n4f3qeloix4or3ij">
         <w:r>
           <w:rPr>
             <w:rStyle w:val="Hyperlink"/>
@@ -933,7 +933,7 @@
       <w:r>
         <w:t xml:space="preserve"> — créé — </w:t>
       </w:r>
-      <w:hyperlink w:history="1" r:id="rIdg_kignyxzxeftqze5npyq">
+      <w:hyperlink w:history="1" r:id="rIdlxswgsnthmsitmaq2bfv2">
         <w:r>
           <w:rPr>
             <w:rStyle w:val="Hyperlink"/>
@@ -970,7 +970,7 @@
       <w:r>
         <w:t xml:space="preserve"> — modifié — </w:t>
       </w:r>
-      <w:hyperlink w:history="1" r:id="rIdznxmmtetyo-xabaomnvkj">
+      <w:hyperlink w:history="1" r:id="rIdiup3dzf0x0uzjizinz39a">
         <w:r>
           <w:rPr>
             <w:rStyle w:val="Hyperlink"/>
@@ -999,7 +999,7 @@
       <w:r>
         <w:t xml:space="preserve"> — modifié — </w:t>
       </w:r>
-      <w:hyperlink w:history="1" r:id="rIdkwmf-ibicnzcmvfrosg-v">
+      <w:hyperlink w:history="1" r:id="rId1nka2ayul5_vtszowjnfm">
         <w:r>
           <w:rPr>
             <w:rStyle w:val="Hyperlink"/>
@@ -1028,7 +1028,7 @@
       <w:r>
         <w:t xml:space="preserve"> — modifié — </w:t>
       </w:r>
-      <w:hyperlink w:history="1" r:id="rId7wj7bzxeh8qmnkqx92qfc">
+      <w:hyperlink w:history="1" r:id="rId1rev-psm0q_fy9sorxhjx">
         <w:r>
           <w:rPr>
             <w:rStyle w:val="Hyperlink"/>
@@ -1057,7 +1057,7 @@
       <w:r>
         <w:t xml:space="preserve"> — modifié — </w:t>
       </w:r>
-      <w:hyperlink w:history="1" r:id="rId4b2sdhxserwwitee0cj6f">
+      <w:hyperlink w:history="1" r:id="rIdos9e8bgorfnofbyybbeuz">
         <w:r>
           <w:rPr>
             <w:rStyle w:val="Hyperlink"/>
@@ -1086,7 +1086,7 @@
       <w:r>
         <w:t xml:space="preserve"> — modifié — </w:t>
       </w:r>
-      <w:hyperlink w:history="1" r:id="rIdorprecvcfcvzxlh8k56mj">
+      <w:hyperlink w:history="1" r:id="rIdze02uffshhjikxz8sq-4u">
         <w:r>
           <w:rPr>
             <w:rStyle w:val="Hyperlink"/>
@@ -1115,7 +1115,7 @@
       <w:r>
         <w:t xml:space="preserve"> — modifié — </w:t>
       </w:r>
-      <w:hyperlink w:history="1" r:id="rId66q5owkz0df-r_takcd4-">
+      <w:hyperlink w:history="1" r:id="rId5w-kamvknbhoblxh7yt7h">
         <w:r>
           <w:rPr>
             <w:rStyle w:val="Hyperlink"/>
@@ -1144,7 +1144,7 @@
       <w:r>
         <w:t xml:space="preserve"> — modifié — </w:t>
       </w:r>
-      <w:hyperlink w:history="1" r:id="rIdu7vddfzkhe1nim4kkjgrd">
+      <w:hyperlink w:history="1" r:id="rIdj21vmdokhhar2qmw7rydf">
         <w:r>
           <w:rPr>
             <w:rStyle w:val="Hyperlink"/>
@@ -1173,7 +1173,7 @@
       <w:r>
         <w:t xml:space="preserve"> — modifié — </w:t>
       </w:r>
-      <w:hyperlink w:history="1" r:id="rIdb491ipibns77cdfbvsszl">
+      <w:hyperlink w:history="1" r:id="rIdujidrsh1jyuiwibftemtz">
         <w:r>
           <w:rPr>
             <w:rStyle w:val="Hyperlink"/>
@@ -1210,7 +1210,7 @@
       <w:r>
         <w:t xml:space="preserve"> — modifié — </w:t>
       </w:r>
-      <w:hyperlink w:history="1" r:id="rIdocu1jww2s9oqks3jgsys9">
+      <w:hyperlink w:history="1" r:id="rId5untpsqqn7qomvm6t5jmz">
         <w:r>
           <w:rPr>
             <w:rStyle w:val="Hyperlink"/>
@@ -1239,7 +1239,7 @@
       <w:r>
         <w:t xml:space="preserve"> — modifié — </w:t>
       </w:r>
-      <w:hyperlink w:history="1" r:id="rIdxse5c6spp23fn9x3zqepl">
+      <w:hyperlink w:history="1" r:id="rIderg0xdsnlp0kkkokvzo0g">
         <w:r>
           <w:rPr>
             <w:rStyle w:val="Hyperlink"/>
@@ -1268,7 +1268,7 @@
       <w:r>
         <w:t xml:space="preserve"> — créé — </w:t>
       </w:r>
-      <w:hyperlink w:history="1" r:id="rIde1x8my8txhytbqulbja3y">
+      <w:hyperlink w:history="1" r:id="rIdj-im3so9tlhlleexxw5os">
         <w:r>
           <w:rPr>
             <w:rStyle w:val="Hyperlink"/>
@@ -1297,7 +1297,7 @@
       <w:r>
         <w:t xml:space="preserve"> — modifié — </w:t>
       </w:r>
-      <w:hyperlink w:history="1" r:id="rIdttibqanujw2d8ptp70dho">
+      <w:hyperlink w:history="1" r:id="rIdchgpkjhyupbcs-hxfdnkk">
         <w:r>
           <w:rPr>
             <w:rStyle w:val="Hyperlink"/>
@@ -1326,7 +1326,7 @@
       <w:r>
         <w:t xml:space="preserve"> — modifié — </w:t>
       </w:r>
-      <w:hyperlink w:history="1" r:id="rIdqvw4pmrg16ovgicjnyax8">
+      <w:hyperlink w:history="1" r:id="rId7bwlgxnx3y4susit2uuhv">
         <w:r>
           <w:rPr>
             <w:rStyle w:val="Hyperlink"/>
@@ -1355,7 +1355,7 @@
       <w:r>
         <w:t xml:space="preserve"> — modifié — </w:t>
       </w:r>
-      <w:hyperlink w:history="1" r:id="rIdyqjmzbez6a8hpexbittru">
+      <w:hyperlink w:history="1" r:id="rIdtelyksydnf9mkys-wvrl0">
         <w:r>
           <w:rPr>
             <w:rStyle w:val="Hyperlink"/>
@@ -1384,7 +1384,7 @@
       <w:r>
         <w:t xml:space="preserve"> — modifié — </w:t>
       </w:r>
-      <w:hyperlink w:history="1" r:id="rIdii6vjmm0oo54az9ebn1jq">
+      <w:hyperlink w:history="1" r:id="rIdzppqmx4nncqrmp6gvpn1z">
         <w:r>
           <w:rPr>
             <w:rStyle w:val="Hyperlink"/>
@@ -1413,7 +1413,7 @@
       <w:r>
         <w:t xml:space="preserve"> — modifié — </w:t>
       </w:r>
-      <w:hyperlink w:history="1" r:id="rIdqubk1ky4uvauuhgvfvxvp">
+      <w:hyperlink w:history="1" r:id="rIdfw9mab8javkpypima1ku9">
         <w:r>
           <w:rPr>
             <w:rStyle w:val="Hyperlink"/>
@@ -1442,7 +1442,7 @@
       <w:r>
         <w:t xml:space="preserve"> — modifié — </w:t>
       </w:r>
-      <w:hyperlink w:history="1" r:id="rIddfibl2yjigdpkdcmafman">
+      <w:hyperlink w:history="1" r:id="rIdeuyku2hfhtth77rl-owm9">
         <w:r>
           <w:rPr>
             <w:rStyle w:val="Hyperlink"/>
@@ -1471,7 +1471,7 @@
       <w:r>
         <w:t xml:space="preserve"> — modifié — </w:t>
       </w:r>
-      <w:hyperlink w:history="1" r:id="rIdymgw7rlhorcuxpfvh3cmc">
+      <w:hyperlink w:history="1" r:id="rIdgf92wjhn1xggstzdi7tql">
         <w:r>
           <w:rPr>
             <w:rStyle w:val="Hyperlink"/>
@@ -1500,7 +1500,7 @@
       <w:r>
         <w:t xml:space="preserve"> — modifié — </w:t>
       </w:r>
-      <w:hyperlink w:history="1" r:id="rIdngiszpcvhjivotk9w_qxa">
+      <w:hyperlink w:history="1" r:id="rIdwzbp3temxn2whrpgwmyul">
         <w:r>
           <w:rPr>
             <w:rStyle w:val="Hyperlink"/>
@@ -1537,7 +1537,7 @@
       <w:r>
         <w:t xml:space="preserve"> — modifié — </w:t>
       </w:r>
-      <w:hyperlink w:history="1" r:id="rId2l2tnqqkcqdu5qwegk83g">
+      <w:hyperlink w:history="1" r:id="rIdsrfumwjjgotzdycomhi_q">
         <w:r>
           <w:rPr>
             <w:rStyle w:val="Hyperlink"/>
@@ -1566,7 +1566,7 @@
       <w:r>
         <w:t xml:space="preserve"> — modifié — </w:t>
       </w:r>
-      <w:hyperlink w:history="1" r:id="rIdcoy9scpcpe5lboavahsey">
+      <w:hyperlink w:history="1" r:id="rIdbbz5x71qxsgooi4p8dtmo">
         <w:r>
           <w:rPr>
             <w:rStyle w:val="Hyperlink"/>
@@ -1603,7 +1603,7 @@
       <w:r>
         <w:t xml:space="preserve"> — modifié — </w:t>
       </w:r>
-      <w:hyperlink w:history="1" r:id="rIdjfjnl2pt7z4n3poxpguj8">
+      <w:hyperlink w:history="1" r:id="rIdr9wtxftb8fxrxedskbixb">
         <w:r>
           <w:rPr>
             <w:rStyle w:val="Hyperlink"/>
@@ -1632,7 +1632,7 @@
       <w:r>
         <w:t xml:space="preserve"> — modifié — </w:t>
       </w:r>
-      <w:hyperlink w:history="1" r:id="rId3wdpxcfcimdwhjimu3sqw">
+      <w:hyperlink w:history="1" r:id="rId8vpx3pfolc1pfi18w2bpz">
         <w:r>
           <w:rPr>
             <w:rStyle w:val="Hyperlink"/>
@@ -1661,7 +1661,7 @@
       <w:r>
         <w:t xml:space="preserve"> — modifié — </w:t>
       </w:r>
-      <w:hyperlink w:history="1" r:id="rIduf6ebxw9xcf5h6cahptc6">
+      <w:hyperlink w:history="1" r:id="rIdukmsoyktbn18uikxtgzwq">
         <w:r>
           <w:rPr>
             <w:rStyle w:val="Hyperlink"/>

--- a/docs/developpement/phases/word/PHASE_25_MARQUE_FLAIX_EXPERT_LIEUX_ET_DIRECTEURS_DEPUIS_LE_BACK_OFFICE_MOTS_DE_.docx
+++ b/docs/developpement/phases/word/PHASE_25_MARQUE_FLAIX_EXPERT_LIEUX_ET_DIRECTEURS_DEPUIS_LE_BACK_OFFICE_MOTS_DE_.docx
@@ -18,9 +18,9 @@
         <w:shd w:fill="F6F3FF" w:color="auto" w:val="clear"/>
       </w:pPr>
       <w:r>
-        <w:t xml:space="preserve">FlaiX Expert · dossier de développement · généré le 2026-10-23 depuis le dépôt </w:t>
-      </w:r>
-      <w:hyperlink w:history="1" r:id="rIdsxugz3g0mrvovlalqhpbo">
+        <w:t xml:space="preserve">FlaiX Expert · dossier de développement · généré le 2026-10-24 depuis le dépôt </w:t>
+      </w:r>
+      <w:hyperlink w:history="1" r:id="rIdhqjcci8vqd5nticml40g2">
         <w:r>
           <w:rPr>
             <w:rStyle w:val="Hyperlink"/>
@@ -597,7 +597,7 @@
           <w:numId w:val="2"/>
         </w:numPr>
       </w:pPr>
-      <w:hyperlink w:history="1" r:id="rIdomrhlqolm8808sdby59on">
+      <w:hyperlink w:history="1" r:id="rIdx-jp8z4dejdecritigt_8">
         <w:r>
           <w:rPr>
             <w:rStyle w:val="Hyperlink"/>
@@ -617,7 +617,7 @@
           <w:numId w:val="2"/>
         </w:numPr>
       </w:pPr>
-      <w:hyperlink w:history="1" r:id="rIdx6gdyq2h78c54v37c4r32">
+      <w:hyperlink w:history="1" r:id="rIdrj77v0j89hwtpqondqjjf">
         <w:r>
           <w:rPr>
             <w:rStyle w:val="Hyperlink"/>
@@ -637,7 +637,7 @@
           <w:numId w:val="2"/>
         </w:numPr>
       </w:pPr>
-      <w:hyperlink w:history="1" r:id="rIdv11zua80tiudwetitptig">
+      <w:hyperlink w:history="1" r:id="rIdhqfvlvupvaovgml03dro6">
         <w:r>
           <w:rPr>
             <w:rStyle w:val="Hyperlink"/>
@@ -685,7 +685,7 @@
       <w:r>
         <w:t xml:space="preserve"> — créé — </w:t>
       </w:r>
-      <w:hyperlink w:history="1" r:id="rIdymhy2pxsqbe9qkaq7julh">
+      <w:hyperlink w:history="1" r:id="rIdfc7rhdb1urh_z2_kpqcvb">
         <w:r>
           <w:rPr>
             <w:rStyle w:val="Hyperlink"/>
@@ -722,7 +722,7 @@
       <w:r>
         <w:t xml:space="preserve"> — modifié — </w:t>
       </w:r>
-      <w:hyperlink w:history="1" r:id="rIdt9y4cc8honmxrgbaajcqx">
+      <w:hyperlink w:history="1" r:id="rId1g9ijrqqcxmaadbw10rmm">
         <w:r>
           <w:rPr>
             <w:rStyle w:val="Hyperlink"/>
@@ -751,7 +751,7 @@
       <w:r>
         <w:t xml:space="preserve"> — créé — </w:t>
       </w:r>
-      <w:hyperlink w:history="1" r:id="rId3yyxp-w7gteurhp1lf7jq">
+      <w:hyperlink w:history="1" r:id="rIdibz0nsj0b5-h949yr7znx">
         <w:r>
           <w:rPr>
             <w:rStyle w:val="Hyperlink"/>
@@ -780,7 +780,7 @@
       <w:r>
         <w:t xml:space="preserve"> — modifié — </w:t>
       </w:r>
-      <w:hyperlink w:history="1" r:id="rIdrmp029wf-yymy-omtzgfx">
+      <w:hyperlink w:history="1" r:id="rIdkulecajvcgdoespnxdbae">
         <w:r>
           <w:rPr>
             <w:rStyle w:val="Hyperlink"/>
@@ -809,7 +809,7 @@
       <w:r>
         <w:t xml:space="preserve"> — créé — </w:t>
       </w:r>
-      <w:hyperlink w:history="1" r:id="rIdtcwwmiqzjuwo83o3hvvyc">
+      <w:hyperlink w:history="1" r:id="rIdiilm7ow0lo0pneple0swl">
         <w:r>
           <w:rPr>
             <w:rStyle w:val="Hyperlink"/>
@@ -846,7 +846,7 @@
       <w:r>
         <w:t xml:space="preserve"> — modifié — </w:t>
       </w:r>
-      <w:hyperlink w:history="1" r:id="rIdpqq9tlm70t27jkhxg9pii">
+      <w:hyperlink w:history="1" r:id="rIdazea5sxhfa67nskqrmjiv">
         <w:r>
           <w:rPr>
             <w:rStyle w:val="Hyperlink"/>
@@ -875,7 +875,7 @@
       <w:r>
         <w:t xml:space="preserve"> — modifié — </w:t>
       </w:r>
-      <w:hyperlink w:history="1" r:id="rIdaimofosx2memt1jiakkxb">
+      <w:hyperlink w:history="1" r:id="rIdwnb8e16bm6tswrpnwya3v">
         <w:r>
           <w:rPr>
             <w:rStyle w:val="Hyperlink"/>
@@ -904,7 +904,7 @@
       <w:r>
         <w:t xml:space="preserve"> — modifié — </w:t>
       </w:r>
-      <w:hyperlink w:history="1" r:id="rIdynze6n4f3qeloix4or3ij">
+      <w:hyperlink w:history="1" r:id="rId21rxwg3h1cs8zpkv7m_aw">
         <w:r>
           <w:rPr>
             <w:rStyle w:val="Hyperlink"/>
@@ -933,7 +933,7 @@
       <w:r>
         <w:t xml:space="preserve"> — créé — </w:t>
       </w:r>
-      <w:hyperlink w:history="1" r:id="rIdlxswgsnthmsitmaq2bfv2">
+      <w:hyperlink w:history="1" r:id="rIdz4n17832c2c1k9ocylrfq">
         <w:r>
           <w:rPr>
             <w:rStyle w:val="Hyperlink"/>
@@ -970,7 +970,7 @@
       <w:r>
         <w:t xml:space="preserve"> — modifié — </w:t>
       </w:r>
-      <w:hyperlink w:history="1" r:id="rIdiup3dzf0x0uzjizinz39a">
+      <w:hyperlink w:history="1" r:id="rIdvpldwlo2ltcvvqmamkj7_">
         <w:r>
           <w:rPr>
             <w:rStyle w:val="Hyperlink"/>
@@ -999,7 +999,7 @@
       <w:r>
         <w:t xml:space="preserve"> — modifié — </w:t>
       </w:r>
-      <w:hyperlink w:history="1" r:id="rId1nka2ayul5_vtszowjnfm">
+      <w:hyperlink w:history="1" r:id="rIdzwf4r8em5eqsmwex0qn45">
         <w:r>
           <w:rPr>
             <w:rStyle w:val="Hyperlink"/>
@@ -1028,7 +1028,7 @@
       <w:r>
         <w:t xml:space="preserve"> — modifié — </w:t>
       </w:r>
-      <w:hyperlink w:history="1" r:id="rId1rev-psm0q_fy9sorxhjx">
+      <w:hyperlink w:history="1" r:id="rIdaelxrkcsxse6zlhlc3pgc">
         <w:r>
           <w:rPr>
             <w:rStyle w:val="Hyperlink"/>
@@ -1057,7 +1057,7 @@
       <w:r>
         <w:t xml:space="preserve"> — modifié — </w:t>
       </w:r>
-      <w:hyperlink w:history="1" r:id="rIdos9e8bgorfnofbyybbeuz">
+      <w:hyperlink w:history="1" r:id="rIdrdc4164-loo1jhabswsnh">
         <w:r>
           <w:rPr>
             <w:rStyle w:val="Hyperlink"/>
@@ -1086,7 +1086,7 @@
       <w:r>
         <w:t xml:space="preserve"> — modifié — </w:t>
       </w:r>
-      <w:hyperlink w:history="1" r:id="rIdze02uffshhjikxz8sq-4u">
+      <w:hyperlink w:history="1" r:id="rIddcozqltfzuwbfazhtztxy">
         <w:r>
           <w:rPr>
             <w:rStyle w:val="Hyperlink"/>
@@ -1115,7 +1115,7 @@
       <w:r>
         <w:t xml:space="preserve"> — modifié — </w:t>
       </w:r>
-      <w:hyperlink w:history="1" r:id="rId5w-kamvknbhoblxh7yt7h">
+      <w:hyperlink w:history="1" r:id="rIdci9xiy7el-m5oxd4m-z4-">
         <w:r>
           <w:rPr>
             <w:rStyle w:val="Hyperlink"/>
@@ -1144,7 +1144,7 @@
       <w:r>
         <w:t xml:space="preserve"> — modifié — </w:t>
       </w:r>
-      <w:hyperlink w:history="1" r:id="rIdj21vmdokhhar2qmw7rydf">
+      <w:hyperlink w:history="1" r:id="rId6pfyjcw1vczlgp5jxaoov">
         <w:r>
           <w:rPr>
             <w:rStyle w:val="Hyperlink"/>
@@ -1173,7 +1173,7 @@
       <w:r>
         <w:t xml:space="preserve"> — modifié — </w:t>
       </w:r>
-      <w:hyperlink w:history="1" r:id="rIdujidrsh1jyuiwibftemtz">
+      <w:hyperlink w:history="1" r:id="rIdj0z1pkkb9sb_lsqkusmzp">
         <w:r>
           <w:rPr>
             <w:rStyle w:val="Hyperlink"/>
@@ -1210,7 +1210,7 @@
       <w:r>
         <w:t xml:space="preserve"> — modifié — </w:t>
       </w:r>
-      <w:hyperlink w:history="1" r:id="rId5untpsqqn7qomvm6t5jmz">
+      <w:hyperlink w:history="1" r:id="rIdco2pcj29ys7xz8tzezrlz">
         <w:r>
           <w:rPr>
             <w:rStyle w:val="Hyperlink"/>
@@ -1239,7 +1239,7 @@
       <w:r>
         <w:t xml:space="preserve"> — modifié — </w:t>
       </w:r>
-      <w:hyperlink w:history="1" r:id="rIderg0xdsnlp0kkkokvzo0g">
+      <w:hyperlink w:history="1" r:id="rIdztxf_gb3cachyevzli8r4">
         <w:r>
           <w:rPr>
             <w:rStyle w:val="Hyperlink"/>
@@ -1268,7 +1268,7 @@
       <w:r>
         <w:t xml:space="preserve"> — créé — </w:t>
       </w:r>
-      <w:hyperlink w:history="1" r:id="rIdj-im3so9tlhlleexxw5os">
+      <w:hyperlink w:history="1" r:id="rIdwlbblp_cwsp4wjwprv9cg">
         <w:r>
           <w:rPr>
             <w:rStyle w:val="Hyperlink"/>
@@ -1297,7 +1297,7 @@
       <w:r>
         <w:t xml:space="preserve"> — modifié — </w:t>
       </w:r>
-      <w:hyperlink w:history="1" r:id="rIdchgpkjhyupbcs-hxfdnkk">
+      <w:hyperlink w:history="1" r:id="rIdplnhbw0cfjeytozy1z4ho">
         <w:r>
           <w:rPr>
             <w:rStyle w:val="Hyperlink"/>
@@ -1326,7 +1326,7 @@
       <w:r>
         <w:t xml:space="preserve"> — modifié — </w:t>
       </w:r>
-      <w:hyperlink w:history="1" r:id="rId7bwlgxnx3y4susit2uuhv">
+      <w:hyperlink w:history="1" r:id="rIdnxqfnpy0ipafcals33koj">
         <w:r>
           <w:rPr>
             <w:rStyle w:val="Hyperlink"/>
@@ -1355,7 +1355,7 @@
       <w:r>
         <w:t xml:space="preserve"> — modifié — </w:t>
       </w:r>
-      <w:hyperlink w:history="1" r:id="rIdtelyksydnf9mkys-wvrl0">
+      <w:hyperlink w:history="1" r:id="rIdzlnwatpwuciayug6nmj0f">
         <w:r>
           <w:rPr>
             <w:rStyle w:val="Hyperlink"/>
@@ -1384,7 +1384,7 @@
       <w:r>
         <w:t xml:space="preserve"> — modifié — </w:t>
       </w:r>
-      <w:hyperlink w:history="1" r:id="rIdzppqmx4nncqrmp6gvpn1z">
+      <w:hyperlink w:history="1" r:id="rIdjrivnyii9y4k0rcgcu50d">
         <w:r>
           <w:rPr>
             <w:rStyle w:val="Hyperlink"/>
@@ -1413,7 +1413,7 @@
       <w:r>
         <w:t xml:space="preserve"> — modifié — </w:t>
       </w:r>
-      <w:hyperlink w:history="1" r:id="rIdfw9mab8javkpypima1ku9">
+      <w:hyperlink w:history="1" r:id="rIdclr88flfn2c6wdwyq6ihr">
         <w:r>
           <w:rPr>
             <w:rStyle w:val="Hyperlink"/>
@@ -1442,7 +1442,7 @@
       <w:r>
         <w:t xml:space="preserve"> — modifié — </w:t>
       </w:r>
-      <w:hyperlink w:history="1" r:id="rIdeuyku2hfhtth77rl-owm9">
+      <w:hyperlink w:history="1" r:id="rIdxhageucgsmkinvuhkzvc6">
         <w:r>
           <w:rPr>
             <w:rStyle w:val="Hyperlink"/>
@@ -1471,7 +1471,7 @@
       <w:r>
         <w:t xml:space="preserve"> — modifié — </w:t>
       </w:r>
-      <w:hyperlink w:history="1" r:id="rIdgf92wjhn1xggstzdi7tql">
+      <w:hyperlink w:history="1" r:id="rIdy1jgtcnbe_aaaz5hzgjfn">
         <w:r>
           <w:rPr>
             <w:rStyle w:val="Hyperlink"/>
@@ -1500,7 +1500,7 @@
       <w:r>
         <w:t xml:space="preserve"> — modifié — </w:t>
       </w:r>
-      <w:hyperlink w:history="1" r:id="rIdwzbp3temxn2whrpgwmyul">
+      <w:hyperlink w:history="1" r:id="rId-tyf9gt8hs_udwlcrb3i3">
         <w:r>
           <w:rPr>
             <w:rStyle w:val="Hyperlink"/>
@@ -1537,7 +1537,7 @@
       <w:r>
         <w:t xml:space="preserve"> — modifié — </w:t>
       </w:r>
-      <w:hyperlink w:history="1" r:id="rIdsrfumwjjgotzdycomhi_q">
+      <w:hyperlink w:history="1" r:id="rIdwf2ilca1lzrtnxx4jft3q">
         <w:r>
           <w:rPr>
             <w:rStyle w:val="Hyperlink"/>
@@ -1566,7 +1566,7 @@
       <w:r>
         <w:t xml:space="preserve"> — modifié — </w:t>
       </w:r>
-      <w:hyperlink w:history="1" r:id="rIdbbz5x71qxsgooi4p8dtmo">
+      <w:hyperlink w:history="1" r:id="rIdaopisj_enwjxbexbx_-ry">
         <w:r>
           <w:rPr>
             <w:rStyle w:val="Hyperlink"/>
@@ -1603,7 +1603,7 @@
       <w:r>
         <w:t xml:space="preserve"> — modifié — </w:t>
       </w:r>
-      <w:hyperlink w:history="1" r:id="rIdr9wtxftb8fxrxedskbixb">
+      <w:hyperlink w:history="1" r:id="rIdtdamcj16tx-kidjvk0jl-">
         <w:r>
           <w:rPr>
             <w:rStyle w:val="Hyperlink"/>
@@ -1632,7 +1632,7 @@
       <w:r>
         <w:t xml:space="preserve"> — modifié — </w:t>
       </w:r>
-      <w:hyperlink w:history="1" r:id="rId8vpx3pfolc1pfi18w2bpz">
+      <w:hyperlink w:history="1" r:id="rId-7oses4wdjo4ryo-l0ipd">
         <w:r>
           <w:rPr>
             <w:rStyle w:val="Hyperlink"/>
@@ -1661,7 +1661,7 @@
       <w:r>
         <w:t xml:space="preserve"> — modifié — </w:t>
       </w:r>
-      <w:hyperlink w:history="1" r:id="rIdukmsoyktbn18uikxtgzwq">
+      <w:hyperlink w:history="1" r:id="rIdos67jq2lxuu5_cuvoorno">
         <w:r>
           <w:rPr>
             <w:rStyle w:val="Hyperlink"/>

--- a/docs/developpement/phases/word/PHASE_25_MARQUE_FLAIX_EXPERT_LIEUX_ET_DIRECTEURS_DEPUIS_LE_BACK_OFFICE_MOTS_DE_.docx
+++ b/docs/developpement/phases/word/PHASE_25_MARQUE_FLAIX_EXPERT_LIEUX_ET_DIRECTEURS_DEPUIS_LE_BACK_OFFICE_MOTS_DE_.docx
@@ -18,9 +18,9 @@
         <w:shd w:fill="F6F3FF" w:color="auto" w:val="clear"/>
       </w:pPr>
       <w:r>
-        <w:t xml:space="preserve">FlaiX Expert · dossier de développement · généré le 2026-10-24 depuis le dépôt </w:t>
-      </w:r>
-      <w:hyperlink w:history="1" r:id="rIdhqjcci8vqd5nticml40g2">
+        <w:t xml:space="preserve">FlaiX Expert · dossier de développement · généré le 2026-10-25 depuis le dépôt </w:t>
+      </w:r>
+      <w:hyperlink w:history="1" r:id="rIdolcwfyfr8gedqtlepfoh0">
         <w:r>
           <w:rPr>
             <w:rStyle w:val="Hyperlink"/>
@@ -597,7 +597,7 @@
           <w:numId w:val="2"/>
         </w:numPr>
       </w:pPr>
-      <w:hyperlink w:history="1" r:id="rIdx-jp8z4dejdecritigt_8">
+      <w:hyperlink w:history="1" r:id="rIdl5fes5faugipxm48is0iz">
         <w:r>
           <w:rPr>
             <w:rStyle w:val="Hyperlink"/>
@@ -617,7 +617,7 @@
           <w:numId w:val="2"/>
         </w:numPr>
       </w:pPr>
-      <w:hyperlink w:history="1" r:id="rIdrj77v0j89hwtpqondqjjf">
+      <w:hyperlink w:history="1" r:id="rIdzy_zaaab_vxs32281oyrz">
         <w:r>
           <w:rPr>
             <w:rStyle w:val="Hyperlink"/>
@@ -637,7 +637,7 @@
           <w:numId w:val="2"/>
         </w:numPr>
       </w:pPr>
-      <w:hyperlink w:history="1" r:id="rIdhqfvlvupvaovgml03dro6">
+      <w:hyperlink w:history="1" r:id="rIdbbkw7j1arsrwfhrftphkj">
         <w:r>
           <w:rPr>
             <w:rStyle w:val="Hyperlink"/>
@@ -685,7 +685,7 @@
       <w:r>
         <w:t xml:space="preserve"> — créé — </w:t>
       </w:r>
-      <w:hyperlink w:history="1" r:id="rIdfc7rhdb1urh_z2_kpqcvb">
+      <w:hyperlink w:history="1" r:id="rIdipdjdktdlswwkwbqvuy-i">
         <w:r>
           <w:rPr>
             <w:rStyle w:val="Hyperlink"/>
@@ -722,7 +722,7 @@
       <w:r>
         <w:t xml:space="preserve"> — modifié — </w:t>
       </w:r>
-      <w:hyperlink w:history="1" r:id="rId1g9ijrqqcxmaadbw10rmm">
+      <w:hyperlink w:history="1" r:id="rId2rl-vu-afoa-ftgzgqkyn">
         <w:r>
           <w:rPr>
             <w:rStyle w:val="Hyperlink"/>
@@ -751,7 +751,7 @@
       <w:r>
         <w:t xml:space="preserve"> — créé — </w:t>
       </w:r>
-      <w:hyperlink w:history="1" r:id="rIdibz0nsj0b5-h949yr7znx">
+      <w:hyperlink w:history="1" r:id="rId3lw8ypnzbtbas6rkqpyne">
         <w:r>
           <w:rPr>
             <w:rStyle w:val="Hyperlink"/>
@@ -780,7 +780,7 @@
       <w:r>
         <w:t xml:space="preserve"> — modifié — </w:t>
       </w:r>
-      <w:hyperlink w:history="1" r:id="rIdkulecajvcgdoespnxdbae">
+      <w:hyperlink w:history="1" r:id="rIdi1yh3bhx6_omy6rcd6nhn">
         <w:r>
           <w:rPr>
             <w:rStyle w:val="Hyperlink"/>
@@ -809,7 +809,7 @@
       <w:r>
         <w:t xml:space="preserve"> — créé — </w:t>
       </w:r>
-      <w:hyperlink w:history="1" r:id="rIdiilm7ow0lo0pneple0swl">
+      <w:hyperlink w:history="1" r:id="rIdffx5mkeaiizivjbga6s8e">
         <w:r>
           <w:rPr>
             <w:rStyle w:val="Hyperlink"/>
@@ -846,7 +846,7 @@
       <w:r>
         <w:t xml:space="preserve"> — modifié — </w:t>
       </w:r>
-      <w:hyperlink w:history="1" r:id="rIdazea5sxhfa67nskqrmjiv">
+      <w:hyperlink w:history="1" r:id="rIdrpcqfklxdauvakujnjset">
         <w:r>
           <w:rPr>
             <w:rStyle w:val="Hyperlink"/>
@@ -875,7 +875,7 @@
       <w:r>
         <w:t xml:space="preserve"> — modifié — </w:t>
       </w:r>
-      <w:hyperlink w:history="1" r:id="rIdwnb8e16bm6tswrpnwya3v">
+      <w:hyperlink w:history="1" r:id="rId4qp0bhtvz_qkhudwca56h">
         <w:r>
           <w:rPr>
             <w:rStyle w:val="Hyperlink"/>
@@ -904,7 +904,7 @@
       <w:r>
         <w:t xml:space="preserve"> — modifié — </w:t>
       </w:r>
-      <w:hyperlink w:history="1" r:id="rId21rxwg3h1cs8zpkv7m_aw">
+      <w:hyperlink w:history="1" r:id="rIdk5rpqfcis42sdvi5f_6a0">
         <w:r>
           <w:rPr>
             <w:rStyle w:val="Hyperlink"/>
@@ -933,7 +933,7 @@
       <w:r>
         <w:t xml:space="preserve"> — créé — </w:t>
       </w:r>
-      <w:hyperlink w:history="1" r:id="rIdz4n17832c2c1k9ocylrfq">
+      <w:hyperlink w:history="1" r:id="rIdy3zlygf_uwfytnz_6hcdv">
         <w:r>
           <w:rPr>
             <w:rStyle w:val="Hyperlink"/>
@@ -970,7 +970,7 @@
       <w:r>
         <w:t xml:space="preserve"> — modifié — </w:t>
       </w:r>
-      <w:hyperlink w:history="1" r:id="rIdvpldwlo2ltcvvqmamkj7_">
+      <w:hyperlink w:history="1" r:id="rIdjifnciycnbheh4qxgvnqv">
         <w:r>
           <w:rPr>
             <w:rStyle w:val="Hyperlink"/>
@@ -999,7 +999,7 @@
       <w:r>
         <w:t xml:space="preserve"> — modifié — </w:t>
       </w:r>
-      <w:hyperlink w:history="1" r:id="rIdzwf4r8em5eqsmwex0qn45">
+      <w:hyperlink w:history="1" r:id="rIdhcdlwr-vg2ou98jqvrthg">
         <w:r>
           <w:rPr>
             <w:rStyle w:val="Hyperlink"/>
@@ -1028,7 +1028,7 @@
       <w:r>
         <w:t xml:space="preserve"> — modifié — </w:t>
       </w:r>
-      <w:hyperlink w:history="1" r:id="rIdaelxrkcsxse6zlhlc3pgc">
+      <w:hyperlink w:history="1" r:id="rIdnl8twm0tiekhxvzpkt2cu">
         <w:r>
           <w:rPr>
             <w:rStyle w:val="Hyperlink"/>
@@ -1057,7 +1057,7 @@
       <w:r>
         <w:t xml:space="preserve"> — modifié — </w:t>
       </w:r>
-      <w:hyperlink w:history="1" r:id="rIdrdc4164-loo1jhabswsnh">
+      <w:hyperlink w:history="1" r:id="rIdejw_f8imssdesjdgupxfg">
         <w:r>
           <w:rPr>
             <w:rStyle w:val="Hyperlink"/>
@@ -1086,7 +1086,7 @@
       <w:r>
         <w:t xml:space="preserve"> — modifié — </w:t>
       </w:r>
-      <w:hyperlink w:history="1" r:id="rIddcozqltfzuwbfazhtztxy">
+      <w:hyperlink w:history="1" r:id="rIdioain6i5bsu55-suqcvs_">
         <w:r>
           <w:rPr>
             <w:rStyle w:val="Hyperlink"/>
@@ -1115,7 +1115,7 @@
       <w:r>
         <w:t xml:space="preserve"> — modifié — </w:t>
       </w:r>
-      <w:hyperlink w:history="1" r:id="rIdci9xiy7el-m5oxd4m-z4-">
+      <w:hyperlink w:history="1" r:id="rId4g3tmmkwxnzutzfwarmgr">
         <w:r>
           <w:rPr>
             <w:rStyle w:val="Hyperlink"/>
@@ -1144,7 +1144,7 @@
       <w:r>
         <w:t xml:space="preserve"> — modifié — </w:t>
       </w:r>
-      <w:hyperlink w:history="1" r:id="rId6pfyjcw1vczlgp5jxaoov">
+      <w:hyperlink w:history="1" r:id="rId7ihwqkvg51wyjjoi_vazo">
         <w:r>
           <w:rPr>
             <w:rStyle w:val="Hyperlink"/>
@@ -1173,7 +1173,7 @@
       <w:r>
         <w:t xml:space="preserve"> — modifié — </w:t>
       </w:r>
-      <w:hyperlink w:history="1" r:id="rIdj0z1pkkb9sb_lsqkusmzp">
+      <w:hyperlink w:history="1" r:id="rIdsn5wupl8qwo21spnvqoth">
         <w:r>
           <w:rPr>
             <w:rStyle w:val="Hyperlink"/>
@@ -1210,7 +1210,7 @@
       <w:r>
         <w:t xml:space="preserve"> — modifié — </w:t>
       </w:r>
-      <w:hyperlink w:history="1" r:id="rIdco2pcj29ys7xz8tzezrlz">
+      <w:hyperlink w:history="1" r:id="rIdixlo4xut8_ggzlfr7uak6">
         <w:r>
           <w:rPr>
             <w:rStyle w:val="Hyperlink"/>
@@ -1239,7 +1239,7 @@
       <w:r>
         <w:t xml:space="preserve"> — modifié — </w:t>
       </w:r>
-      <w:hyperlink w:history="1" r:id="rIdztxf_gb3cachyevzli8r4">
+      <w:hyperlink w:history="1" r:id="rId8jtkeepy_393xy5ce4mai">
         <w:r>
           <w:rPr>
             <w:rStyle w:val="Hyperlink"/>
@@ -1268,7 +1268,7 @@
       <w:r>
         <w:t xml:space="preserve"> — créé — </w:t>
       </w:r>
-      <w:hyperlink w:history="1" r:id="rIdwlbblp_cwsp4wjwprv9cg">
+      <w:hyperlink w:history="1" r:id="rIdb7w7njcbevqh2cqlishgx">
         <w:r>
           <w:rPr>
             <w:rStyle w:val="Hyperlink"/>
@@ -1297,7 +1297,7 @@
       <w:r>
         <w:t xml:space="preserve"> — modifié — </w:t>
       </w:r>
-      <w:hyperlink w:history="1" r:id="rIdplnhbw0cfjeytozy1z4ho">
+      <w:hyperlink w:history="1" r:id="rId8azo5wxtfepssta_tcplq">
         <w:r>
           <w:rPr>
             <w:rStyle w:val="Hyperlink"/>
@@ -1326,7 +1326,7 @@
       <w:r>
         <w:t xml:space="preserve"> — modifié — </w:t>
       </w:r>
-      <w:hyperlink w:history="1" r:id="rIdnxqfnpy0ipafcals33koj">
+      <w:hyperlink w:history="1" r:id="rIdwztf9ypg1watsgekxzmvl">
         <w:r>
           <w:rPr>
             <w:rStyle w:val="Hyperlink"/>
@@ -1355,7 +1355,7 @@
       <w:r>
         <w:t xml:space="preserve"> — modifié — </w:t>
       </w:r>
-      <w:hyperlink w:history="1" r:id="rIdzlnwatpwuciayug6nmj0f">
+      <w:hyperlink w:history="1" r:id="rId-o9vbpc90kldjllnyhwhk">
         <w:r>
           <w:rPr>
             <w:rStyle w:val="Hyperlink"/>
@@ -1384,7 +1384,7 @@
       <w:r>
         <w:t xml:space="preserve"> — modifié — </w:t>
       </w:r>
-      <w:hyperlink w:history="1" r:id="rIdjrivnyii9y4k0rcgcu50d">
+      <w:hyperlink w:history="1" r:id="rIduit0ch35wecrak9ot1_t_">
         <w:r>
           <w:rPr>
             <w:rStyle w:val="Hyperlink"/>
@@ -1413,7 +1413,7 @@
       <w:r>
         <w:t xml:space="preserve"> — modifié — </w:t>
       </w:r>
-      <w:hyperlink w:history="1" r:id="rIdclr88flfn2c6wdwyq6ihr">
+      <w:hyperlink w:history="1" r:id="rIdy8rw4iyjsmwcuyq76uwd4">
         <w:r>
           <w:rPr>
             <w:rStyle w:val="Hyperlink"/>
@@ -1442,7 +1442,7 @@
       <w:r>
         <w:t xml:space="preserve"> — modifié — </w:t>
       </w:r>
-      <w:hyperlink w:history="1" r:id="rIdxhageucgsmkinvuhkzvc6">
+      <w:hyperlink w:history="1" r:id="rIde9d96me7y1r43gbc0a8h4">
         <w:r>
           <w:rPr>
             <w:rStyle w:val="Hyperlink"/>
@@ -1471,7 +1471,7 @@
       <w:r>
         <w:t xml:space="preserve"> — modifié — </w:t>
       </w:r>
-      <w:hyperlink w:history="1" r:id="rIdy1jgtcnbe_aaaz5hzgjfn">
+      <w:hyperlink w:history="1" r:id="rIdmhdskgfzemz8tbkdonilg">
         <w:r>
           <w:rPr>
             <w:rStyle w:val="Hyperlink"/>
@@ -1500,7 +1500,7 @@
       <w:r>
         <w:t xml:space="preserve"> — modifié — </w:t>
       </w:r>
-      <w:hyperlink w:history="1" r:id="rId-tyf9gt8hs_udwlcrb3i3">
+      <w:hyperlink w:history="1" r:id="rIdraucifk_lm1y4oy9bwnxz">
         <w:r>
           <w:rPr>
             <w:rStyle w:val="Hyperlink"/>
@@ -1537,7 +1537,7 @@
       <w:r>
         <w:t xml:space="preserve"> — modifié — </w:t>
       </w:r>
-      <w:hyperlink w:history="1" r:id="rIdwf2ilca1lzrtnxx4jft3q">
+      <w:hyperlink w:history="1" r:id="rIdcxgs0bqtioo9mu7zcpyua">
         <w:r>
           <w:rPr>
             <w:rStyle w:val="Hyperlink"/>
@@ -1566,7 +1566,7 @@
       <w:r>
         <w:t xml:space="preserve"> — modifié — </w:t>
       </w:r>
-      <w:hyperlink w:history="1" r:id="rIdaopisj_enwjxbexbx_-ry">
+      <w:hyperlink w:history="1" r:id="rIdzn33yvobhaovn-hjtq0au">
         <w:r>
           <w:rPr>
             <w:rStyle w:val="Hyperlink"/>
@@ -1603,7 +1603,7 @@
       <w:r>
         <w:t xml:space="preserve"> — modifié — </w:t>
       </w:r>
-      <w:hyperlink w:history="1" r:id="rIdtdamcj16tx-kidjvk0jl-">
+      <w:hyperlink w:history="1" r:id="rIdjd6ulsdtvwuogstfqekey">
         <w:r>
           <w:rPr>
             <w:rStyle w:val="Hyperlink"/>
@@ -1632,7 +1632,7 @@
       <w:r>
         <w:t xml:space="preserve"> — modifié — </w:t>
       </w:r>
-      <w:hyperlink w:history="1" r:id="rId-7oses4wdjo4ryo-l0ipd">
+      <w:hyperlink w:history="1" r:id="rId9rdxv7bn465ofkso4nflm">
         <w:r>
           <w:rPr>
             <w:rStyle w:val="Hyperlink"/>
@@ -1661,7 +1661,7 @@
       <w:r>
         <w:t xml:space="preserve"> — modifié — </w:t>
       </w:r>
-      <w:hyperlink w:history="1" r:id="rIdos67jq2lxuu5_cuvoorno">
+      <w:hyperlink w:history="1" r:id="rIdzozg_04obrxel1nq0avdt">
         <w:r>
           <w:rPr>
             <w:rStyle w:val="Hyperlink"/>

--- a/docs/developpement/phases/word/PHASE_25_MARQUE_FLAIX_EXPERT_LIEUX_ET_DIRECTEURS_DEPUIS_LE_BACK_OFFICE_MOTS_DE_.docx
+++ b/docs/developpement/phases/word/PHASE_25_MARQUE_FLAIX_EXPERT_LIEUX_ET_DIRECTEURS_DEPUIS_LE_BACK_OFFICE_MOTS_DE_.docx
@@ -20,7 +20,7 @@
       <w:r>
         <w:t xml:space="preserve">FlaiX Expert · dossier de développement · généré le 2026-10-25 depuis le dépôt </w:t>
       </w:r>
-      <w:hyperlink w:history="1" r:id="rIdolcwfyfr8gedqtlepfoh0">
+      <w:hyperlink w:history="1" r:id="rIdvnbvstkdbbt948wn-vxao">
         <w:r>
           <w:rPr>
             <w:rStyle w:val="Hyperlink"/>
@@ -597,7 +597,7 @@
           <w:numId w:val="2"/>
         </w:numPr>
       </w:pPr>
-      <w:hyperlink w:history="1" r:id="rIdl5fes5faugipxm48is0iz">
+      <w:hyperlink w:history="1" r:id="rIdioyjp5gexwvrh-wcuzzwv">
         <w:r>
           <w:rPr>
             <w:rStyle w:val="Hyperlink"/>
@@ -617,7 +617,7 @@
           <w:numId w:val="2"/>
         </w:numPr>
       </w:pPr>
-      <w:hyperlink w:history="1" r:id="rIdzy_zaaab_vxs32281oyrz">
+      <w:hyperlink w:history="1" r:id="rIdbs-n1tmqgo_oykosncnsp">
         <w:r>
           <w:rPr>
             <w:rStyle w:val="Hyperlink"/>
@@ -637,7 +637,7 @@
           <w:numId w:val="2"/>
         </w:numPr>
       </w:pPr>
-      <w:hyperlink w:history="1" r:id="rIdbbkw7j1arsrwfhrftphkj">
+      <w:hyperlink w:history="1" r:id="rIdfefmmwap-3pypkzpbi67_">
         <w:r>
           <w:rPr>
             <w:rStyle w:val="Hyperlink"/>
@@ -685,7 +685,7 @@
       <w:r>
         <w:t xml:space="preserve"> — créé — </w:t>
       </w:r>
-      <w:hyperlink w:history="1" r:id="rIdipdjdktdlswwkwbqvuy-i">
+      <w:hyperlink w:history="1" r:id="rIdb2ko8mlgitixfwqh6ukoc">
         <w:r>
           <w:rPr>
             <w:rStyle w:val="Hyperlink"/>
@@ -722,7 +722,7 @@
       <w:r>
         <w:t xml:space="preserve"> — modifié — </w:t>
       </w:r>
-      <w:hyperlink w:history="1" r:id="rId2rl-vu-afoa-ftgzgqkyn">
+      <w:hyperlink w:history="1" r:id="rIdfs0abj1vb6sxe-m2tkmas">
         <w:r>
           <w:rPr>
             <w:rStyle w:val="Hyperlink"/>
@@ -751,7 +751,7 @@
       <w:r>
         <w:t xml:space="preserve"> — créé — </w:t>
       </w:r>
-      <w:hyperlink w:history="1" r:id="rId3lw8ypnzbtbas6rkqpyne">
+      <w:hyperlink w:history="1" r:id="rIdeevte12uh1jkek5zvs5on">
         <w:r>
           <w:rPr>
             <w:rStyle w:val="Hyperlink"/>
@@ -780,7 +780,7 @@
       <w:r>
         <w:t xml:space="preserve"> — modifié — </w:t>
       </w:r>
-      <w:hyperlink w:history="1" r:id="rIdi1yh3bhx6_omy6rcd6nhn">
+      <w:hyperlink w:history="1" r:id="rIdj3czpfvw_f5cwdkl5scxa">
         <w:r>
           <w:rPr>
             <w:rStyle w:val="Hyperlink"/>
@@ -809,7 +809,7 @@
       <w:r>
         <w:t xml:space="preserve"> — créé — </w:t>
       </w:r>
-      <w:hyperlink w:history="1" r:id="rIdffx5mkeaiizivjbga6s8e">
+      <w:hyperlink w:history="1" r:id="rId9qhoj0qrxju-mc3xupncg">
         <w:r>
           <w:rPr>
             <w:rStyle w:val="Hyperlink"/>
@@ -846,7 +846,7 @@
       <w:r>
         <w:t xml:space="preserve"> — modifié — </w:t>
       </w:r>
-      <w:hyperlink w:history="1" r:id="rIdrpcqfklxdauvakujnjset">
+      <w:hyperlink w:history="1" r:id="rIdkdt7quhrkgjwzevgkxqya">
         <w:r>
           <w:rPr>
             <w:rStyle w:val="Hyperlink"/>
@@ -875,7 +875,7 @@
       <w:r>
         <w:t xml:space="preserve"> — modifié — </w:t>
       </w:r>
-      <w:hyperlink w:history="1" r:id="rId4qp0bhtvz_qkhudwca56h">
+      <w:hyperlink w:history="1" r:id="rIdjnal13vmv-j1onzfpsowj">
         <w:r>
           <w:rPr>
             <w:rStyle w:val="Hyperlink"/>
@@ -904,7 +904,7 @@
       <w:r>
         <w:t xml:space="preserve"> — modifié — </w:t>
       </w:r>
-      <w:hyperlink w:history="1" r:id="rIdk5rpqfcis42sdvi5f_6a0">
+      <w:hyperlink w:history="1" r:id="rId2s-gx6dg3go-lyeenwzze">
         <w:r>
           <w:rPr>
             <w:rStyle w:val="Hyperlink"/>
@@ -933,7 +933,7 @@
       <w:r>
         <w:t xml:space="preserve"> — créé — </w:t>
       </w:r>
-      <w:hyperlink w:history="1" r:id="rIdy3zlygf_uwfytnz_6hcdv">
+      <w:hyperlink w:history="1" r:id="rIdbl_i0k-fkahmcahemz1jk">
         <w:r>
           <w:rPr>
             <w:rStyle w:val="Hyperlink"/>
@@ -970,7 +970,7 @@
       <w:r>
         <w:t xml:space="preserve"> — modifié — </w:t>
       </w:r>
-      <w:hyperlink w:history="1" r:id="rIdjifnciycnbheh4qxgvnqv">
+      <w:hyperlink w:history="1" r:id="rIdwqkoj9rxbbb4yy6tx21qm">
         <w:r>
           <w:rPr>
             <w:rStyle w:val="Hyperlink"/>
@@ -999,7 +999,7 @@
       <w:r>
         <w:t xml:space="preserve"> — modifié — </w:t>
       </w:r>
-      <w:hyperlink w:history="1" r:id="rIdhcdlwr-vg2ou98jqvrthg">
+      <w:hyperlink w:history="1" r:id="rIducvrg1he2at90b0guzcle">
         <w:r>
           <w:rPr>
             <w:rStyle w:val="Hyperlink"/>
@@ -1028,7 +1028,7 @@
       <w:r>
         <w:t xml:space="preserve"> — modifié — </w:t>
       </w:r>
-      <w:hyperlink w:history="1" r:id="rIdnl8twm0tiekhxvzpkt2cu">
+      <w:hyperlink w:history="1" r:id="rIdb96xxdmtwdljvnbnykds1">
         <w:r>
           <w:rPr>
             <w:rStyle w:val="Hyperlink"/>
@@ -1057,7 +1057,7 @@
       <w:r>
         <w:t xml:space="preserve"> — modifié — </w:t>
       </w:r>
-      <w:hyperlink w:history="1" r:id="rIdejw_f8imssdesjdgupxfg">
+      <w:hyperlink w:history="1" r:id="rIdxsudnr5tu7mehpaqlk_fj">
         <w:r>
           <w:rPr>
             <w:rStyle w:val="Hyperlink"/>
@@ -1086,7 +1086,7 @@
       <w:r>
         <w:t xml:space="preserve"> — modifié — </w:t>
       </w:r>
-      <w:hyperlink w:history="1" r:id="rIdioain6i5bsu55-suqcvs_">
+      <w:hyperlink w:history="1" r:id="rIdycut3ulnnhmasqfkseka9">
         <w:r>
           <w:rPr>
             <w:rStyle w:val="Hyperlink"/>
@@ -1115,7 +1115,7 @@
       <w:r>
         <w:t xml:space="preserve"> — modifié — </w:t>
       </w:r>
-      <w:hyperlink w:history="1" r:id="rId4g3tmmkwxnzutzfwarmgr">
+      <w:hyperlink w:history="1" r:id="rIdhisgigit9fp6au5sd8app">
         <w:r>
           <w:rPr>
             <w:rStyle w:val="Hyperlink"/>
@@ -1144,7 +1144,7 @@
       <w:r>
         <w:t xml:space="preserve"> — modifié — </w:t>
       </w:r>
-      <w:hyperlink w:history="1" r:id="rId7ihwqkvg51wyjjoi_vazo">
+      <w:hyperlink w:history="1" r:id="rIdlzrzeluxvfbdwgs0tywbn">
         <w:r>
           <w:rPr>
             <w:rStyle w:val="Hyperlink"/>
@@ -1173,7 +1173,7 @@
       <w:r>
         <w:t xml:space="preserve"> — modifié — </w:t>
       </w:r>
-      <w:hyperlink w:history="1" r:id="rIdsn5wupl8qwo21spnvqoth">
+      <w:hyperlink w:history="1" r:id="rId0kuhy5sxjxirtsf-ar14k">
         <w:r>
           <w:rPr>
             <w:rStyle w:val="Hyperlink"/>
@@ -1210,7 +1210,7 @@
       <w:r>
         <w:t xml:space="preserve"> — modifié — </w:t>
       </w:r>
-      <w:hyperlink w:history="1" r:id="rIdixlo4xut8_ggzlfr7uak6">
+      <w:hyperlink w:history="1" r:id="rIdfuaoph8upatunb0chajjn">
         <w:r>
           <w:rPr>
             <w:rStyle w:val="Hyperlink"/>
@@ -1239,7 +1239,7 @@
       <w:r>
         <w:t xml:space="preserve"> — modifié — </w:t>
       </w:r>
-      <w:hyperlink w:history="1" r:id="rId8jtkeepy_393xy5ce4mai">
+      <w:hyperlink w:history="1" r:id="rIdv3vspvooqhwxxdrv46owu">
         <w:r>
           <w:rPr>
             <w:rStyle w:val="Hyperlink"/>
@@ -1268,7 +1268,7 @@
       <w:r>
         <w:t xml:space="preserve"> — créé — </w:t>
       </w:r>
-      <w:hyperlink w:history="1" r:id="rIdb7w7njcbevqh2cqlishgx">
+      <w:hyperlink w:history="1" r:id="rIdwinebt4mzlqwnhwae2top">
         <w:r>
           <w:rPr>
             <w:rStyle w:val="Hyperlink"/>
@@ -1297,7 +1297,7 @@
       <w:r>
         <w:t xml:space="preserve"> — modifié — </w:t>
       </w:r>
-      <w:hyperlink w:history="1" r:id="rId8azo5wxtfepssta_tcplq">
+      <w:hyperlink w:history="1" r:id="rIdfjtescy2fsoyvn_v9eidb">
         <w:r>
           <w:rPr>
             <w:rStyle w:val="Hyperlink"/>
@@ -1326,7 +1326,7 @@
       <w:r>
         <w:t xml:space="preserve"> — modifié — </w:t>
       </w:r>
-      <w:hyperlink w:history="1" r:id="rIdwztf9ypg1watsgekxzmvl">
+      <w:hyperlink w:history="1" r:id="rIdgpxkxli1fmhkowfqe1djg">
         <w:r>
           <w:rPr>
             <w:rStyle w:val="Hyperlink"/>
@@ -1355,7 +1355,7 @@
       <w:r>
         <w:t xml:space="preserve"> — modifié — </w:t>
       </w:r>
-      <w:hyperlink w:history="1" r:id="rId-o9vbpc90kldjllnyhwhk">
+      <w:hyperlink w:history="1" r:id="rIdsl9vdclkgtgmy6jukdwxj">
         <w:r>
           <w:rPr>
             <w:rStyle w:val="Hyperlink"/>
@@ -1384,7 +1384,7 @@
       <w:r>
         <w:t xml:space="preserve"> — modifié — </w:t>
       </w:r>
-      <w:hyperlink w:history="1" r:id="rIduit0ch35wecrak9ot1_t_">
+      <w:hyperlink w:history="1" r:id="rIdjfyn-v9armgcikfxil0zx">
         <w:r>
           <w:rPr>
             <w:rStyle w:val="Hyperlink"/>
@@ -1413,7 +1413,7 @@
       <w:r>
         <w:t xml:space="preserve"> — modifié — </w:t>
       </w:r>
-      <w:hyperlink w:history="1" r:id="rIdy8rw4iyjsmwcuyq76uwd4">
+      <w:hyperlink w:history="1" r:id="rId0wgxjjjedtihhztdxihhs">
         <w:r>
           <w:rPr>
             <w:rStyle w:val="Hyperlink"/>
@@ -1442,7 +1442,7 @@
       <w:r>
         <w:t xml:space="preserve"> — modifié — </w:t>
       </w:r>
-      <w:hyperlink w:history="1" r:id="rIde9d96me7y1r43gbc0a8h4">
+      <w:hyperlink w:history="1" r:id="rId00mpbgobuj25tnavx42ml">
         <w:r>
           <w:rPr>
             <w:rStyle w:val="Hyperlink"/>
@@ -1471,7 +1471,7 @@
       <w:r>
         <w:t xml:space="preserve"> — modifié — </w:t>
       </w:r>
-      <w:hyperlink w:history="1" r:id="rIdmhdskgfzemz8tbkdonilg">
+      <w:hyperlink w:history="1" r:id="rIdxvuwvpfgdmzss0hxlnrd5">
         <w:r>
           <w:rPr>
             <w:rStyle w:val="Hyperlink"/>
@@ -1500,7 +1500,7 @@
       <w:r>
         <w:t xml:space="preserve"> — modifié — </w:t>
       </w:r>
-      <w:hyperlink w:history="1" r:id="rIdraucifk_lm1y4oy9bwnxz">
+      <w:hyperlink w:history="1" r:id="rIdqpwf3ruww3gnofknufk6l">
         <w:r>
           <w:rPr>
             <w:rStyle w:val="Hyperlink"/>
@@ -1537,7 +1537,7 @@
       <w:r>
         <w:t xml:space="preserve"> — modifié — </w:t>
       </w:r>
-      <w:hyperlink w:history="1" r:id="rIdcxgs0bqtioo9mu7zcpyua">
+      <w:hyperlink w:history="1" r:id="rId7_oxiyb3zn1ke6fnw1udk">
         <w:r>
           <w:rPr>
             <w:rStyle w:val="Hyperlink"/>
@@ -1566,7 +1566,7 @@
       <w:r>
         <w:t xml:space="preserve"> — modifié — </w:t>
       </w:r>
-      <w:hyperlink w:history="1" r:id="rIdzn33yvobhaovn-hjtq0au">
+      <w:hyperlink w:history="1" r:id="rIdr_0tzpopheu9i3b56bgc_">
         <w:r>
           <w:rPr>
             <w:rStyle w:val="Hyperlink"/>
@@ -1603,7 +1603,7 @@
       <w:r>
         <w:t xml:space="preserve"> — modifié — </w:t>
       </w:r>
-      <w:hyperlink w:history="1" r:id="rIdjd6ulsdtvwuogstfqekey">
+      <w:hyperlink w:history="1" r:id="rId7bz5rjwp_qisetdrbqjmb">
         <w:r>
           <w:rPr>
             <w:rStyle w:val="Hyperlink"/>
@@ -1632,7 +1632,7 @@
       <w:r>
         <w:t xml:space="preserve"> — modifié — </w:t>
       </w:r>
-      <w:hyperlink w:history="1" r:id="rId9rdxv7bn465ofkso4nflm">
+      <w:hyperlink w:history="1" r:id="rIdfaogbe7tsnx2nqw-pjcww">
         <w:r>
           <w:rPr>
             <w:rStyle w:val="Hyperlink"/>
@@ -1661,7 +1661,7 @@
       <w:r>
         <w:t xml:space="preserve"> — modifié — </w:t>
       </w:r>
-      <w:hyperlink w:history="1" r:id="rIdzozg_04obrxel1nq0avdt">
+      <w:hyperlink w:history="1" r:id="rIdyr26utgl7vjxlqu5cvr_k">
         <w:r>
           <w:rPr>
             <w:rStyle w:val="Hyperlink"/>

--- a/docs/developpement/phases/word/PHASE_25_MARQUE_FLAIX_EXPERT_LIEUX_ET_DIRECTEURS_DEPUIS_LE_BACK_OFFICE_MOTS_DE_.docx
+++ b/docs/developpement/phases/word/PHASE_25_MARQUE_FLAIX_EXPERT_LIEUX_ET_DIRECTEURS_DEPUIS_LE_BACK_OFFICE_MOTS_DE_.docx
@@ -20,7 +20,7 @@
       <w:r>
         <w:t xml:space="preserve">FlaiX Expert · dossier de développement · généré le 2026-10-25 depuis le dépôt </w:t>
       </w:r>
-      <w:hyperlink w:history="1" r:id="rIdvnbvstkdbbt948wn-vxao">
+      <w:hyperlink w:history="1" r:id="rIdcowtwkvbn3ltfxw3i5f6_">
         <w:r>
           <w:rPr>
             <w:rStyle w:val="Hyperlink"/>
@@ -597,7 +597,7 @@
           <w:numId w:val="2"/>
         </w:numPr>
       </w:pPr>
-      <w:hyperlink w:history="1" r:id="rIdioyjp5gexwvrh-wcuzzwv">
+      <w:hyperlink w:history="1" r:id="rIdjqixwerathn8akdaw2qbt">
         <w:r>
           <w:rPr>
             <w:rStyle w:val="Hyperlink"/>
@@ -617,7 +617,7 @@
           <w:numId w:val="2"/>
         </w:numPr>
       </w:pPr>
-      <w:hyperlink w:history="1" r:id="rIdbs-n1tmqgo_oykosncnsp">
+      <w:hyperlink w:history="1" r:id="rIdislbqp7qdzwmhzmuirmun">
         <w:r>
           <w:rPr>
             <w:rStyle w:val="Hyperlink"/>
@@ -637,7 +637,7 @@
           <w:numId w:val="2"/>
         </w:numPr>
       </w:pPr>
-      <w:hyperlink w:history="1" r:id="rIdfefmmwap-3pypkzpbi67_">
+      <w:hyperlink w:history="1" r:id="rIdi45ziuswwnouxpuumo4us">
         <w:r>
           <w:rPr>
             <w:rStyle w:val="Hyperlink"/>
@@ -685,7 +685,7 @@
       <w:r>
         <w:t xml:space="preserve"> — créé — </w:t>
       </w:r>
-      <w:hyperlink w:history="1" r:id="rIdb2ko8mlgitixfwqh6ukoc">
+      <w:hyperlink w:history="1" r:id="rIdp-pnaedyfq2446xlvfuss">
         <w:r>
           <w:rPr>
             <w:rStyle w:val="Hyperlink"/>
@@ -722,7 +722,7 @@
       <w:r>
         <w:t xml:space="preserve"> — modifié — </w:t>
       </w:r>
-      <w:hyperlink w:history="1" r:id="rIdfs0abj1vb6sxe-m2tkmas">
+      <w:hyperlink w:history="1" r:id="rIdgzvud6td_ypmirhdorpsz">
         <w:r>
           <w:rPr>
             <w:rStyle w:val="Hyperlink"/>
@@ -751,7 +751,7 @@
       <w:r>
         <w:t xml:space="preserve"> — créé — </w:t>
       </w:r>
-      <w:hyperlink w:history="1" r:id="rIdeevte12uh1jkek5zvs5on">
+      <w:hyperlink w:history="1" r:id="rId4qqo8lz4fgt6jib6xokax">
         <w:r>
           <w:rPr>
             <w:rStyle w:val="Hyperlink"/>
@@ -780,7 +780,7 @@
       <w:r>
         <w:t xml:space="preserve"> — modifié — </w:t>
       </w:r>
-      <w:hyperlink w:history="1" r:id="rIdj3czpfvw_f5cwdkl5scxa">
+      <w:hyperlink w:history="1" r:id="rIdziqys-qro_kokp-7ngocg">
         <w:r>
           <w:rPr>
             <w:rStyle w:val="Hyperlink"/>
@@ -809,7 +809,7 @@
       <w:r>
         <w:t xml:space="preserve"> — créé — </w:t>
       </w:r>
-      <w:hyperlink w:history="1" r:id="rId9qhoj0qrxju-mc3xupncg">
+      <w:hyperlink w:history="1" r:id="rIdp5j6ywcwszazrv6brotrw">
         <w:r>
           <w:rPr>
             <w:rStyle w:val="Hyperlink"/>
@@ -846,7 +846,7 @@
       <w:r>
         <w:t xml:space="preserve"> — modifié — </w:t>
       </w:r>
-      <w:hyperlink w:history="1" r:id="rIdkdt7quhrkgjwzevgkxqya">
+      <w:hyperlink w:history="1" r:id="rIdp8p12bza1ovm5ifmtpj3x">
         <w:r>
           <w:rPr>
             <w:rStyle w:val="Hyperlink"/>
@@ -875,7 +875,7 @@
       <w:r>
         <w:t xml:space="preserve"> — modifié — </w:t>
       </w:r>
-      <w:hyperlink w:history="1" r:id="rIdjnal13vmv-j1onzfpsowj">
+      <w:hyperlink w:history="1" r:id="rIdiecpptzuvq1pxboxsrl6r">
         <w:r>
           <w:rPr>
             <w:rStyle w:val="Hyperlink"/>
@@ -904,7 +904,7 @@
       <w:r>
         <w:t xml:space="preserve"> — modifié — </w:t>
       </w:r>
-      <w:hyperlink w:history="1" r:id="rId2s-gx6dg3go-lyeenwzze">
+      <w:hyperlink w:history="1" r:id="rIdy5gn8ljnwd9xggutnxxxe">
         <w:r>
           <w:rPr>
             <w:rStyle w:val="Hyperlink"/>
@@ -933,7 +933,7 @@
       <w:r>
         <w:t xml:space="preserve"> — créé — </w:t>
       </w:r>
-      <w:hyperlink w:history="1" r:id="rIdbl_i0k-fkahmcahemz1jk">
+      <w:hyperlink w:history="1" r:id="rIdadc3lguq2ck_806izhzxc">
         <w:r>
           <w:rPr>
             <w:rStyle w:val="Hyperlink"/>
@@ -970,7 +970,7 @@
       <w:r>
         <w:t xml:space="preserve"> — modifié — </w:t>
       </w:r>
-      <w:hyperlink w:history="1" r:id="rIdwqkoj9rxbbb4yy6tx21qm">
+      <w:hyperlink w:history="1" r:id="rId15nq6wygamsowjcl2wy6c">
         <w:r>
           <w:rPr>
             <w:rStyle w:val="Hyperlink"/>
@@ -999,7 +999,7 @@
       <w:r>
         <w:t xml:space="preserve"> — modifié — </w:t>
       </w:r>
-      <w:hyperlink w:history="1" r:id="rIducvrg1he2at90b0guzcle">
+      <w:hyperlink w:history="1" r:id="rIdprohwqvisazrdhfng1gfy">
         <w:r>
           <w:rPr>
             <w:rStyle w:val="Hyperlink"/>
@@ -1028,7 +1028,7 @@
       <w:r>
         <w:t xml:space="preserve"> — modifié — </w:t>
       </w:r>
-      <w:hyperlink w:history="1" r:id="rIdb96xxdmtwdljvnbnykds1">
+      <w:hyperlink w:history="1" r:id="rIdkfycpbjzcn--rqjo1jeej">
         <w:r>
           <w:rPr>
             <w:rStyle w:val="Hyperlink"/>
@@ -1057,7 +1057,7 @@
       <w:r>
         <w:t xml:space="preserve"> — modifié — </w:t>
       </w:r>
-      <w:hyperlink w:history="1" r:id="rIdxsudnr5tu7mehpaqlk_fj">
+      <w:hyperlink w:history="1" r:id="rIdqjpjbpg7iiiwan3znm71u">
         <w:r>
           <w:rPr>
             <w:rStyle w:val="Hyperlink"/>
@@ -1086,7 +1086,7 @@
       <w:r>
         <w:t xml:space="preserve"> — modifié — </w:t>
       </w:r>
-      <w:hyperlink w:history="1" r:id="rIdycut3ulnnhmasqfkseka9">
+      <w:hyperlink w:history="1" r:id="rId-lspnlyhee96qbwostcv4">
         <w:r>
           <w:rPr>
             <w:rStyle w:val="Hyperlink"/>
@@ -1115,7 +1115,7 @@
       <w:r>
         <w:t xml:space="preserve"> — modifié — </w:t>
       </w:r>
-      <w:hyperlink w:history="1" r:id="rIdhisgigit9fp6au5sd8app">
+      <w:hyperlink w:history="1" r:id="rIdjuxufvnzcbchkiwgocv2x">
         <w:r>
           <w:rPr>
             <w:rStyle w:val="Hyperlink"/>
@@ -1144,7 +1144,7 @@
       <w:r>
         <w:t xml:space="preserve"> — modifié — </w:t>
       </w:r>
-      <w:hyperlink w:history="1" r:id="rIdlzrzeluxvfbdwgs0tywbn">
+      <w:hyperlink w:history="1" r:id="rIdrsa_5lwplojhdrzzsq4c_">
         <w:r>
           <w:rPr>
             <w:rStyle w:val="Hyperlink"/>
@@ -1173,7 +1173,7 @@
       <w:r>
         <w:t xml:space="preserve"> — modifié — </w:t>
       </w:r>
-      <w:hyperlink w:history="1" r:id="rId0kuhy5sxjxirtsf-ar14k">
+      <w:hyperlink w:history="1" r:id="rIduceszqofgfkov83jmhqli">
         <w:r>
           <w:rPr>
             <w:rStyle w:val="Hyperlink"/>
@@ -1210,7 +1210,7 @@
       <w:r>
         <w:t xml:space="preserve"> — modifié — </w:t>
       </w:r>
-      <w:hyperlink w:history="1" r:id="rIdfuaoph8upatunb0chajjn">
+      <w:hyperlink w:history="1" r:id="rIdv08p62ko57v5zi2f0hpy5">
         <w:r>
           <w:rPr>
             <w:rStyle w:val="Hyperlink"/>
@@ -1239,7 +1239,7 @@
       <w:r>
         <w:t xml:space="preserve"> — modifié — </w:t>
       </w:r>
-      <w:hyperlink w:history="1" r:id="rIdv3vspvooqhwxxdrv46owu">
+      <w:hyperlink w:history="1" r:id="rId6psrgdz_ekoalalypqaig">
         <w:r>
           <w:rPr>
             <w:rStyle w:val="Hyperlink"/>
@@ -1268,7 +1268,7 @@
       <w:r>
         <w:t xml:space="preserve"> — créé — </w:t>
       </w:r>
-      <w:hyperlink w:history="1" r:id="rIdwinebt4mzlqwnhwae2top">
+      <w:hyperlink w:history="1" r:id="rId96xywz5_aajqxyoz-i7xk">
         <w:r>
           <w:rPr>
             <w:rStyle w:val="Hyperlink"/>
@@ -1297,7 +1297,7 @@
       <w:r>
         <w:t xml:space="preserve"> — modifié — </w:t>
       </w:r>
-      <w:hyperlink w:history="1" r:id="rIdfjtescy2fsoyvn_v9eidb">
+      <w:hyperlink w:history="1" r:id="rIdeheusk7kwey3wb2zgd7cg">
         <w:r>
           <w:rPr>
             <w:rStyle w:val="Hyperlink"/>
@@ -1326,7 +1326,7 @@
       <w:r>
         <w:t xml:space="preserve"> — modifié — </w:t>
       </w:r>
-      <w:hyperlink w:history="1" r:id="rIdgpxkxli1fmhkowfqe1djg">
+      <w:hyperlink w:history="1" r:id="rIdbqibwm3m4cgc_mwfdfhpn">
         <w:r>
           <w:rPr>
             <w:rStyle w:val="Hyperlink"/>
@@ -1355,7 +1355,7 @@
       <w:r>
         <w:t xml:space="preserve"> — modifié — </w:t>
       </w:r>
-      <w:hyperlink w:history="1" r:id="rIdsl9vdclkgtgmy6jukdwxj">
+      <w:hyperlink w:history="1" r:id="rIdr9m96l2twoskuc6sfjsyy">
         <w:r>
           <w:rPr>
             <w:rStyle w:val="Hyperlink"/>
@@ -1384,7 +1384,7 @@
       <w:r>
         <w:t xml:space="preserve"> — modifié — </w:t>
       </w:r>
-      <w:hyperlink w:history="1" r:id="rIdjfyn-v9armgcikfxil0zx">
+      <w:hyperlink w:history="1" r:id="rIdt-0jmfvbbcieeb_3cqoih">
         <w:r>
           <w:rPr>
             <w:rStyle w:val="Hyperlink"/>
@@ -1413,7 +1413,7 @@
       <w:r>
         <w:t xml:space="preserve"> — modifié — </w:t>
       </w:r>
-      <w:hyperlink w:history="1" r:id="rId0wgxjjjedtihhztdxihhs">
+      <w:hyperlink w:history="1" r:id="rIdkfhmskknc-iuq1oesszf7">
         <w:r>
           <w:rPr>
             <w:rStyle w:val="Hyperlink"/>
@@ -1442,7 +1442,7 @@
       <w:r>
         <w:t xml:space="preserve"> — modifié — </w:t>
       </w:r>
-      <w:hyperlink w:history="1" r:id="rId00mpbgobuj25tnavx42ml">
+      <w:hyperlink w:history="1" r:id="rIdg1nhnbchtu_bwxepqmgsv">
         <w:r>
           <w:rPr>
             <w:rStyle w:val="Hyperlink"/>
@@ -1471,7 +1471,7 @@
       <w:r>
         <w:t xml:space="preserve"> — modifié — </w:t>
       </w:r>
-      <w:hyperlink w:history="1" r:id="rIdxvuwvpfgdmzss0hxlnrd5">
+      <w:hyperlink w:history="1" r:id="rId84gvqpweiaq8spll32gyk">
         <w:r>
           <w:rPr>
             <w:rStyle w:val="Hyperlink"/>
@@ -1500,7 +1500,7 @@
       <w:r>
         <w:t xml:space="preserve"> — modifié — </w:t>
       </w:r>
-      <w:hyperlink w:history="1" r:id="rIdqpwf3ruww3gnofknufk6l">
+      <w:hyperlink w:history="1" r:id="rIdz8c-4kkpjcnoekqratyfy">
         <w:r>
           <w:rPr>
             <w:rStyle w:val="Hyperlink"/>
@@ -1537,7 +1537,7 @@
       <w:r>
         <w:t xml:space="preserve"> — modifié — </w:t>
       </w:r>
-      <w:hyperlink w:history="1" r:id="rId7_oxiyb3zn1ke6fnw1udk">
+      <w:hyperlink w:history="1" r:id="rIdfdepuycdnz9wnxxadwpls">
         <w:r>
           <w:rPr>
             <w:rStyle w:val="Hyperlink"/>
@@ -1566,7 +1566,7 @@
       <w:r>
         <w:t xml:space="preserve"> — modifié — </w:t>
       </w:r>
-      <w:hyperlink w:history="1" r:id="rIdr_0tzpopheu9i3b56bgc_">
+      <w:hyperlink w:history="1" r:id="rIdh8k1yja3edlcsrb2_ciov">
         <w:r>
           <w:rPr>
             <w:rStyle w:val="Hyperlink"/>
@@ -1603,7 +1603,7 @@
       <w:r>
         <w:t xml:space="preserve"> — modifié — </w:t>
       </w:r>
-      <w:hyperlink w:history="1" r:id="rId7bz5rjwp_qisetdrbqjmb">
+      <w:hyperlink w:history="1" r:id="rIdhy1q2xi4iktcn-rzuruep">
         <w:r>
           <w:rPr>
             <w:rStyle w:val="Hyperlink"/>
@@ -1632,7 +1632,7 @@
       <w:r>
         <w:t xml:space="preserve"> — modifié — </w:t>
       </w:r>
-      <w:hyperlink w:history="1" r:id="rIdfaogbe7tsnx2nqw-pjcww">
+      <w:hyperlink w:history="1" r:id="rIdommxga9rz34fcvu6oxdag">
         <w:r>
           <w:rPr>
             <w:rStyle w:val="Hyperlink"/>
@@ -1661,7 +1661,7 @@
       <w:r>
         <w:t xml:space="preserve"> — modifié — </w:t>
       </w:r>
-      <w:hyperlink w:history="1" r:id="rIdyr26utgl7vjxlqu5cvr_k">
+      <w:hyperlink w:history="1" r:id="rIdqkm1nqczxjzujr1wa9ocb">
         <w:r>
           <w:rPr>
             <w:rStyle w:val="Hyperlink"/>
